--- a/断裂相场法总结.docx
+++ b/断裂相场法总结.docx
@@ -18708,7 +18708,8 @@
           <w:lang w:val="en-US" w:eastAsia="zh-CN"/>
         </w:rPr>
         <w:object>
-          <v:shape id="_x0000_i1190" o:spt="75" type="#_x0000_t75" style="height:66pt;width:170pt;" o:ole="t" filled="f" o:preferrelative="t" stroked="f" coordsize="21600,21600">
+          <v:shape id="_x0000_i1087" o:spt="75" type="#_x0000_t75" style="height:66pt;width:170pt;" o:ole="t" filled="f" o:preferrelative="t" stroked="f" coordsize="21600,21600">
+            <v:path/>
             <v:fill on="f" focussize="0,0"/>
             <v:stroke on="f"/>
             <v:imagedata r:id="rId143" o:title=""/>
@@ -18716,7 +18717,7 @@
             <w10:wrap type="none"/>
             <w10:anchorlock/>
           </v:shape>
-          <o:OLEObject Type="Embed" ProgID="DSEquations" ShapeID="_x0000_i1190" DrawAspect="Content" ObjectID="_1468075787" r:id="rId142">
+          <o:OLEObject Type="Embed" ProgID="DSEquations" ShapeID="_x0000_i1087" DrawAspect="Content" ObjectID="_1468075787" r:id="rId142">
             <o:LockedField>false</o:LockedField>
           </o:OLEObject>
         </w:object>
@@ -18898,7 +18899,8 @@
           <w:lang w:val="en-US" w:eastAsia="zh-CN"/>
         </w:rPr>
         <w:object>
-          <v:shape id="_x0000_i1191" o:spt="75" type="#_x0000_t75" style="height:66pt;width:170pt;" o:ole="t" filled="f" o:preferrelative="t" stroked="f" coordsize="21600,21600">
+          <v:shape id="_x0000_i1088" o:spt="75" type="#_x0000_t75" style="height:66pt;width:170pt;" o:ole="t" filled="f" o:preferrelative="t" stroked="f" coordsize="21600,21600">
+            <v:path/>
             <v:fill on="f" focussize="0,0"/>
             <v:stroke on="f"/>
             <v:imagedata r:id="rId145" o:title=""/>
@@ -18906,7 +18908,7 @@
             <w10:wrap type="none"/>
             <w10:anchorlock/>
           </v:shape>
-          <o:OLEObject Type="Embed" ProgID="DSEquations" ShapeID="_x0000_i1191" DrawAspect="Content" ObjectID="_1468075788" r:id="rId144">
+          <o:OLEObject Type="Embed" ProgID="DSEquations" ShapeID="_x0000_i1088" DrawAspect="Content" ObjectID="_1468075788" r:id="rId144">
             <o:LockedField>false</o:LockedField>
           </o:OLEObject>
         </w:object>
@@ -19113,7 +19115,8 @@
           <w:lang w:val="en-US" w:eastAsia="zh-CN"/>
         </w:rPr>
         <w:object>
-          <v:shape id="_x0000_i1192" o:spt="75" type="#_x0000_t75" style="height:31pt;width:207pt;" o:ole="t" filled="f" o:preferrelative="t" stroked="f" coordsize="21600,21600">
+          <v:shape id="_x0000_i1089" o:spt="75" type="#_x0000_t75" style="height:31pt;width:207pt;" o:ole="t" filled="f" o:preferrelative="t" stroked="f" coordsize="21600,21600">
+            <v:path/>
             <v:fill on="f" focussize="0,0"/>
             <v:stroke on="f"/>
             <v:imagedata r:id="rId147" o:title=""/>
@@ -19121,7 +19124,7 @@
             <w10:wrap type="none"/>
             <w10:anchorlock/>
           </v:shape>
-          <o:OLEObject Type="Embed" ProgID="DSEquations" ShapeID="_x0000_i1192" DrawAspect="Content" ObjectID="_1468075789" r:id="rId146">
+          <o:OLEObject Type="Embed" ProgID="DSEquations" ShapeID="_x0000_i1089" DrawAspect="Content" ObjectID="_1468075789" r:id="rId146">
             <o:LockedField>false</o:LockedField>
           </o:OLEObject>
         </w:object>
@@ -19315,7 +19318,7 @@
           <w:lang w:val="en-US" w:eastAsia="zh-CN"/>
         </w:rPr>
         <w:object>
-          <v:shape id="_x0000_i1194" o:spt="75" alt="" type="#_x0000_t75" style="height:19pt;width:19pt;" o:ole="t" filled="f" o:preferrelative="t" stroked="f" coordsize="21600,21600">
+          <v:shape id="_x0000_i1090" o:spt="75" type="#_x0000_t75" style="height:19pt;width:19pt;" o:ole="t" filled="f" o:preferrelative="t" stroked="f" coordsize="21600,21600">
             <v:path/>
             <v:fill on="f" focussize="0,0"/>
             <v:stroke on="f"/>
@@ -19324,7 +19327,7 @@
             <w10:wrap type="none"/>
             <w10:anchorlock/>
           </v:shape>
-          <o:OLEObject Type="Embed" ProgID="DSEquations" ShapeID="_x0000_i1194" DrawAspect="Content" ObjectID="_1468075790" r:id="rId148">
+          <o:OLEObject Type="Embed" ProgID="DSEquations" ShapeID="_x0000_i1090" DrawAspect="Content" ObjectID="_1468075790" r:id="rId148">
             <o:LockedField>false</o:LockedField>
           </o:OLEObject>
         </w:object>
@@ -19352,7 +19355,8 @@
           <w:lang w:val="en-US" w:eastAsia="zh-CN"/>
         </w:rPr>
         <w:object>
-          <v:shape id="_x0000_i1195" o:spt="75" type="#_x0000_t75" style="height:18pt;width:13pt;" o:ole="t" filled="f" o:preferrelative="t" stroked="f" coordsize="21600,21600">
+          <v:shape id="_x0000_i1091" o:spt="75" type="#_x0000_t75" style="height:18pt;width:13pt;" o:ole="t" filled="f" o:preferrelative="t" stroked="f" coordsize="21600,21600">
+            <v:path/>
             <v:fill on="f" focussize="0,0"/>
             <v:stroke on="f"/>
             <v:imagedata r:id="rId151" o:title=""/>
@@ -19360,7 +19364,7 @@
             <w10:wrap type="none"/>
             <w10:anchorlock/>
           </v:shape>
-          <o:OLEObject Type="Embed" ProgID="DSEquations" ShapeID="_x0000_i1195" DrawAspect="Content" ObjectID="_1468075791" r:id="rId150">
+          <o:OLEObject Type="Embed" ProgID="DSEquations" ShapeID="_x0000_i1091" DrawAspect="Content" ObjectID="_1468075791" r:id="rId150">
             <o:LockedField>false</o:LockedField>
           </o:OLEObject>
         </w:object>
@@ -19388,7 +19392,8 @@
           <w:lang w:val="en-US" w:eastAsia="zh-CN"/>
         </w:rPr>
         <w:object>
-          <v:shape id="_x0000_i1196" o:spt="75" type="#_x0000_t75" style="height:19pt;width:18pt;" o:ole="t" filled="f" o:preferrelative="t" stroked="f" coordsize="21600,21600">
+          <v:shape id="_x0000_i1092" o:spt="75" type="#_x0000_t75" style="height:19pt;width:18pt;" o:ole="t" filled="f" o:preferrelative="t" stroked="f" coordsize="21600,21600">
+            <v:path/>
             <v:fill on="f" focussize="0,0"/>
             <v:stroke on="f"/>
             <v:imagedata r:id="rId153" o:title=""/>
@@ -19396,7 +19401,7 @@
             <w10:wrap type="none"/>
             <w10:anchorlock/>
           </v:shape>
-          <o:OLEObject Type="Embed" ProgID="DSEquations" ShapeID="_x0000_i1196" DrawAspect="Content" ObjectID="_1468075792" r:id="rId152">
+          <o:OLEObject Type="Embed" ProgID="DSEquations" ShapeID="_x0000_i1092" DrawAspect="Content" ObjectID="_1468075792" r:id="rId152">
             <o:LockedField>false</o:LockedField>
           </o:OLEObject>
         </w:object>
@@ -19424,7 +19429,8 @@
           <w:lang w:val="en-US" w:eastAsia="zh-CN"/>
         </w:rPr>
         <w:object>
-          <v:shape id="_x0000_i1197" o:spt="75" type="#_x0000_t75" style="height:19pt;width:13pt;" o:ole="t" filled="f" o:preferrelative="t" stroked="f" coordsize="21600,21600">
+          <v:shape id="_x0000_i1093" o:spt="75" type="#_x0000_t75" style="height:19pt;width:13pt;" o:ole="t" filled="f" o:preferrelative="t" stroked="f" coordsize="21600,21600">
+            <v:path/>
             <v:fill on="f" focussize="0,0"/>
             <v:stroke on="f"/>
             <v:imagedata r:id="rId155" o:title=""/>
@@ -19432,7 +19438,7 @@
             <w10:wrap type="none"/>
             <w10:anchorlock/>
           </v:shape>
-          <o:OLEObject Type="Embed" ProgID="DSEquations" ShapeID="_x0000_i1197" DrawAspect="Content" ObjectID="_1468075793" r:id="rId154">
+          <o:OLEObject Type="Embed" ProgID="DSEquations" ShapeID="_x0000_i1093" DrawAspect="Content" ObjectID="_1468075793" r:id="rId154">
             <o:LockedField>false</o:LockedField>
           </o:OLEObject>
         </w:object>
@@ -19473,7 +19479,8 @@
           <w:lang w:val="en-US" w:eastAsia="zh-CN"/>
         </w:rPr>
         <w:object>
-          <v:shape id="_x0000_i1198" o:spt="75" type="#_x0000_t75" style="height:31pt;width:258pt;" o:ole="t" filled="f" o:preferrelative="t" stroked="f" coordsize="21600,21600">
+          <v:shape id="_x0000_i1094" o:spt="75" type="#_x0000_t75" style="height:31pt;width:258pt;" o:ole="t" filled="f" o:preferrelative="t" stroked="f" coordsize="21600,21600">
+            <v:path/>
             <v:fill on="f" focussize="0,0"/>
             <v:stroke on="f"/>
             <v:imagedata r:id="rId157" o:title=""/>
@@ -19481,7 +19488,7 @@
             <w10:wrap type="none"/>
             <w10:anchorlock/>
           </v:shape>
-          <o:OLEObject Type="Embed" ProgID="DSEquations" ShapeID="_x0000_i1198" DrawAspect="Content" ObjectID="_1468075794" r:id="rId156">
+          <o:OLEObject Type="Embed" ProgID="DSEquations" ShapeID="_x0000_i1094" DrawAspect="Content" ObjectID="_1468075794" r:id="rId156">
             <o:LockedField>false</o:LockedField>
           </o:OLEObject>
         </w:object>
@@ -19683,7 +19690,8 @@
           <w:lang w:val="en-US" w:eastAsia="zh-CN"/>
         </w:rPr>
         <w:object>
-          <v:shape id="_x0000_i1199" o:spt="75" type="#_x0000_t75" style="height:37pt;width:102pt;" o:ole="t" filled="f" o:preferrelative="t" stroked="f" coordsize="21600,21600">
+          <v:shape id="_x0000_i1095" o:spt="75" type="#_x0000_t75" style="height:37pt;width:102pt;" o:ole="t" filled="f" o:preferrelative="t" stroked="f" coordsize="21600,21600">
+            <v:path/>
             <v:fill on="f" focussize="0,0"/>
             <v:stroke on="f"/>
             <v:imagedata r:id="rId159" o:title=""/>
@@ -19691,7 +19699,7 @@
             <w10:wrap type="none"/>
             <w10:anchorlock/>
           </v:shape>
-          <o:OLEObject Type="Embed" ProgID="DSEquations" ShapeID="_x0000_i1199" DrawAspect="Content" ObjectID="_1468075795" r:id="rId158">
+          <o:OLEObject Type="Embed" ProgID="DSEquations" ShapeID="_x0000_i1095" DrawAspect="Content" ObjectID="_1468075795" r:id="rId158">
             <o:LockedField>false</o:LockedField>
           </o:OLEObject>
         </w:object>
@@ -19981,7 +19989,7 @@
           <w:lang w:val="en-US" w:eastAsia="zh-CN"/>
         </w:rPr>
         <w:object>
-          <v:shape id="_x0000_i1087" o:spt="75" type="#_x0000_t75" style="height:18pt;width:54pt;" o:ole="t" filled="f" o:preferrelative="t" stroked="f" coordsize="21600,21600">
+          <v:shape id="_x0000_i1096" o:spt="75" type="#_x0000_t75" style="height:18pt;width:54pt;" o:ole="t" filled="f" o:preferrelative="t" stroked="f" coordsize="21600,21600">
             <v:path/>
             <v:fill on="f" focussize="0,0"/>
             <v:stroke on="f"/>
@@ -19990,7 +19998,7 @@
             <w10:wrap type="none"/>
             <w10:anchorlock/>
           </v:shape>
-          <o:OLEObject Type="Embed" ProgID="DSEquations" ShapeID="_x0000_i1087" DrawAspect="Content" ObjectID="_1468075796" r:id="rId160">
+          <o:OLEObject Type="Embed" ProgID="DSEquations" ShapeID="_x0000_i1096" DrawAspect="Content" ObjectID="_1468075796" r:id="rId160">
             <o:LockedField>false</o:LockedField>
           </o:OLEObject>
         </w:object>
@@ -20204,7 +20212,7 @@
           <w:lang w:val="en-US" w:eastAsia="zh-CN"/>
         </w:rPr>
         <w:object>
-          <v:shape id="_x0000_i1088" o:spt="75" type="#_x0000_t75" style="height:118pt;width:321pt;" o:ole="t" filled="f" o:preferrelative="t" stroked="f" coordsize="21600,21600">
+          <v:shape id="_x0000_i1097" o:spt="75" type="#_x0000_t75" style="height:118pt;width:321pt;" o:ole="t" filled="f" o:preferrelative="t" stroked="f" coordsize="21600,21600">
             <v:path/>
             <v:fill on="f" focussize="0,0"/>
             <v:stroke on="f"/>
@@ -20213,7 +20221,7 @@
             <w10:wrap type="none"/>
             <w10:anchorlock/>
           </v:shape>
-          <o:OLEObject Type="Embed" ProgID="DSEquations" ShapeID="_x0000_i1088" DrawAspect="Content" ObjectID="_1468075797" r:id="rId162">
+          <o:OLEObject Type="Embed" ProgID="DSEquations" ShapeID="_x0000_i1097" DrawAspect="Content" ObjectID="_1468075797" r:id="rId162">
             <o:LockedField>false</o:LockedField>
           </o:OLEObject>
         </w:object>
@@ -20428,7 +20436,7 @@
           <w:lang w:val="en-US" w:eastAsia="zh-CN"/>
         </w:rPr>
         <w:object>
-          <v:shape id="_x0000_i1089" o:spt="75" type="#_x0000_t75" style="height:31pt;width:162pt;" o:ole="t" filled="f" o:preferrelative="t" stroked="f" coordsize="21600,21600">
+          <v:shape id="_x0000_i1098" o:spt="75" type="#_x0000_t75" style="height:31pt;width:162pt;" o:ole="t" filled="f" o:preferrelative="t" stroked="f" coordsize="21600,21600">
             <v:path/>
             <v:fill on="f" focussize="0,0"/>
             <v:stroke on="f"/>
@@ -20437,7 +20445,7 @@
             <w10:wrap type="none"/>
             <w10:anchorlock/>
           </v:shape>
-          <o:OLEObject Type="Embed" ProgID="DSEquations" ShapeID="_x0000_i1089" DrawAspect="Content" ObjectID="_1468075798" r:id="rId164">
+          <o:OLEObject Type="Embed" ProgID="DSEquations" ShapeID="_x0000_i1098" DrawAspect="Content" ObjectID="_1468075798" r:id="rId164">
             <o:LockedField>false</o:LockedField>
           </o:OLEObject>
         </w:object>
@@ -20652,7 +20660,7 @@
           <w:lang w:val="en-US" w:eastAsia="zh-CN"/>
         </w:rPr>
         <w:object>
-          <v:shape id="_x0000_i1090" o:spt="75" type="#_x0000_t75" style="height:106pt;width:168pt;" o:ole="t" filled="f" o:preferrelative="t" stroked="f" coordsize="21600,21600">
+          <v:shape id="_x0000_i1099" o:spt="75" type="#_x0000_t75" style="height:106pt;width:168pt;" o:ole="t" filled="f" o:preferrelative="t" stroked="f" coordsize="21600,21600">
             <v:path/>
             <v:fill on="f" focussize="0,0"/>
             <v:stroke on="f"/>
@@ -20661,7 +20669,7 @@
             <w10:wrap type="none"/>
             <w10:anchorlock/>
           </v:shape>
-          <o:OLEObject Type="Embed" ProgID="DSEquations" ShapeID="_x0000_i1090" DrawAspect="Content" ObjectID="_1468075799" r:id="rId166">
+          <o:OLEObject Type="Embed" ProgID="DSEquations" ShapeID="_x0000_i1099" DrawAspect="Content" ObjectID="_1468075799" r:id="rId166">
             <o:LockedField>false</o:LockedField>
           </o:OLEObject>
         </w:object>
@@ -20863,7 +20871,8 @@
           <w:lang w:val="en-US" w:eastAsia="zh-CN"/>
         </w:rPr>
         <w:object>
-          <v:shape id="_x0000_i1228" o:spt="75" type="#_x0000_t75" style="height:33pt;width:58pt;" o:ole="t" filled="f" o:preferrelative="t" stroked="f" coordsize="21600,21600">
+          <v:shape id="_x0000_i1100" o:spt="75" type="#_x0000_t75" style="height:33pt;width:58pt;" o:ole="t" filled="f" o:preferrelative="t" stroked="f" coordsize="21600,21600">
+            <v:path/>
             <v:fill on="f" focussize="0,0"/>
             <v:stroke on="f"/>
             <v:imagedata r:id="rId169" o:title=""/>
@@ -20871,7 +20880,7 @@
             <w10:wrap type="none"/>
             <w10:anchorlock/>
           </v:shape>
-          <o:OLEObject Type="Embed" ProgID="DSEquations" ShapeID="_x0000_i1228" DrawAspect="Content" ObjectID="_1468075800" r:id="rId168">
+          <o:OLEObject Type="Embed" ProgID="DSEquations" ShapeID="_x0000_i1100" DrawAspect="Content" ObjectID="_1468075800" r:id="rId168">
             <o:LockedField>false</o:LockedField>
           </o:OLEObject>
         </w:object>
@@ -21040,8 +21049,6 @@
           <w:lang w:val="en-US" w:eastAsia="zh-CN"/>
         </w:rPr>
       </w:pPr>
-      <w:bookmarkStart w:id="3" w:name="_GoBack"/>
-      <w:bookmarkEnd w:id="3"/>
       <w:r>
         <w:rPr>
           <w:rFonts w:hint="eastAsia"/>
@@ -21113,7 +21120,7 @@
           <w:lang w:val="en-US" w:eastAsia="zh-CN"/>
         </w:rPr>
         <w:object>
-          <v:shape id="_x0000_i1091" o:spt="75" type="#_x0000_t75" style="height:84pt;width:244pt;" o:ole="t" filled="f" o:preferrelative="t" stroked="f" coordsize="21600,21600">
+          <v:shape id="_x0000_i1101" o:spt="75" type="#_x0000_t75" style="height:84pt;width:244pt;" o:ole="t" filled="f" o:preferrelative="t" stroked="f" coordsize="21600,21600">
             <v:path/>
             <v:fill on="f" focussize="0,0"/>
             <v:stroke on="f"/>
@@ -21122,7 +21129,7 @@
             <w10:wrap type="none"/>
             <w10:anchorlock/>
           </v:shape>
-          <o:OLEObject Type="Embed" ProgID="DSEquations" ShapeID="_x0000_i1091" DrawAspect="Content" ObjectID="_1468075801" r:id="rId170">
+          <o:OLEObject Type="Embed" ProgID="DSEquations" ShapeID="_x0000_i1101" DrawAspect="Content" ObjectID="_1468075801" r:id="rId170">
             <o:LockedField>false</o:LockedField>
           </o:OLEObject>
         </w:object>
@@ -21308,7 +21315,7 @@
           <w:lang w:val="en-US" w:eastAsia="zh-CN"/>
         </w:rPr>
         <w:object>
-          <v:shape id="_x0000_i1092" o:spt="75" type="#_x0000_t75" style="height:15pt;width:40pt;" o:ole="t" filled="f" o:preferrelative="t" stroked="f" coordsize="21600,21600">
+          <v:shape id="_x0000_i1102" o:spt="75" type="#_x0000_t75" style="height:15pt;width:40pt;" o:ole="t" filled="f" o:preferrelative="t" stroked="f" coordsize="21600,21600">
             <v:path/>
             <v:fill on="f" focussize="0,0"/>
             <v:stroke on="f"/>
@@ -21317,7 +21324,7 @@
             <w10:wrap type="none"/>
             <w10:anchorlock/>
           </v:shape>
-          <o:OLEObject Type="Embed" ProgID="DSEquations" ShapeID="_x0000_i1092" DrawAspect="Content" ObjectID="_1468075802" r:id="rId172">
+          <o:OLEObject Type="Embed" ProgID="DSEquations" ShapeID="_x0000_i1102" DrawAspect="Content" ObjectID="_1468075802" r:id="rId172">
             <o:LockedField>false</o:LockedField>
           </o:OLEObject>
         </w:object>
@@ -21406,7 +21413,7 @@
           <w:lang w:val="en-US" w:eastAsia="zh-CN"/>
         </w:rPr>
         <w:object>
-          <v:shape id="_x0000_i1093" o:spt="75" type="#_x0000_t75" style="height:78pt;width:106pt;" o:ole="t" filled="f" o:preferrelative="t" stroked="f" coordsize="21600,21600">
+          <v:shape id="_x0000_i1103" o:spt="75" type="#_x0000_t75" style="height:78pt;width:106pt;" o:ole="t" filled="f" o:preferrelative="t" stroked="f" coordsize="21600,21600">
             <v:path/>
             <v:fill on="f" focussize="0,0"/>
             <v:stroke on="f"/>
@@ -21415,7 +21422,7 @@
             <w10:wrap type="none"/>
             <w10:anchorlock/>
           </v:shape>
-          <o:OLEObject Type="Embed" ProgID="DSEquations" ShapeID="_x0000_i1093" DrawAspect="Content" ObjectID="_1468075803" r:id="rId174">
+          <o:OLEObject Type="Embed" ProgID="DSEquations" ShapeID="_x0000_i1103" DrawAspect="Content" ObjectID="_1468075803" r:id="rId174">
             <o:LockedField>false</o:LockedField>
           </o:OLEObject>
         </w:object>
@@ -21694,7 +21701,7 @@
           <w:lang w:val="en-US" w:eastAsia="zh-CN"/>
         </w:rPr>
         <w:object>
-          <v:shape id="_x0000_i1094" o:spt="75" alt="" type="#_x0000_t75" style="height:48pt;width:92pt;" o:ole="t" filled="f" o:preferrelative="t" stroked="f" coordsize="21600,21600">
+          <v:shape id="_x0000_i1104" o:spt="75" type="#_x0000_t75" style="height:48pt;width:92pt;" o:ole="t" filled="f" o:preferrelative="t" stroked="f" coordsize="21600,21600">
             <v:path/>
             <v:fill on="f" focussize="0,0"/>
             <v:stroke on="f"/>
@@ -21703,7 +21710,7 @@
             <w10:wrap type="none"/>
             <w10:anchorlock/>
           </v:shape>
-          <o:OLEObject Type="Embed" ProgID="DSEquations" ShapeID="_x0000_i1094" DrawAspect="Content" ObjectID="_1468075804" r:id="rId176">
+          <o:OLEObject Type="Embed" ProgID="DSEquations" ShapeID="_x0000_i1104" DrawAspect="Content" ObjectID="_1468075804" r:id="rId176">
             <o:LockedField>false</o:LockedField>
           </o:OLEObject>
         </w:object>
@@ -21952,7 +21959,7 @@
           <w:lang w:val="en-US" w:eastAsia="zh-CN"/>
         </w:rPr>
         <w:object>
-          <v:shape id="_x0000_i1095" o:spt="75" type="#_x0000_t75" style="height:18pt;width:13.95pt;" o:ole="t" filled="f" o:preferrelative="t" stroked="f" coordsize="21600,21600">
+          <v:shape id="_x0000_i1105" o:spt="75" type="#_x0000_t75" style="height:18pt;width:13.95pt;" o:ole="t" filled="f" o:preferrelative="t" stroked="f" coordsize="21600,21600">
             <v:path/>
             <v:fill on="f" focussize="0,0"/>
             <v:stroke on="f"/>
@@ -21961,7 +21968,7 @@
             <w10:wrap type="none"/>
             <w10:anchorlock/>
           </v:shape>
-          <o:OLEObject Type="Embed" ProgID="DSEquations" ShapeID="_x0000_i1095" DrawAspect="Content" ObjectID="_1468075805" r:id="rId178">
+          <o:OLEObject Type="Embed" ProgID="DSEquations" ShapeID="_x0000_i1105" DrawAspect="Content" ObjectID="_1468075805" r:id="rId178">
             <o:LockedField>false</o:LockedField>
           </o:OLEObject>
         </w:object>
@@ -21984,7 +21991,7 @@
           <w:lang w:val="en-US" w:eastAsia="zh-CN"/>
         </w:rPr>
         <w:object>
-          <v:shape id="_x0000_i1096" o:spt="75" type="#_x0000_t75" style="height:18pt;width:13pt;" o:ole="t" filled="f" o:preferrelative="t" stroked="f" coordsize="21600,21600">
+          <v:shape id="_x0000_i1106" o:spt="75" type="#_x0000_t75" style="height:18pt;width:13pt;" o:ole="t" filled="f" o:preferrelative="t" stroked="f" coordsize="21600,21600">
             <v:path/>
             <v:fill on="f" focussize="0,0"/>
             <v:stroke on="f"/>
@@ -21993,7 +22000,7 @@
             <w10:wrap type="none"/>
             <w10:anchorlock/>
           </v:shape>
-          <o:OLEObject Type="Embed" ProgID="DSEquations" ShapeID="_x0000_i1096" DrawAspect="Content" ObjectID="_1468075806" r:id="rId180">
+          <o:OLEObject Type="Embed" ProgID="DSEquations" ShapeID="_x0000_i1106" DrawAspect="Content" ObjectID="_1468075806" r:id="rId180">
             <o:LockedField>false</o:LockedField>
           </o:OLEObject>
         </w:object>
@@ -22057,7 +22064,7 @@
           <w:lang w:val="en-US" w:eastAsia="zh-CN"/>
         </w:rPr>
         <w:object>
-          <v:shape id="_x0000_i1097" o:spt="75" type="#_x0000_t75" style="height:31pt;width:85.95pt;" o:ole="t" filled="f" o:preferrelative="t" stroked="f" coordsize="21600,21600">
+          <v:shape id="_x0000_i1107" o:spt="75" type="#_x0000_t75" style="height:31pt;width:85.95pt;" o:ole="t" filled="f" o:preferrelative="t" stroked="f" coordsize="21600,21600">
             <v:path/>
             <v:fill on="f" focussize="0,0"/>
             <v:stroke on="f"/>
@@ -22066,7 +22073,7 @@
             <w10:wrap type="none"/>
             <w10:anchorlock/>
           </v:shape>
-          <o:OLEObject Type="Embed" ProgID="DSEquations" ShapeID="_x0000_i1097" DrawAspect="Content" ObjectID="_1468075807" r:id="rId182">
+          <o:OLEObject Type="Embed" ProgID="DSEquations" ShapeID="_x0000_i1107" DrawAspect="Content" ObjectID="_1468075807" r:id="rId182">
             <o:LockedField>false</o:LockedField>
           </o:OLEObject>
         </w:object>
@@ -22317,7 +22324,7 @@
           <w:lang w:val="en-US" w:eastAsia="zh-CN"/>
         </w:rPr>
         <w:object>
-          <v:shape id="_x0000_i1098" o:spt="75" type="#_x0000_t75" style="height:13.95pt;width:10pt;" o:ole="t" filled="f" o:preferrelative="t" stroked="f" coordsize="21600,21600">
+          <v:shape id="_x0000_i1108" o:spt="75" type="#_x0000_t75" style="height:13.95pt;width:10pt;" o:ole="t" filled="f" o:preferrelative="t" stroked="f" coordsize="21600,21600">
             <v:path/>
             <v:fill on="f" focussize="0,0"/>
             <v:stroke on="f"/>
@@ -22326,7 +22333,7 @@
             <w10:wrap type="none"/>
             <w10:anchorlock/>
           </v:shape>
-          <o:OLEObject Type="Embed" ProgID="DSEquations" ShapeID="_x0000_i1098" DrawAspect="Content" ObjectID="_1468075808" r:id="rId184">
+          <o:OLEObject Type="Embed" ProgID="DSEquations" ShapeID="_x0000_i1108" DrawAspect="Content" ObjectID="_1468075808" r:id="rId184">
             <o:LockedField>false</o:LockedField>
           </o:OLEObject>
         </w:object>
@@ -22349,7 +22356,7 @@
           <w:lang w:val="en-US" w:eastAsia="zh-CN"/>
         </w:rPr>
         <w:object>
-          <v:shape id="_x0000_i1099" o:spt="75" type="#_x0000_t75" style="height:15pt;width:67pt;" o:ole="t" filled="f" o:preferrelative="t" stroked="f" coordsize="21600,21600">
+          <v:shape id="_x0000_i1109" o:spt="75" type="#_x0000_t75" style="height:15pt;width:67pt;" o:ole="t" filled="f" o:preferrelative="t" stroked="f" coordsize="21600,21600">
             <v:path/>
             <v:fill on="f" focussize="0,0"/>
             <v:stroke on="f"/>
@@ -22358,7 +22365,7 @@
             <w10:wrap type="none"/>
             <w10:anchorlock/>
           </v:shape>
-          <o:OLEObject Type="Embed" ProgID="DSEquations" ShapeID="_x0000_i1099" DrawAspect="Content" ObjectID="_1468075809" r:id="rId186">
+          <o:OLEObject Type="Embed" ProgID="DSEquations" ShapeID="_x0000_i1109" DrawAspect="Content" ObjectID="_1468075809" r:id="rId186">
             <o:LockedField>false</o:LockedField>
           </o:OLEObject>
         </w:object>
@@ -22449,7 +22456,7 @@
           <w:lang w:val="en-US" w:eastAsia="zh-CN"/>
         </w:rPr>
         <w:object>
-          <v:shape id="_x0000_i1100" o:spt="75" type="#_x0000_t75" style="height:31pt;width:67pt;" o:ole="t" filled="f" o:preferrelative="t" stroked="f" coordsize="21600,21600">
+          <v:shape id="_x0000_i1110" o:spt="75" type="#_x0000_t75" style="height:31pt;width:67pt;" o:ole="t" filled="f" o:preferrelative="t" stroked="f" coordsize="21600,21600">
             <v:path/>
             <v:fill on="f" focussize="0,0"/>
             <v:stroke on="f"/>
@@ -22458,7 +22465,7 @@
             <w10:wrap type="none"/>
             <w10:anchorlock/>
           </v:shape>
-          <o:OLEObject Type="Embed" ProgID="DSEquations" ShapeID="_x0000_i1100" DrawAspect="Content" ObjectID="_1468075810" r:id="rId188">
+          <o:OLEObject Type="Embed" ProgID="DSEquations" ShapeID="_x0000_i1110" DrawAspect="Content" ObjectID="_1468075810" r:id="rId188">
             <o:LockedField>false</o:LockedField>
           </o:OLEObject>
         </w:object>
@@ -22658,7 +22665,7 @@
           <w:lang w:val="en-US" w:eastAsia="zh-CN"/>
         </w:rPr>
         <w:object>
-          <v:shape id="_x0000_i1101" o:spt="75" type="#_x0000_t75" style="height:15pt;width:67pt;" o:ole="t" filled="f" o:preferrelative="t" stroked="f" coordsize="21600,21600">
+          <v:shape id="_x0000_i1111" o:spt="75" type="#_x0000_t75" style="height:15pt;width:67pt;" o:ole="t" filled="f" o:preferrelative="t" stroked="f" coordsize="21600,21600">
             <v:path/>
             <v:fill on="f" focussize="0,0"/>
             <v:stroke on="f"/>
@@ -22667,7 +22674,7 @@
             <w10:wrap type="none"/>
             <w10:anchorlock/>
           </v:shape>
-          <o:OLEObject Type="Embed" ProgID="DSEquations" ShapeID="_x0000_i1101" DrawAspect="Content" ObjectID="_1468075811" r:id="rId190">
+          <o:OLEObject Type="Embed" ProgID="DSEquations" ShapeID="_x0000_i1111" DrawAspect="Content" ObjectID="_1468075811" r:id="rId190">
             <o:LockedField>false</o:LockedField>
           </o:OLEObject>
         </w:object>
@@ -22745,7 +22752,7 @@
           <w:lang w:val="en-US" w:eastAsia="zh-CN"/>
         </w:rPr>
         <w:object>
-          <v:shape id="_x0000_i1102" o:spt="75" type="#_x0000_t75" style="height:78pt;width:137pt;" o:ole="t" filled="f" o:preferrelative="t" stroked="f" coordsize="21600,21600">
+          <v:shape id="_x0000_i1112" o:spt="75" type="#_x0000_t75" style="height:78pt;width:137pt;" o:ole="t" filled="f" o:preferrelative="t" stroked="f" coordsize="21600,21600">
             <v:path/>
             <v:fill on="f" focussize="0,0"/>
             <v:stroke on="f"/>
@@ -22754,7 +22761,7 @@
             <w10:wrap type="none"/>
             <w10:anchorlock/>
           </v:shape>
-          <o:OLEObject Type="Embed" ProgID="DSEquations" ShapeID="_x0000_i1102" DrawAspect="Content" ObjectID="_1468075812" r:id="rId192">
+          <o:OLEObject Type="Embed" ProgID="DSEquations" ShapeID="_x0000_i1112" DrawAspect="Content" ObjectID="_1468075812" r:id="rId192">
             <o:LockedField>false</o:LockedField>
           </o:OLEObject>
         </w:object>
@@ -23004,7 +23011,7 @@
           <w:lang w:val="en-US" w:eastAsia="zh-CN"/>
         </w:rPr>
         <w:object>
-          <v:shape id="_x0000_i1103" o:spt="75" type="#_x0000_t75" style="height:15pt;width:67pt;" o:ole="t" filled="f" o:preferrelative="t" stroked="f" coordsize="21600,21600">
+          <v:shape id="_x0000_i1113" o:spt="75" type="#_x0000_t75" style="height:15pt;width:67pt;" o:ole="t" filled="f" o:preferrelative="t" stroked="f" coordsize="21600,21600">
             <v:path/>
             <v:fill on="f" focussize="0,0"/>
             <v:stroke on="f"/>
@@ -23013,7 +23020,7 @@
             <w10:wrap type="none"/>
             <w10:anchorlock/>
           </v:shape>
-          <o:OLEObject Type="Embed" ProgID="DSEquations" ShapeID="_x0000_i1103" DrawAspect="Content" ObjectID="_1468075813" r:id="rId194">
+          <o:OLEObject Type="Embed" ProgID="DSEquations" ShapeID="_x0000_i1113" DrawAspect="Content" ObjectID="_1468075813" r:id="rId194">
             <o:LockedField>false</o:LockedField>
           </o:OLEObject>
         </w:object>
@@ -23057,7 +23064,7 @@
           <w:lang w:val="en-US" w:eastAsia="zh-CN"/>
         </w:rPr>
         <w:object>
-          <v:shape id="_x0000_i1104" o:spt="75" type="#_x0000_t75" style="height:36pt;width:53pt;" o:ole="t" filled="f" o:preferrelative="t" stroked="f" coordsize="21600,21600">
+          <v:shape id="_x0000_i1114" o:spt="75" type="#_x0000_t75" style="height:36pt;width:53pt;" o:ole="t" filled="f" o:preferrelative="t" stroked="f" coordsize="21600,21600">
             <v:path/>
             <v:fill on="f" focussize="0,0"/>
             <v:stroke on="f"/>
@@ -23066,7 +23073,7 @@
             <w10:wrap type="none"/>
             <w10:anchorlock/>
           </v:shape>
-          <o:OLEObject Type="Embed" ProgID="DSEquations" ShapeID="_x0000_i1104" DrawAspect="Content" ObjectID="_1468075814" r:id="rId195">
+          <o:OLEObject Type="Embed" ProgID="DSEquations" ShapeID="_x0000_i1114" DrawAspect="Content" ObjectID="_1468075814" r:id="rId195">
             <o:LockedField>false</o:LockedField>
           </o:OLEObject>
         </w:object>
@@ -23337,7 +23344,7 @@
           <w:lang w:val="en-US" w:eastAsia="zh-CN"/>
         </w:rPr>
         <w:object>
-          <v:shape id="_x0000_i1105" o:spt="75" type="#_x0000_t75" style="height:27pt;width:59pt;" o:ole="t" filled="f" o:preferrelative="t" stroked="f" coordsize="21600,21600">
+          <v:shape id="_x0000_i1115" o:spt="75" type="#_x0000_t75" style="height:27pt;width:59pt;" o:ole="t" filled="f" o:preferrelative="t" stroked="f" coordsize="21600,21600">
             <v:path/>
             <v:fill on="f" focussize="0,0"/>
             <v:stroke on="f"/>
@@ -23346,7 +23353,7 @@
             <w10:wrap type="none"/>
             <w10:anchorlock/>
           </v:shape>
-          <o:OLEObject Type="Embed" ProgID="DSEquations" ShapeID="_x0000_i1105" DrawAspect="Content" ObjectID="_1468075815" r:id="rId197">
+          <o:OLEObject Type="Embed" ProgID="DSEquations" ShapeID="_x0000_i1115" DrawAspect="Content" ObjectID="_1468075815" r:id="rId197">
             <o:LockedField>false</o:LockedField>
           </o:OLEObject>
         </w:object>
@@ -23651,7 +23658,7 @@
           <w:lang w:val="en-US" w:eastAsia="zh-CN"/>
         </w:rPr>
         <w:object>
-          <v:shape id="_x0000_i1106" o:spt="75" type="#_x0000_t75" style="height:98pt;width:145pt;" o:ole="t" filled="f" o:preferrelative="t" stroked="f" coordsize="21600,21600">
+          <v:shape id="_x0000_i1116" o:spt="75" type="#_x0000_t75" style="height:98pt;width:145pt;" o:ole="t" filled="f" o:preferrelative="t" stroked="f" coordsize="21600,21600">
             <v:path/>
             <v:fill on="f" focussize="0,0"/>
             <v:stroke on="f"/>
@@ -23660,7 +23667,7 @@
             <w10:wrap type="none"/>
             <w10:anchorlock/>
           </v:shape>
-          <o:OLEObject Type="Embed" ProgID="DSEquations" ShapeID="_x0000_i1106" DrawAspect="Content" ObjectID="_1468075816" r:id="rId199">
+          <o:OLEObject Type="Embed" ProgID="DSEquations" ShapeID="_x0000_i1116" DrawAspect="Content" ObjectID="_1468075816" r:id="rId199">
             <o:LockedField>false</o:LockedField>
           </o:OLEObject>
         </w:object>
@@ -23910,7 +23917,7 @@
           <w:lang w:val="en-US" w:eastAsia="zh-CN"/>
         </w:rPr>
         <w:object>
-          <v:shape id="_x0000_i1107" o:spt="75" type="#_x0000_t75" style="height:19pt;width:65pt;" o:ole="t" filled="f" o:preferrelative="t" stroked="f" coordsize="21600,21600">
+          <v:shape id="_x0000_i1117" o:spt="75" type="#_x0000_t75" style="height:19pt;width:65pt;" o:ole="t" filled="f" o:preferrelative="t" stroked="f" coordsize="21600,21600">
             <v:path/>
             <v:fill on="f" focussize="0,0"/>
             <v:stroke on="f"/>
@@ -23919,7 +23926,7 @@
             <w10:wrap type="none"/>
             <w10:anchorlock/>
           </v:shape>
-          <o:OLEObject Type="Embed" ProgID="DSEquations" ShapeID="_x0000_i1107" DrawAspect="Content" ObjectID="_1468075817" r:id="rId201">
+          <o:OLEObject Type="Embed" ProgID="DSEquations" ShapeID="_x0000_i1117" DrawAspect="Content" ObjectID="_1468075817" r:id="rId201">
             <o:LockedField>false</o:LockedField>
           </o:OLEObject>
         </w:object>
@@ -23963,7 +23970,7 @@
           <w:lang w:val="en-US" w:eastAsia="zh-CN"/>
         </w:rPr>
         <w:object>
-          <v:shape id="_x0000_i1108" o:spt="75" type="#_x0000_t75" style="height:18pt;width:77pt;" o:ole="t" filled="f" o:preferrelative="t" stroked="f" coordsize="21600,21600">
+          <v:shape id="_x0000_i1118" o:spt="75" type="#_x0000_t75" style="height:18pt;width:77pt;" o:ole="t" filled="f" o:preferrelative="t" stroked="f" coordsize="21600,21600">
             <v:path/>
             <v:fill on="f" focussize="0,0"/>
             <v:stroke on="f"/>
@@ -23972,7 +23979,7 @@
             <w10:wrap type="none"/>
             <w10:anchorlock/>
           </v:shape>
-          <o:OLEObject Type="Embed" ProgID="DSEquations" ShapeID="_x0000_i1108" DrawAspect="Content" ObjectID="_1468075818" r:id="rId203">
+          <o:OLEObject Type="Embed" ProgID="DSEquations" ShapeID="_x0000_i1118" DrawAspect="Content" ObjectID="_1468075818" r:id="rId203">
             <o:LockedField>false</o:LockedField>
           </o:OLEObject>
         </w:object>
@@ -24243,7 +24250,7 @@
           <w:lang w:val="en-US" w:eastAsia="zh-CN"/>
         </w:rPr>
         <w:object>
-          <v:shape id="_x0000_i1109" o:spt="75" type="#_x0000_t75" style="height:76pt;width:204.95pt;" o:ole="t" filled="f" o:preferrelative="t" stroked="f" coordsize="21600,21600">
+          <v:shape id="_x0000_i1119" o:spt="75" type="#_x0000_t75" style="height:76pt;width:204.95pt;" o:ole="t" filled="f" o:preferrelative="t" stroked="f" coordsize="21600,21600">
             <v:path/>
             <v:fill on="f" focussize="0,0"/>
             <v:stroke on="f"/>
@@ -24252,7 +24259,7 @@
             <w10:wrap type="none"/>
             <w10:anchorlock/>
           </v:shape>
-          <o:OLEObject Type="Embed" ProgID="DSEquations" ShapeID="_x0000_i1109" DrawAspect="Content" ObjectID="_1468075819" r:id="rId205">
+          <o:OLEObject Type="Embed" ProgID="DSEquations" ShapeID="_x0000_i1119" DrawAspect="Content" ObjectID="_1468075819" r:id="rId205">
             <o:LockedField>false</o:LockedField>
           </o:OLEObject>
         </w:object>
@@ -24489,7 +24496,7 @@
           <w:lang w:val="en-US" w:eastAsia="zh-CN"/>
         </w:rPr>
         <w:object>
-          <v:shape id="_x0000_i1110" o:spt="75" type="#_x0000_t75" style="height:31pt;width:42.95pt;" o:ole="t" filled="f" o:preferrelative="t" stroked="f" coordsize="21600,21600">
+          <v:shape id="_x0000_i1120" o:spt="75" type="#_x0000_t75" style="height:31pt;width:42.95pt;" o:ole="t" filled="f" o:preferrelative="t" stroked="f" coordsize="21600,21600">
             <v:path/>
             <v:fill on="f" focussize="0,0"/>
             <v:stroke on="f"/>
@@ -24498,7 +24505,7 @@
             <w10:wrap type="none"/>
             <w10:anchorlock/>
           </v:shape>
-          <o:OLEObject Type="Embed" ProgID="DSEquations" ShapeID="_x0000_i1110" DrawAspect="Content" ObjectID="_1468075820" r:id="rId207">
+          <o:OLEObject Type="Embed" ProgID="DSEquations" ShapeID="_x0000_i1120" DrawAspect="Content" ObjectID="_1468075820" r:id="rId207">
             <o:LockedField>false</o:LockedField>
           </o:OLEObject>
         </w:object>
@@ -24542,7 +24549,7 @@
           <w:lang w:val="en-US" w:eastAsia="zh-CN"/>
         </w:rPr>
         <w:object>
-          <v:shape id="_x0000_i1111" o:spt="75" type="#_x0000_t75" style="height:45pt;width:114pt;" o:ole="t" filled="f" o:preferrelative="t" stroked="f" coordsize="21600,21600">
+          <v:shape id="_x0000_i1121" o:spt="75" type="#_x0000_t75" style="height:45pt;width:114pt;" o:ole="t" filled="f" o:preferrelative="t" stroked="f" coordsize="21600,21600">
             <v:path/>
             <v:fill on="f" focussize="0,0"/>
             <v:stroke on="f"/>
@@ -24551,7 +24558,7 @@
             <w10:wrap type="none"/>
             <w10:anchorlock/>
           </v:shape>
-          <o:OLEObject Type="Embed" ProgID="DSEquations" ShapeID="_x0000_i1111" DrawAspect="Content" ObjectID="_1468075821" r:id="rId209">
+          <o:OLEObject Type="Embed" ProgID="DSEquations" ShapeID="_x0000_i1121" DrawAspect="Content" ObjectID="_1468075821" r:id="rId209">
             <o:LockedField>false</o:LockedField>
           </o:OLEObject>
         </w:object>
@@ -24925,7 +24932,7 @@
           <w:lang w:val="en-US" w:eastAsia="zh-CN"/>
         </w:rPr>
         <w:object>
-          <v:shape id="_x0000_i1112" o:spt="75" type="#_x0000_t75" style="height:13pt;width:11pt;" o:ole="t" filled="f" o:preferrelative="t" stroked="f" coordsize="21600,21600">
+          <v:shape id="_x0000_i1122" o:spt="75" type="#_x0000_t75" style="height:13pt;width:11pt;" o:ole="t" filled="f" o:preferrelative="t" stroked="f" coordsize="21600,21600">
             <v:path/>
             <v:fill on="f" focussize="0,0"/>
             <v:stroke on="f"/>
@@ -24934,7 +24941,7 @@
             <w10:wrap type="none"/>
             <w10:anchorlock/>
           </v:shape>
-          <o:OLEObject Type="Embed" ProgID="DSEquations" ShapeID="_x0000_i1112" DrawAspect="Content" ObjectID="_1468075822" r:id="rId212">
+          <o:OLEObject Type="Embed" ProgID="DSEquations" ShapeID="_x0000_i1122" DrawAspect="Content" ObjectID="_1468075822" r:id="rId212">
             <o:LockedField>false</o:LockedField>
           </o:OLEObject>
         </w:object>
@@ -24957,7 +24964,7 @@
           <w:lang w:val="en-US" w:eastAsia="zh-CN"/>
         </w:rPr>
         <w:object>
-          <v:shape id="_x0000_i1113" o:spt="75" type="#_x0000_t75" style="height:11pt;width:11pt;" o:ole="t" filled="f" o:preferrelative="t" stroked="f" coordsize="21600,21600">
+          <v:shape id="_x0000_i1123" o:spt="75" type="#_x0000_t75" style="height:11pt;width:11pt;" o:ole="t" filled="f" o:preferrelative="t" stroked="f" coordsize="21600,21600">
             <v:path/>
             <v:fill on="f" focussize="0,0"/>
             <v:stroke on="f"/>
@@ -24966,7 +24973,7 @@
             <w10:wrap type="none"/>
             <w10:anchorlock/>
           </v:shape>
-          <o:OLEObject Type="Embed" ProgID="DSEquations" ShapeID="_x0000_i1113" DrawAspect="Content" ObjectID="_1468075823" r:id="rId214">
+          <o:OLEObject Type="Embed" ProgID="DSEquations" ShapeID="_x0000_i1123" DrawAspect="Content" ObjectID="_1468075823" r:id="rId214">
             <o:LockedField>false</o:LockedField>
           </o:OLEObject>
         </w:object>
@@ -25004,7 +25011,7 @@
           <w:lang w:val="en-US" w:eastAsia="zh-CN"/>
         </w:rPr>
         <w:object>
-          <v:shape id="_x0000_i1114" o:spt="75" type="#_x0000_t75" style="height:22pt;width:135pt;" o:ole="t" filled="f" o:preferrelative="t" stroked="f" coordsize="21600,21600">
+          <v:shape id="_x0000_i1124" o:spt="75" type="#_x0000_t75" style="height:22pt;width:135pt;" o:ole="t" filled="f" o:preferrelative="t" stroked="f" coordsize="21600,21600">
             <v:path/>
             <v:fill on="f" focussize="0,0"/>
             <v:stroke on="f"/>
@@ -25013,7 +25020,7 @@
             <w10:wrap type="none"/>
             <w10:anchorlock/>
           </v:shape>
-          <o:OLEObject Type="Embed" ProgID="DSEquations" ShapeID="_x0000_i1114" DrawAspect="Content" ObjectID="_1468075824" r:id="rId216">
+          <o:OLEObject Type="Embed" ProgID="DSEquations" ShapeID="_x0000_i1124" DrawAspect="Content" ObjectID="_1468075824" r:id="rId216">
             <o:LockedField>false</o:LockedField>
           </o:OLEObject>
         </w:object>
@@ -25195,7 +25202,7 @@
           <w:lang w:val="en-US" w:eastAsia="zh-CN"/>
         </w:rPr>
         <w:object>
-          <v:shape id="_x0000_i1115" o:spt="75" type="#_x0000_t75" style="height:20pt;width:85.95pt;" o:ole="t" filled="f" o:preferrelative="t" stroked="f" coordsize="21600,21600">
+          <v:shape id="_x0000_i1125" o:spt="75" type="#_x0000_t75" style="height:20pt;width:85.95pt;" o:ole="t" filled="f" o:preferrelative="t" stroked="f" coordsize="21600,21600">
             <v:path/>
             <v:fill on="f" focussize="0,0"/>
             <v:stroke on="f"/>
@@ -25204,7 +25211,7 @@
             <w10:wrap type="none"/>
             <w10:anchorlock/>
           </v:shape>
-          <o:OLEObject Type="Embed" ProgID="DSEquations" ShapeID="_x0000_i1115" DrawAspect="Content" ObjectID="_1468075825" r:id="rId218">
+          <o:OLEObject Type="Embed" ProgID="DSEquations" ShapeID="_x0000_i1125" DrawAspect="Content" ObjectID="_1468075825" r:id="rId218">
             <o:LockedField>false</o:LockedField>
           </o:OLEObject>
         </w:object>
@@ -25393,7 +25400,7 @@
           <w:lang w:val="en-US" w:eastAsia="zh-CN"/>
         </w:rPr>
         <w:object>
-          <v:shape id="_x0000_i1116" o:spt="75" type="#_x0000_t75" style="height:13pt;width:12pt;" o:ole="t" filled="f" o:preferrelative="t" stroked="f" coordsize="21600,21600">
+          <v:shape id="_x0000_i1126" o:spt="75" type="#_x0000_t75" style="height:13pt;width:12pt;" o:ole="t" filled="f" o:preferrelative="t" stroked="f" coordsize="21600,21600">
             <v:path/>
             <v:fill on="f" focussize="0,0"/>
             <v:stroke on="f"/>
@@ -25402,7 +25409,7 @@
             <w10:wrap type="none"/>
             <w10:anchorlock/>
           </v:shape>
-          <o:OLEObject Type="Embed" ProgID="DSEquations" ShapeID="_x0000_i1116" DrawAspect="Content" ObjectID="_1468075826" r:id="rId220">
+          <o:OLEObject Type="Embed" ProgID="DSEquations" ShapeID="_x0000_i1126" DrawAspect="Content" ObjectID="_1468075826" r:id="rId220">
             <o:LockedField>false</o:LockedField>
           </o:OLEObject>
         </w:object>
@@ -25425,7 +25432,7 @@
           <w:lang w:val="en-US" w:eastAsia="zh-CN"/>
         </w:rPr>
         <w:object>
-          <v:shape id="_x0000_i1117" o:spt="75" type="#_x0000_t75" style="height:13pt;width:12pt;" o:ole="t" filled="f" o:preferrelative="t" stroked="f" coordsize="21600,21600">
+          <v:shape id="_x0000_i1127" o:spt="75" type="#_x0000_t75" style="height:13pt;width:12pt;" o:ole="t" filled="f" o:preferrelative="t" stroked="f" coordsize="21600,21600">
             <v:path/>
             <v:fill on="f" focussize="0,0"/>
             <v:stroke on="f"/>
@@ -25434,7 +25441,7 @@
             <w10:wrap type="none"/>
             <w10:anchorlock/>
           </v:shape>
-          <o:OLEObject Type="Embed" ProgID="DSEquations" ShapeID="_x0000_i1117" DrawAspect="Content" ObjectID="_1468075827" r:id="rId222">
+          <o:OLEObject Type="Embed" ProgID="DSEquations" ShapeID="_x0000_i1127" DrawAspect="Content" ObjectID="_1468075827" r:id="rId222">
             <o:LockedField>false</o:LockedField>
           </o:OLEObject>
         </w:object>
@@ -25472,7 +25479,7 @@
           <w:lang w:val="en-US" w:eastAsia="zh-CN"/>
         </w:rPr>
         <w:object>
-          <v:shape id="_x0000_i1118" o:spt="75" type="#_x0000_t75" style="height:20pt;width:72pt;" o:ole="t" filled="f" o:preferrelative="t" stroked="f" coordsize="21600,21600">
+          <v:shape id="_x0000_i1128" o:spt="75" type="#_x0000_t75" style="height:20pt;width:72pt;" o:ole="t" filled="f" o:preferrelative="t" stroked="f" coordsize="21600,21600">
             <v:path/>
             <v:fill on="f" focussize="0,0"/>
             <v:stroke on="f"/>
@@ -25481,7 +25488,7 @@
             <w10:wrap type="none"/>
             <w10:anchorlock/>
           </v:shape>
-          <o:OLEObject Type="Embed" ProgID="DSEquations" ShapeID="_x0000_i1118" DrawAspect="Content" ObjectID="_1468075828" r:id="rId223">
+          <o:OLEObject Type="Embed" ProgID="DSEquations" ShapeID="_x0000_i1128" DrawAspect="Content" ObjectID="_1468075828" r:id="rId223">
             <o:LockedField>false</o:LockedField>
           </o:OLEObject>
         </w:object>
@@ -25669,7 +25676,7 @@
           <w:lang w:val="en-US" w:eastAsia="zh-CN"/>
         </w:rPr>
         <w:object>
-          <v:shape id="_x0000_i1119" o:spt="75" type="#_x0000_t75" style="height:13pt;width:9pt;" o:ole="t" filled="f" o:preferrelative="t" stroked="f" coordsize="21600,21600">
+          <v:shape id="_x0000_i1129" o:spt="75" type="#_x0000_t75" style="height:13pt;width:9pt;" o:ole="t" filled="f" o:preferrelative="t" stroked="f" coordsize="21600,21600">
             <v:path/>
             <v:fill on="f" focussize="0,0"/>
             <v:stroke on="f"/>
@@ -25678,7 +25685,7 @@
             <w10:wrap type="none"/>
             <w10:anchorlock/>
           </v:shape>
-          <o:OLEObject Type="Embed" ProgID="DSEquations" ShapeID="_x0000_i1119" DrawAspect="Content" ObjectID="_1468075829" r:id="rId225">
+          <o:OLEObject Type="Embed" ProgID="DSEquations" ShapeID="_x0000_i1129" DrawAspect="Content" ObjectID="_1468075829" r:id="rId225">
             <o:LockedField>false</o:LockedField>
           </o:OLEObject>
         </w:object>
@@ -25701,7 +25708,7 @@
           <w:lang w:val="en-US" w:eastAsia="zh-CN"/>
         </w:rPr>
         <w:object>
-          <v:shape id="_x0000_i1120" o:spt="75" type="#_x0000_t75" style="height:13pt;width:12pt;" o:ole="t" filled="f" o:preferrelative="t" stroked="f" coordsize="21600,21600">
+          <v:shape id="_x0000_i1130" o:spt="75" type="#_x0000_t75" style="height:13pt;width:12pt;" o:ole="t" filled="f" o:preferrelative="t" stroked="f" coordsize="21600,21600">
             <v:path/>
             <v:fill on="f" focussize="0,0"/>
             <v:stroke on="f"/>
@@ -25710,7 +25717,7 @@
             <w10:wrap type="none"/>
             <w10:anchorlock/>
           </v:shape>
-          <o:OLEObject Type="Embed" ProgID="DSEquations" ShapeID="_x0000_i1120" DrawAspect="Content" ObjectID="_1468075830" r:id="rId227">
+          <o:OLEObject Type="Embed" ProgID="DSEquations" ShapeID="_x0000_i1130" DrawAspect="Content" ObjectID="_1468075830" r:id="rId227">
             <o:LockedField>false</o:LockedField>
           </o:OLEObject>
         </w:object>
@@ -25748,7 +25755,7 @@
           <w:lang w:val="en-US" w:eastAsia="zh-CN"/>
         </w:rPr>
         <w:object>
-          <v:shape id="_x0000_i1121" o:spt="75" type="#_x0000_t75" style="height:56pt;width:150pt;" o:ole="t" filled="f" o:preferrelative="t" stroked="f" coordsize="21600,21600">
+          <v:shape id="_x0000_i1131" o:spt="75" type="#_x0000_t75" style="height:56pt;width:150pt;" o:ole="t" filled="f" o:preferrelative="t" stroked="f" coordsize="21600,21600">
             <v:path/>
             <v:fill on="f" focussize="0,0"/>
             <v:stroke on="f"/>
@@ -25757,7 +25764,7 @@
             <w10:wrap type="none"/>
             <w10:anchorlock/>
           </v:shape>
-          <o:OLEObject Type="Embed" ProgID="DSEquations" ShapeID="_x0000_i1121" DrawAspect="Content" ObjectID="_1468075831" r:id="rId228">
+          <o:OLEObject Type="Embed" ProgID="DSEquations" ShapeID="_x0000_i1131" DrawAspect="Content" ObjectID="_1468075831" r:id="rId228">
             <o:LockedField>false</o:LockedField>
           </o:OLEObject>
         </w:object>
@@ -25945,7 +25952,7 @@
           <w:lang w:val="en-US" w:eastAsia="zh-CN"/>
         </w:rPr>
         <w:object>
-          <v:shape id="_x0000_i1122" o:spt="75" type="#_x0000_t75" style="height:18pt;width:16pt;" o:ole="t" filled="f" o:preferrelative="t" stroked="f" coordsize="21600,21600">
+          <v:shape id="_x0000_i1132" o:spt="75" type="#_x0000_t75" style="height:18pt;width:16pt;" o:ole="t" filled="f" o:preferrelative="t" stroked="f" coordsize="21600,21600">
             <v:path/>
             <v:fill on="f" focussize="0,0"/>
             <v:stroke on="f"/>
@@ -25954,7 +25961,7 @@
             <w10:wrap type="none"/>
             <w10:anchorlock/>
           </v:shape>
-          <o:OLEObject Type="Embed" ProgID="DSEquations" ShapeID="_x0000_i1122" DrawAspect="Content" ObjectID="_1468075832" r:id="rId230">
+          <o:OLEObject Type="Embed" ProgID="DSEquations" ShapeID="_x0000_i1132" DrawAspect="Content" ObjectID="_1468075832" r:id="rId230">
             <o:LockedField>false</o:LockedField>
           </o:OLEObject>
         </w:object>
@@ -25977,7 +25984,7 @@
           <w:lang w:val="en-US" w:eastAsia="zh-CN"/>
         </w:rPr>
         <w:object>
-          <v:shape id="_x0000_i1123" o:spt="75" type="#_x0000_t75" style="height:18pt;width:13.95pt;" o:ole="t" filled="f" o:preferrelative="t" stroked="f" coordsize="21600,21600">
+          <v:shape id="_x0000_i1133" o:spt="75" type="#_x0000_t75" style="height:18pt;width:13.95pt;" o:ole="t" filled="f" o:preferrelative="t" stroked="f" coordsize="21600,21600">
             <v:path/>
             <v:fill on="f" focussize="0,0"/>
             <v:stroke on="f"/>
@@ -25986,7 +25993,7 @@
             <w10:wrap type="none"/>
             <w10:anchorlock/>
           </v:shape>
-          <o:OLEObject Type="Embed" ProgID="DSEquations" ShapeID="_x0000_i1123" DrawAspect="Content" ObjectID="_1468075833" r:id="rId232">
+          <o:OLEObject Type="Embed" ProgID="DSEquations" ShapeID="_x0000_i1133" DrawAspect="Content" ObjectID="_1468075833" r:id="rId232">
             <o:LockedField>false</o:LockedField>
           </o:OLEObject>
         </w:object>
@@ -26009,7 +26016,7 @@
           <w:lang w:val="en-US" w:eastAsia="zh-CN"/>
         </w:rPr>
         <w:object>
-          <v:shape id="_x0000_i1124" o:spt="75" type="#_x0000_t75" style="height:13.95pt;width:12pt;" o:ole="t" filled="f" o:preferrelative="t" stroked="f" coordsize="21600,21600">
+          <v:shape id="_x0000_i1134" o:spt="75" type="#_x0000_t75" style="height:13.95pt;width:12pt;" o:ole="t" filled="f" o:preferrelative="t" stroked="f" coordsize="21600,21600">
             <v:path/>
             <v:fill on="f" focussize="0,0"/>
             <v:stroke on="f"/>
@@ -26018,7 +26025,7 @@
             <w10:wrap type="none"/>
             <w10:anchorlock/>
           </v:shape>
-          <o:OLEObject Type="Embed" ProgID="DSEquations" ShapeID="_x0000_i1124" DrawAspect="Content" ObjectID="_1468075834" r:id="rId234">
+          <o:OLEObject Type="Embed" ProgID="DSEquations" ShapeID="_x0000_i1134" DrawAspect="Content" ObjectID="_1468075834" r:id="rId234">
             <o:LockedField>false</o:LockedField>
           </o:OLEObject>
         </w:object>
@@ -26041,7 +26048,7 @@
           <w:lang w:val="en-US" w:eastAsia="zh-CN"/>
         </w:rPr>
         <w:object>
-          <v:shape id="_x0000_i1125" o:spt="75" type="#_x0000_t75" style="height:13.95pt;width:10pt;" o:ole="t" filled="f" o:preferrelative="t" stroked="f" coordsize="21600,21600">
+          <v:shape id="_x0000_i1135" o:spt="75" type="#_x0000_t75" style="height:13.95pt;width:10pt;" o:ole="t" filled="f" o:preferrelative="t" stroked="f" coordsize="21600,21600">
             <v:path/>
             <v:fill on="f" focussize="0,0"/>
             <v:stroke on="f"/>
@@ -26050,7 +26057,7 @@
             <w10:wrap type="none"/>
             <w10:anchorlock/>
           </v:shape>
-          <o:OLEObject Type="Embed" ProgID="DSEquations" ShapeID="_x0000_i1125" DrawAspect="Content" ObjectID="_1468075835" r:id="rId236">
+          <o:OLEObject Type="Embed" ProgID="DSEquations" ShapeID="_x0000_i1135" DrawAspect="Content" ObjectID="_1468075835" r:id="rId236">
             <o:LockedField>false</o:LockedField>
           </o:OLEObject>
         </w:object>
@@ -26073,7 +26080,7 @@
           <w:lang w:val="en-US" w:eastAsia="zh-CN"/>
         </w:rPr>
         <w:object>
-          <v:shape id="_x0000_i1126" o:spt="75" type="#_x0000_t75" style="height:13.95pt;width:12pt;" o:ole="t" filled="f" o:preferrelative="t" stroked="f" coordsize="21600,21600">
+          <v:shape id="_x0000_i1136" o:spt="75" type="#_x0000_t75" style="height:13.95pt;width:12pt;" o:ole="t" filled="f" o:preferrelative="t" stroked="f" coordsize="21600,21600">
             <v:path/>
             <v:fill on="f" focussize="0,0"/>
             <v:stroke on="f"/>
@@ -26082,7 +26089,7 @@
             <w10:wrap type="none"/>
             <w10:anchorlock/>
           </v:shape>
-          <o:OLEObject Type="Embed" ProgID="DSEquations" ShapeID="_x0000_i1126" DrawAspect="Content" ObjectID="_1468075836" r:id="rId238">
+          <o:OLEObject Type="Embed" ProgID="DSEquations" ShapeID="_x0000_i1136" DrawAspect="Content" ObjectID="_1468075836" r:id="rId238">
             <o:LockedField>false</o:LockedField>
           </o:OLEObject>
         </w:object>
@@ -26105,7 +26112,7 @@
           <w:lang w:val="en-US" w:eastAsia="zh-CN"/>
         </w:rPr>
         <w:object>
-          <v:shape id="_x0000_i1127" o:spt="75" type="#_x0000_t75" style="height:13.95pt;width:10pt;" o:ole="t" filled="f" o:preferrelative="t" stroked="f" coordsize="21600,21600">
+          <v:shape id="_x0000_i1137" o:spt="75" type="#_x0000_t75" style="height:13.95pt;width:10pt;" o:ole="t" filled="f" o:preferrelative="t" stroked="f" coordsize="21600,21600">
             <v:path/>
             <v:fill on="f" focussize="0,0"/>
             <v:stroke on="f"/>
@@ -26114,7 +26121,7 @@
             <w10:wrap type="none"/>
             <w10:anchorlock/>
           </v:shape>
-          <o:OLEObject Type="Embed" ProgID="DSEquations" ShapeID="_x0000_i1127" DrawAspect="Content" ObjectID="_1468075837" r:id="rId239">
+          <o:OLEObject Type="Embed" ProgID="DSEquations" ShapeID="_x0000_i1137" DrawAspect="Content" ObjectID="_1468075837" r:id="rId239">
             <o:LockedField>false</o:LockedField>
           </o:OLEObject>
         </w:object>
@@ -26152,7 +26159,7 @@
           <w:lang w:val="en-US" w:eastAsia="zh-CN"/>
         </w:rPr>
         <w:object>
-          <v:shape id="_x0000_i1128" o:spt="75" type="#_x0000_t75" style="height:38pt;width:82pt;" o:ole="t" filled="f" o:preferrelative="t" stroked="f" coordsize="21600,21600">
+          <v:shape id="_x0000_i1138" o:spt="75" type="#_x0000_t75" style="height:38pt;width:82pt;" o:ole="t" filled="f" o:preferrelative="t" stroked="f" coordsize="21600,21600">
             <v:path/>
             <v:fill on="f" focussize="0,0"/>
             <v:stroke on="f"/>
@@ -26161,7 +26168,7 @@
             <w10:wrap type="none"/>
             <w10:anchorlock/>
           </v:shape>
-          <o:OLEObject Type="Embed" ProgID="DSEquations" ShapeID="_x0000_i1128" DrawAspect="Content" ObjectID="_1468075838" r:id="rId240">
+          <o:OLEObject Type="Embed" ProgID="DSEquations" ShapeID="_x0000_i1138" DrawAspect="Content" ObjectID="_1468075838" r:id="rId240">
             <o:LockedField>false</o:LockedField>
           </o:OLEObject>
         </w:object>
@@ -26433,7 +26440,8 @@
           <w:lang w:val="en-US" w:eastAsia="zh-CN"/>
         </w:rPr>
         <w:object>
-          <v:shape id="_x0000_i1200" o:spt="75" type="#_x0000_t75" style="height:16pt;width:52pt;" o:ole="t" filled="f" o:preferrelative="t" stroked="f" coordsize="21600,21600">
+          <v:shape id="_x0000_i1139" o:spt="75" type="#_x0000_t75" style="height:16pt;width:52pt;" o:ole="t" filled="f" o:preferrelative="t" stroked="f" coordsize="21600,21600">
+            <v:path/>
             <v:fill on="f" focussize="0,0"/>
             <v:stroke on="f"/>
             <v:imagedata r:id="rId243" o:title=""/>
@@ -26441,7 +26449,7 @@
             <w10:wrap type="none"/>
             <w10:anchorlock/>
           </v:shape>
-          <o:OLEObject Type="Embed" ProgID="DSEquations" ShapeID="_x0000_i1200" DrawAspect="Content" ObjectID="_1468075839" r:id="rId242">
+          <o:OLEObject Type="Embed" ProgID="DSEquations" ShapeID="_x0000_i1139" DrawAspect="Content" ObjectID="_1468075839" r:id="rId242">
             <o:LockedField>false</o:LockedField>
           </o:OLEObject>
         </w:object>
@@ -26629,7 +26637,8 @@
           <w:lang w:val="en-US" w:eastAsia="zh-CN"/>
         </w:rPr>
         <w:object>
-          <v:shape id="_x0000_i1206" o:spt="75" type="#_x0000_t75" style="height:16pt;width:21pt;" o:ole="t" filled="f" o:preferrelative="t" stroked="f" coordsize="21600,21600">
+          <v:shape id="_x0000_i1140" o:spt="75" type="#_x0000_t75" style="height:16pt;width:21pt;" o:ole="t" filled="f" o:preferrelative="t" stroked="f" coordsize="21600,21600">
+            <v:path/>
             <v:fill on="f" focussize="0,0"/>
             <v:stroke on="f"/>
             <v:imagedata r:id="rId245" o:title=""/>
@@ -26637,7 +26646,7 @@
             <w10:wrap type="none"/>
             <w10:anchorlock/>
           </v:shape>
-          <o:OLEObject Type="Embed" ProgID="DSEquations" ShapeID="_x0000_i1206" DrawAspect="Content" ObjectID="_1468075840" r:id="rId244">
+          <o:OLEObject Type="Embed" ProgID="DSEquations" ShapeID="_x0000_i1140" DrawAspect="Content" ObjectID="_1468075840" r:id="rId244">
             <o:LockedField>false</o:LockedField>
           </o:OLEObject>
         </w:object>
@@ -26675,7 +26684,7 @@
           <w:lang w:val="en-US" w:eastAsia="zh-CN"/>
         </w:rPr>
         <w:object>
-          <v:shape id="_x0000_i1204" o:spt="75" alt="" type="#_x0000_t75" style="height:56pt;width:102pt;" o:ole="t" filled="f" o:preferrelative="t" stroked="f" coordsize="21600,21600">
+          <v:shape id="_x0000_i1141" o:spt="75" type="#_x0000_t75" style="height:56pt;width:102pt;" o:ole="t" filled="f" o:preferrelative="t" stroked="f" coordsize="21600,21600">
             <v:path/>
             <v:fill on="f" focussize="0,0"/>
             <v:stroke on="f"/>
@@ -26684,7 +26693,7 @@
             <w10:wrap type="none"/>
             <w10:anchorlock/>
           </v:shape>
-          <o:OLEObject Type="Embed" ProgID="DSEquations" ShapeID="_x0000_i1204" DrawAspect="Content" ObjectID="_1468075841" r:id="rId246">
+          <o:OLEObject Type="Embed" ProgID="DSEquations" ShapeID="_x0000_i1141" DrawAspect="Content" ObjectID="_1468075841" r:id="rId246">
             <o:LockedField>false</o:LockedField>
           </o:OLEObject>
         </w:object>
@@ -26872,7 +26881,8 @@
           <w:lang w:val="en-US" w:eastAsia="zh-CN"/>
         </w:rPr>
         <w:object>
-          <v:shape id="_x0000_i1203" o:spt="75" type="#_x0000_t75" style="height:18pt;width:15pt;" o:ole="t" filled="f" o:preferrelative="t" stroked="f" coordsize="21600,21600">
+          <v:shape id="_x0000_i1142" o:spt="75" type="#_x0000_t75" style="height:18pt;width:15pt;" o:ole="t" filled="f" o:preferrelative="t" stroked="f" coordsize="21600,21600">
+            <v:path/>
             <v:fill on="f" focussize="0,0"/>
             <v:stroke on="f"/>
             <v:imagedata r:id="rId249" o:title=""/>
@@ -26880,7 +26890,7 @@
             <w10:wrap type="none"/>
             <w10:anchorlock/>
           </v:shape>
-          <o:OLEObject Type="Embed" ProgID="DSEquations" ShapeID="_x0000_i1203" DrawAspect="Content" ObjectID="_1468075842" r:id="rId248">
+          <o:OLEObject Type="Embed" ProgID="DSEquations" ShapeID="_x0000_i1142" DrawAspect="Content" ObjectID="_1468075842" r:id="rId248">
             <o:LockedField>false</o:LockedField>
           </o:OLEObject>
         </w:object>
@@ -26903,7 +26913,8 @@
           <w:lang w:val="en-US" w:eastAsia="zh-CN"/>
         </w:rPr>
         <w:object>
-          <v:shape id="_x0000_i1205" o:spt="75" type="#_x0000_t75" style="height:18pt;width:13.95pt;" o:ole="t" filled="f" o:preferrelative="t" stroked="f" coordsize="21600,21600">
+          <v:shape id="_x0000_i1143" o:spt="75" type="#_x0000_t75" style="height:18pt;width:13.95pt;" o:ole="t" filled="f" o:preferrelative="t" stroked="f" coordsize="21600,21600">
+            <v:path/>
             <v:fill on="f" focussize="0,0"/>
             <v:stroke on="f"/>
             <v:imagedata r:id="rId251" o:title=""/>
@@ -26911,7 +26922,7 @@
             <w10:wrap type="none"/>
             <w10:anchorlock/>
           </v:shape>
-          <o:OLEObject Type="Embed" ProgID="DSEquations" ShapeID="_x0000_i1205" DrawAspect="Content" ObjectID="_1468075843" r:id="rId250">
+          <o:OLEObject Type="Embed" ProgID="DSEquations" ShapeID="_x0000_i1143" DrawAspect="Content" ObjectID="_1468075843" r:id="rId250">
             <o:LockedField>false</o:LockedField>
           </o:OLEObject>
         </w:object>
@@ -26949,7 +26960,8 @@
           <w:lang w:val="en-US" w:eastAsia="zh-CN"/>
         </w:rPr>
         <w:object>
-          <v:shape id="_x0000_i1201" o:spt="75" type="#_x0000_t75" style="height:31pt;width:110pt;" o:ole="t" filled="f" o:preferrelative="t" stroked="f" coordsize="21600,21600">
+          <v:shape id="_x0000_i1144" o:spt="75" type="#_x0000_t75" style="height:31pt;width:110pt;" o:ole="t" filled="f" o:preferrelative="t" stroked="f" coordsize="21600,21600">
+            <v:path/>
             <v:fill on="f" focussize="0,0"/>
             <v:stroke on="f"/>
             <v:imagedata r:id="rId253" o:title=""/>
@@ -26957,7 +26969,7 @@
             <w10:wrap type="none"/>
             <w10:anchorlock/>
           </v:shape>
-          <o:OLEObject Type="Embed" ProgID="DSEquations" ShapeID="_x0000_i1201" DrawAspect="Content" ObjectID="_1468075844" r:id="rId252">
+          <o:OLEObject Type="Embed" ProgID="DSEquations" ShapeID="_x0000_i1144" DrawAspect="Content" ObjectID="_1468075844" r:id="rId252">
             <o:LockedField>false</o:LockedField>
           </o:OLEObject>
         </w:object>
@@ -27161,7 +27173,8 @@
           <w:lang w:val="en-US" w:eastAsia="zh-CN"/>
         </w:rPr>
         <w:object>
-          <v:shape id="_x0000_i1207" o:spt="75" type="#_x0000_t75" style="height:27pt;width:99pt;" o:ole="t" filled="f" o:preferrelative="t" stroked="f" coordsize="21600,21600">
+          <v:shape id="_x0000_i1145" o:spt="75" type="#_x0000_t75" style="height:27pt;width:99pt;" o:ole="t" filled="f" o:preferrelative="t" stroked="f" coordsize="21600,21600">
+            <v:path/>
             <v:fill on="f" focussize="0,0"/>
             <v:stroke on="f"/>
             <v:imagedata r:id="rId255" o:title=""/>
@@ -27169,7 +27182,7 @@
             <w10:wrap type="none"/>
             <w10:anchorlock/>
           </v:shape>
-          <o:OLEObject Type="Embed" ProgID="DSEquations" ShapeID="_x0000_i1207" DrawAspect="Content" ObjectID="_1468075845" r:id="rId254">
+          <o:OLEObject Type="Embed" ProgID="DSEquations" ShapeID="_x0000_i1145" DrawAspect="Content" ObjectID="_1468075845" r:id="rId254">
             <o:LockedField>false</o:LockedField>
           </o:OLEObject>
         </w:object>
@@ -27357,7 +27370,8 @@
           <w:lang w:val="en-US" w:eastAsia="zh-CN"/>
         </w:rPr>
         <w:object>
-          <v:shape id="_x0000_i1209" o:spt="75" type="#_x0000_t75" style="height:18pt;width:11pt;" o:ole="t" filled="f" o:preferrelative="t" stroked="f" coordsize="21600,21600">
+          <v:shape id="_x0000_i1146" o:spt="75" type="#_x0000_t75" style="height:18pt;width:11pt;" o:ole="t" filled="f" o:preferrelative="t" stroked="f" coordsize="21600,21600">
+            <v:path/>
             <v:fill on="f" focussize="0,0"/>
             <v:stroke on="f"/>
             <v:imagedata r:id="rId257" o:title=""/>
@@ -27365,7 +27379,7 @@
             <w10:wrap type="none"/>
             <w10:anchorlock/>
           </v:shape>
-          <o:OLEObject Type="Embed" ProgID="DSEquations" ShapeID="_x0000_i1209" DrawAspect="Content" ObjectID="_1468075846" r:id="rId256">
+          <o:OLEObject Type="Embed" ProgID="DSEquations" ShapeID="_x0000_i1146" DrawAspect="Content" ObjectID="_1468075846" r:id="rId256">
             <o:LockedField>false</o:LockedField>
           </o:OLEObject>
         </w:object>
@@ -27388,7 +27402,8 @@
           <w:lang w:val="en-US" w:eastAsia="zh-CN"/>
         </w:rPr>
         <w:object>
-          <v:shape id="_x0000_i1210" o:spt="75" type="#_x0000_t75" style="height:18pt;width:13pt;" o:ole="t" filled="f" o:preferrelative="t" stroked="f" coordsize="21600,21600">
+          <v:shape id="_x0000_i1147" o:spt="75" type="#_x0000_t75" style="height:18pt;width:13pt;" o:ole="t" filled="f" o:preferrelative="t" stroked="f" coordsize="21600,21600">
+            <v:path/>
             <v:fill on="f" focussize="0,0"/>
             <v:stroke on="f"/>
             <v:imagedata r:id="rId259" o:title=""/>
@@ -27396,7 +27411,7 @@
             <w10:wrap type="none"/>
             <w10:anchorlock/>
           </v:shape>
-          <o:OLEObject Type="Embed" ProgID="DSEquations" ShapeID="_x0000_i1210" DrawAspect="Content" ObjectID="_1468075847" r:id="rId258">
+          <o:OLEObject Type="Embed" ProgID="DSEquations" ShapeID="_x0000_i1147" DrawAspect="Content" ObjectID="_1468075847" r:id="rId258">
             <o:LockedField>false</o:LockedField>
           </o:OLEObject>
         </w:object>
@@ -27434,7 +27449,8 @@
           <w:lang w:val="en-US" w:eastAsia="zh-CN"/>
         </w:rPr>
         <w:object>
-          <v:shape id="_x0000_i1211" o:spt="75" type="#_x0000_t75" style="height:40pt;width:98pt;" o:ole="t" filled="f" o:preferrelative="t" stroked="f" coordsize="21600,21600">
+          <v:shape id="_x0000_i1148" o:spt="75" type="#_x0000_t75" style="height:40pt;width:98pt;" o:ole="t" filled="f" o:preferrelative="t" stroked="f" coordsize="21600,21600">
+            <v:path/>
             <v:fill on="f" focussize="0,0"/>
             <v:stroke on="f"/>
             <v:imagedata r:id="rId261" o:title=""/>
@@ -27442,7 +27458,7 @@
             <w10:wrap type="none"/>
             <w10:anchorlock/>
           </v:shape>
-          <o:OLEObject Type="Embed" ProgID="DSEquations" ShapeID="_x0000_i1211" DrawAspect="Content" ObjectID="_1468075848" r:id="rId260">
+          <o:OLEObject Type="Embed" ProgID="DSEquations" ShapeID="_x0000_i1148" DrawAspect="Content" ObjectID="_1468075848" r:id="rId260">
             <o:LockedField>false</o:LockedField>
           </o:OLEObject>
         </w:object>
@@ -27646,7 +27662,8 @@
           <w:lang w:val="en-US" w:eastAsia="zh-CN"/>
         </w:rPr>
         <w:object>
-          <v:shape id="_x0000_i1212" o:spt="75" type="#_x0000_t75" style="height:40pt;width:74pt;" o:ole="t" filled="f" o:preferrelative="t" stroked="f" coordsize="21600,21600">
+          <v:shape id="_x0000_i1149" o:spt="75" type="#_x0000_t75" style="height:40pt;width:74pt;" o:ole="t" filled="f" o:preferrelative="t" stroked="f" coordsize="21600,21600">
+            <v:path/>
             <v:fill on="f" focussize="0,0"/>
             <v:stroke on="f"/>
             <v:imagedata r:id="rId263" o:title=""/>
@@ -27654,7 +27671,7 @@
             <w10:wrap type="none"/>
             <w10:anchorlock/>
           </v:shape>
-          <o:OLEObject Type="Embed" ProgID="DSEquations" ShapeID="_x0000_i1212" DrawAspect="Content" ObjectID="_1468075849" r:id="rId262">
+          <o:OLEObject Type="Embed" ProgID="DSEquations" ShapeID="_x0000_i1149" DrawAspect="Content" ObjectID="_1468075849" r:id="rId262">
             <o:LockedField>false</o:LockedField>
           </o:OLEObject>
         </w:object>
@@ -27858,7 +27875,8 @@
           <w:lang w:val="en-US" w:eastAsia="zh-CN"/>
         </w:rPr>
         <w:object>
-          <v:shape id="_x0000_i1213" o:spt="75" type="#_x0000_t75" style="height:16pt;width:52pt;" o:ole="t" filled="f" o:preferrelative="t" stroked="f" coordsize="21600,21600">
+          <v:shape id="_x0000_i1150" o:spt="75" type="#_x0000_t75" style="height:16pt;width:52pt;" o:ole="t" filled="f" o:preferrelative="t" stroked="f" coordsize="21600,21600">
+            <v:path/>
             <v:fill on="f" focussize="0,0"/>
             <v:stroke on="f"/>
             <v:imagedata r:id="rId265" o:title=""/>
@@ -27866,7 +27884,7 @@
             <w10:wrap type="none"/>
             <w10:anchorlock/>
           </v:shape>
-          <o:OLEObject Type="Embed" ProgID="DSEquations" ShapeID="_x0000_i1213" DrawAspect="Content" ObjectID="_1468075850" r:id="rId264">
+          <o:OLEObject Type="Embed" ProgID="DSEquations" ShapeID="_x0000_i1150" DrawAspect="Content" ObjectID="_1468075850" r:id="rId264">
             <o:LockedField>false</o:LockedField>
           </o:OLEObject>
         </w:object>
@@ -28054,7 +28072,8 @@
           <w:lang w:val="en-US" w:eastAsia="zh-CN"/>
         </w:rPr>
         <w:object>
-          <v:shape id="_x0000_i1215" o:spt="75" type="#_x0000_t75" style="height:20pt;width:71pt;" o:ole="t" filled="f" o:preferrelative="t" stroked="f" coordsize="21600,21600">
+          <v:shape id="_x0000_i1151" o:spt="75" type="#_x0000_t75" style="height:20pt;width:71pt;" o:ole="t" filled="f" o:preferrelative="t" stroked="f" coordsize="21600,21600">
+            <v:path/>
             <v:fill on="f" focussize="0,0"/>
             <v:stroke on="f"/>
             <v:imagedata r:id="rId267" o:title=""/>
@@ -28062,7 +28081,7 @@
             <w10:wrap type="none"/>
             <w10:anchorlock/>
           </v:shape>
-          <o:OLEObject Type="Embed" ProgID="DSEquations" ShapeID="_x0000_i1215" DrawAspect="Content" ObjectID="_1468075851" r:id="rId266">
+          <o:OLEObject Type="Embed" ProgID="DSEquations" ShapeID="_x0000_i1151" DrawAspect="Content" ObjectID="_1468075851" r:id="rId266">
             <o:LockedField>false</o:LockedField>
           </o:OLEObject>
         </w:object>
@@ -28100,7 +28119,8 @@
           <w:lang w:val="en-US" w:eastAsia="zh-CN"/>
         </w:rPr>
         <w:object>
-          <v:shape id="_x0000_i1216" o:spt="75" type="#_x0000_t75" style="height:36pt;width:96.95pt;" o:ole="t" filled="f" o:preferrelative="t" stroked="f" coordsize="21600,21600">
+          <v:shape id="_x0000_i1152" o:spt="75" type="#_x0000_t75" style="height:36pt;width:96.95pt;" o:ole="t" filled="f" o:preferrelative="t" stroked="f" coordsize="21600,21600">
+            <v:path/>
             <v:fill on="f" focussize="0,0"/>
             <v:stroke on="f"/>
             <v:imagedata r:id="rId269" o:title=""/>
@@ -28108,7 +28128,7 @@
             <w10:wrap type="none"/>
             <w10:anchorlock/>
           </v:shape>
-          <o:OLEObject Type="Embed" ProgID="DSEquations" ShapeID="_x0000_i1216" DrawAspect="Content" ObjectID="_1468075852" r:id="rId268">
+          <o:OLEObject Type="Embed" ProgID="DSEquations" ShapeID="_x0000_i1152" DrawAspect="Content" ObjectID="_1468075852" r:id="rId268">
             <o:LockedField>false</o:LockedField>
           </o:OLEObject>
         </w:object>
@@ -28312,7 +28332,8 @@
           <w:lang w:val="en-US" w:eastAsia="zh-CN"/>
         </w:rPr>
         <w:object>
-          <v:shape id="_x0000_i1217" o:spt="75" type="#_x0000_t75" style="height:36pt;width:239pt;" o:ole="t" filled="f" o:preferrelative="t" stroked="f" coordsize="21600,21600">
+          <v:shape id="_x0000_i1153" o:spt="75" type="#_x0000_t75" style="height:36pt;width:239pt;" o:ole="t" filled="f" o:preferrelative="t" stroked="f" coordsize="21600,21600">
+            <v:path/>
             <v:fill on="f" focussize="0,0"/>
             <v:stroke on="f"/>
             <v:imagedata r:id="rId271" o:title=""/>
@@ -28320,7 +28341,7 @@
             <w10:wrap type="none"/>
             <w10:anchorlock/>
           </v:shape>
-          <o:OLEObject Type="Embed" ProgID="DSEquations" ShapeID="_x0000_i1217" DrawAspect="Content" ObjectID="_1468075853" r:id="rId270">
+          <o:OLEObject Type="Embed" ProgID="DSEquations" ShapeID="_x0000_i1153" DrawAspect="Content" ObjectID="_1468075853" r:id="rId270">
             <o:LockedField>false</o:LockedField>
           </o:OLEObject>
         </w:object>
@@ -28524,7 +28545,8 @@
           <w:lang w:val="en-US" w:eastAsia="zh-CN"/>
         </w:rPr>
         <w:object>
-          <v:shape id="_x0000_i1224" o:spt="75" type="#_x0000_t75" style="height:64pt;width:315pt;" o:ole="t" filled="f" o:preferrelative="t" stroked="f" coordsize="21600,21600">
+          <v:shape id="_x0000_i1154" o:spt="75" type="#_x0000_t75" style="height:64pt;width:315pt;" o:ole="t" filled="f" o:preferrelative="t" stroked="f" coordsize="21600,21600">
+            <v:path/>
             <v:fill on="f" focussize="0,0"/>
             <v:stroke on="f"/>
             <v:imagedata r:id="rId273" o:title=""/>
@@ -28532,7 +28554,7 @@
             <w10:wrap type="none"/>
             <w10:anchorlock/>
           </v:shape>
-          <o:OLEObject Type="Embed" ProgID="DSEquations" ShapeID="_x0000_i1224" DrawAspect="Content" ObjectID="_1468075854" r:id="rId272">
+          <o:OLEObject Type="Embed" ProgID="DSEquations" ShapeID="_x0000_i1154" DrawAspect="Content" ObjectID="_1468075854" r:id="rId272">
             <o:LockedField>false</o:LockedField>
           </o:OLEObject>
         </w:object>
@@ -28721,7 +28743,8 @@
           <w:lang w:val="en-US" w:eastAsia="zh-CN"/>
         </w:rPr>
         <w:object>
-          <v:shape id="_x0000_i1225" o:spt="75" type="#_x0000_t75" style="height:15pt;width:54pt;" o:ole="t" filled="f" o:preferrelative="t" stroked="f" coordsize="21600,21600">
+          <v:shape id="_x0000_i1155" o:spt="75" type="#_x0000_t75" style="height:15pt;width:54pt;" o:ole="t" filled="f" o:preferrelative="t" stroked="f" coordsize="21600,21600">
+            <v:path/>
             <v:fill on="f" focussize="0,0"/>
             <v:stroke on="f"/>
             <v:imagedata r:id="rId275" o:title=""/>
@@ -28729,7 +28752,7 @@
             <w10:wrap type="none"/>
             <w10:anchorlock/>
           </v:shape>
-          <o:OLEObject Type="Embed" ProgID="DSEquations" ShapeID="_x0000_i1225" DrawAspect="Content" ObjectID="_1468075855" r:id="rId274">
+          <o:OLEObject Type="Embed" ProgID="DSEquations" ShapeID="_x0000_i1155" DrawAspect="Content" ObjectID="_1468075855" r:id="rId274">
             <o:LockedField>false</o:LockedField>
           </o:OLEObject>
         </w:object>
@@ -28789,7 +28812,8 @@
           <w:lang w:val="en-US" w:eastAsia="zh-CN"/>
         </w:rPr>
         <w:object>
-          <v:shape id="_x0000_i1218" o:spt="75" type="#_x0000_t75" style="height:90pt;width:142pt;" o:ole="t" filled="f" o:preferrelative="t" stroked="f" coordsize="21600,21600">
+          <v:shape id="_x0000_i1156" o:spt="75" type="#_x0000_t75" style="height:90pt;width:142pt;" o:ole="t" filled="f" o:preferrelative="t" stroked="f" coordsize="21600,21600">
+            <v:path/>
             <v:fill on="f" focussize="0,0"/>
             <v:stroke on="f"/>
             <v:imagedata r:id="rId277" o:title=""/>
@@ -28797,7 +28821,7 @@
             <w10:wrap type="none"/>
             <w10:anchorlock/>
           </v:shape>
-          <o:OLEObject Type="Embed" ProgID="DSEquations" ShapeID="_x0000_i1218" DrawAspect="Content" ObjectID="_1468075856" r:id="rId276">
+          <o:OLEObject Type="Embed" ProgID="DSEquations" ShapeID="_x0000_i1156" DrawAspect="Content" ObjectID="_1468075856" r:id="rId276">
             <o:LockedField>false</o:LockedField>
           </o:OLEObject>
         </w:object>
@@ -28986,7 +29010,8 @@
           <w:lang w:val="en-US" w:eastAsia="zh-CN"/>
         </w:rPr>
         <w:object>
-          <v:shape id="_x0000_i1219" o:spt="75" type="#_x0000_t75" style="height:18pt;width:13.95pt;" o:ole="t" filled="f" o:preferrelative="t" stroked="f" coordsize="21600,21600">
+          <v:shape id="_x0000_i1157" o:spt="75" type="#_x0000_t75" style="height:18pt;width:13.95pt;" o:ole="t" filled="f" o:preferrelative="t" stroked="f" coordsize="21600,21600">
+            <v:path/>
             <v:fill on="f" focussize="0,0"/>
             <v:stroke on="f"/>
             <v:imagedata r:id="rId279" o:title=""/>
@@ -28994,7 +29019,7 @@
             <w10:wrap type="none"/>
             <w10:anchorlock/>
           </v:shape>
-          <o:OLEObject Type="Embed" ProgID="DSEquations" ShapeID="_x0000_i1219" DrawAspect="Content" ObjectID="_1468075857" r:id="rId278">
+          <o:OLEObject Type="Embed" ProgID="DSEquations" ShapeID="_x0000_i1157" DrawAspect="Content" ObjectID="_1468075857" r:id="rId278">
             <o:LockedField>false</o:LockedField>
           </o:OLEObject>
         </w:object>
@@ -29017,7 +29042,8 @@
           <w:lang w:val="en-US" w:eastAsia="zh-CN"/>
         </w:rPr>
         <w:object>
-          <v:shape id="_x0000_i1220" o:spt="75" type="#_x0000_t75" style="height:18pt;width:15pt;" o:ole="t" filled="f" o:preferrelative="t" stroked="f" coordsize="21600,21600">
+          <v:shape id="_x0000_i1158" o:spt="75" type="#_x0000_t75" style="height:18pt;width:15pt;" o:ole="t" filled="f" o:preferrelative="t" stroked="f" coordsize="21600,21600">
+            <v:path/>
             <v:fill on="f" focussize="0,0"/>
             <v:stroke on="f"/>
             <v:imagedata r:id="rId281" o:title=""/>
@@ -29025,7 +29051,7 @@
             <w10:wrap type="none"/>
             <w10:anchorlock/>
           </v:shape>
-          <o:OLEObject Type="Embed" ProgID="DSEquations" ShapeID="_x0000_i1220" DrawAspect="Content" ObjectID="_1468075858" r:id="rId280">
+          <o:OLEObject Type="Embed" ProgID="DSEquations" ShapeID="_x0000_i1158" DrawAspect="Content" ObjectID="_1468075858" r:id="rId280">
             <o:LockedField>false</o:LockedField>
           </o:OLEObject>
         </w:object>
@@ -29063,7 +29089,8 @@
           <w:lang w:val="en-US" w:eastAsia="zh-CN"/>
         </w:rPr>
         <w:object>
-          <v:shape id="_x0000_i1221" o:spt="75" type="#_x0000_t75" style="height:118pt;width:82pt;" o:ole="t" filled="f" o:preferrelative="t" stroked="f" coordsize="21600,21600">
+          <v:shape id="_x0000_i1159" o:spt="75" type="#_x0000_t75" style="height:118pt;width:82pt;" o:ole="t" filled="f" o:preferrelative="t" stroked="f" coordsize="21600,21600">
+            <v:path/>
             <v:fill on="f" focussize="0,0"/>
             <v:stroke on="f"/>
             <v:imagedata r:id="rId283" o:title=""/>
@@ -29071,7 +29098,7 @@
             <w10:wrap type="none"/>
             <w10:anchorlock/>
           </v:shape>
-          <o:OLEObject Type="Embed" ProgID="DSEquations" ShapeID="_x0000_i1221" DrawAspect="Content" ObjectID="_1468075859" r:id="rId282">
+          <o:OLEObject Type="Embed" ProgID="DSEquations" ShapeID="_x0000_i1159" DrawAspect="Content" ObjectID="_1468075859" r:id="rId282">
             <o:LockedField>false</o:LockedField>
           </o:OLEObject>
         </w:object>
@@ -29260,250 +29287,7 @@
           <w:lang w:val="en-US" w:eastAsia="zh-CN"/>
         </w:rPr>
         <w:object>
-          <v:shape id="_x0000_i1222" o:spt="75" type="#_x0000_t75" style="height:15pt;width:16pt;" o:ole="t" filled="f" o:preferrelative="t" stroked="f" coordsize="21600,21600">
-            <v:fill on="f" focussize="0,0"/>
-            <v:stroke on="f"/>
-            <v:imagedata r:id="rId285" o:title=""/>
-            <o:lock v:ext="edit" aspectratio="t"/>
-            <w10:wrap type="none"/>
-            <w10:anchorlock/>
-          </v:shape>
-          <o:OLEObject Type="Embed" ProgID="DSEquations" ShapeID="_x0000_i1222" DrawAspect="Content" ObjectID="_1468075860" r:id="rId284">
-            <o:LockedField>false</o:LockedField>
-          </o:OLEObject>
-        </w:object>
-      </w:r>
-      <w:r>
-        <w:rPr>
-          <w:rFonts w:hint="eastAsia"/>
-          <w:sz w:val="24"/>
-          <w:szCs w:val="24"/>
-          <w:lang w:val="en-US" w:eastAsia="zh-CN"/>
-        </w:rPr>
-        <w:t>：</w:t>
-      </w:r>
-    </w:p>
-    <w:p>
-      <w:pPr>
-        <w:pStyle w:val="8"/>
-        <w:bidi w:val="0"/>
-        <w:rPr>
-          <w:rFonts w:hint="default"/>
-          <w:lang w:val="en-US" w:eastAsia="zh-CN"/>
-        </w:rPr>
-      </w:pPr>
-      <w:r>
-        <w:rPr>
-          <w:rFonts w:hint="eastAsia"/>
-          <w:lang w:val="en-US" w:eastAsia="zh-CN"/>
-        </w:rPr>
-        <w:tab/>
-      </w:r>
-      <w:r>
-        <w:rPr>
-          <w:rFonts w:hint="eastAsia"/>
-          <w:position w:val="-6"/>
-          <w:lang w:val="en-US" w:eastAsia="zh-CN"/>
-        </w:rPr>
-        <w:object>
-          <v:shape id="_x0000_i1223" o:spt="75" type="#_x0000_t75" style="height:16pt;width:52pt;" o:ole="t" filled="f" o:preferrelative="t" stroked="f" coordsize="21600,21600">
-            <v:fill on="f" focussize="0,0"/>
-            <v:stroke on="f"/>
-            <v:imagedata r:id="rId287" o:title=""/>
-            <o:lock v:ext="edit" aspectratio="t"/>
-            <w10:wrap type="none"/>
-            <w10:anchorlock/>
-          </v:shape>
-          <o:OLEObject Type="Embed" ProgID="DSEquations" ShapeID="_x0000_i1223" DrawAspect="Content" ObjectID="_1468075861" r:id="rId286">
-            <o:LockedField>false</o:LockedField>
-          </o:OLEObject>
-        </w:object>
-      </w:r>
-      <w:r>
-        <w:rPr>
-          <w:rFonts w:hint="eastAsia"/>
-          <w:lang w:val="en-US" w:eastAsia="zh-CN"/>
-        </w:rPr>
-        <w:t xml:space="preserve"> </w:t>
-      </w:r>
-      <w:r>
-        <w:rPr>
-          <w:rFonts w:hint="eastAsia"/>
-          <w:lang w:val="en-US" w:eastAsia="zh-CN"/>
-        </w:rPr>
-        <w:tab/>
-      </w:r>
-      <w:r>
-        <w:rPr>
-          <w:rFonts w:hint="eastAsia"/>
-          <w:lang w:val="en-US" w:eastAsia="zh-CN"/>
-        </w:rPr>
-        <w:fldChar w:fldCharType="begin"/>
-      </w:r>
-      <w:r>
-        <w:rPr>
-          <w:rFonts w:hint="eastAsia"/>
-          <w:lang w:val="en-US" w:eastAsia="zh-CN"/>
-        </w:rPr>
-        <w:instrText xml:space="preserve"> MACROBUTTON MTPlaceRef \* MERGEFORMAT </w:instrText>
-      </w:r>
-      <w:r>
-        <w:rPr>
-          <w:rFonts w:hint="eastAsia"/>
-          <w:lang w:val="en-US" w:eastAsia="zh-CN"/>
-        </w:rPr>
-        <w:fldChar w:fldCharType="begin"/>
-      </w:r>
-      <w:r>
-        <w:rPr>
-          <w:rFonts w:hint="eastAsia"/>
-          <w:lang w:val="en-US" w:eastAsia="zh-CN"/>
-        </w:rPr>
-        <w:instrText xml:space="preserve"> SEQ MTEqn \h \* MERGEFORMAT </w:instrText>
-      </w:r>
-      <w:r>
-        <w:rPr>
-          <w:rFonts w:hint="eastAsia"/>
-          <w:lang w:val="en-US" w:eastAsia="zh-CN"/>
-        </w:rPr>
-        <w:fldChar w:fldCharType="separate"/>
-      </w:r>
-      <w:r>
-        <w:rPr>
-          <w:rFonts w:hint="eastAsia"/>
-          <w:lang w:val="en-US" w:eastAsia="zh-CN"/>
-        </w:rPr>
-        <w:fldChar w:fldCharType="end"/>
-      </w:r>
-      <w:r>
-        <w:rPr>
-          <w:rFonts w:hint="eastAsia"/>
-          <w:lang w:val="en-US" w:eastAsia="zh-CN"/>
-        </w:rPr>
-        <w:instrText xml:space="preserve">(</w:instrText>
-      </w:r>
-      <w:r>
-        <w:rPr>
-          <w:rFonts w:hint="eastAsia"/>
-          <w:lang w:val="en-US" w:eastAsia="zh-CN"/>
-        </w:rPr>
-        <w:fldChar w:fldCharType="begin"/>
-      </w:r>
-      <w:r>
-        <w:rPr>
-          <w:rFonts w:hint="eastAsia"/>
-          <w:lang w:val="en-US" w:eastAsia="zh-CN"/>
-        </w:rPr>
-        <w:instrText xml:space="preserve"> SEQ MTSec \c \* Arabic \* MERGEFORMAT </w:instrText>
-      </w:r>
-      <w:r>
-        <w:rPr>
-          <w:rFonts w:hint="eastAsia"/>
-          <w:lang w:val="en-US" w:eastAsia="zh-CN"/>
-        </w:rPr>
-        <w:fldChar w:fldCharType="separate"/>
-      </w:r>
-      <w:r>
-        <w:instrText xml:space="preserve">4</w:instrText>
-      </w:r>
-      <w:r>
-        <w:rPr>
-          <w:rFonts w:hint="eastAsia"/>
-          <w:lang w:val="en-US" w:eastAsia="zh-CN"/>
-        </w:rPr>
-        <w:fldChar w:fldCharType="end"/>
-      </w:r>
-      <w:r>
-        <w:rPr>
-          <w:rFonts w:hint="eastAsia"/>
-          <w:lang w:val="en-US" w:eastAsia="zh-CN"/>
-        </w:rPr>
-        <w:instrText xml:space="preserve">.</w:instrText>
-      </w:r>
-      <w:r>
-        <w:rPr>
-          <w:rFonts w:hint="eastAsia"/>
-          <w:lang w:val="en-US" w:eastAsia="zh-CN"/>
-        </w:rPr>
-        <w:fldChar w:fldCharType="begin"/>
-      </w:r>
-      <w:r>
-        <w:rPr>
-          <w:rFonts w:hint="eastAsia"/>
-          <w:lang w:val="en-US" w:eastAsia="zh-CN"/>
-        </w:rPr>
-        <w:instrText xml:space="preserve"> SEQ MTEqn \c \* Arabic \* MERGEFORMAT </w:instrText>
-      </w:r>
-      <w:r>
-        <w:rPr>
-          <w:rFonts w:hint="eastAsia"/>
-          <w:lang w:val="en-US" w:eastAsia="zh-CN"/>
-        </w:rPr>
-        <w:fldChar w:fldCharType="separate"/>
-      </w:r>
-      <w:r>
-        <w:instrText xml:space="preserve">47</w:instrText>
-      </w:r>
-      <w:r>
-        <w:rPr>
-          <w:rFonts w:hint="eastAsia"/>
-          <w:lang w:val="en-US" w:eastAsia="zh-CN"/>
-        </w:rPr>
-        <w:fldChar w:fldCharType="end"/>
-      </w:r>
-      <w:r>
-        <w:rPr>
-          <w:rFonts w:hint="eastAsia"/>
-          <w:lang w:val="en-US" w:eastAsia="zh-CN"/>
-        </w:rPr>
-        <w:instrText xml:space="preserve">)</w:instrText>
-      </w:r>
-      <w:r>
-        <w:rPr>
-          <w:rFonts w:hint="eastAsia"/>
-          <w:lang w:val="en-US" w:eastAsia="zh-CN"/>
-        </w:rPr>
-        <w:fldChar w:fldCharType="separate"/>
-      </w:r>
-      <w:r>
-        <w:rPr>
-          <w:rFonts w:hint="eastAsia"/>
-          <w:lang w:val="en-US" w:eastAsia="zh-CN"/>
-        </w:rPr>
-        <w:fldChar w:fldCharType="end"/>
-      </w:r>
-    </w:p>
-    <w:p>
-      <w:pPr>
-        <w:bidi w:val="0"/>
-        <w:ind w:firstLine="420" w:firstLineChars="0"/>
-        <w:jc w:val="both"/>
-        <w:rPr>
-          <w:rFonts w:hint="eastAsia"/>
-          <w:sz w:val="24"/>
-          <w:szCs w:val="24"/>
-          <w:lang w:val="en-US" w:eastAsia="zh-CN"/>
-        </w:rPr>
-      </w:pPr>
-      <w:r>
-        <w:rPr>
-          <w:rFonts w:hint="eastAsia"/>
-          <w:sz w:val="24"/>
-          <w:szCs w:val="24"/>
-          <w:lang w:val="en-US" w:eastAsia="zh-CN"/>
-        </w:rPr>
-        <w:t>球量偏量分解的投影算子</w:t>
-      </w:r>
-      <w:r>
-        <w:rPr>
-          <w:rFonts w:hint="eastAsia"/>
-          <w:position w:val="-4"/>
-          <w:sz w:val="24"/>
-          <w:szCs w:val="24"/>
-          <w:lang w:val="en-US" w:eastAsia="zh-CN"/>
-        </w:rPr>
-        <w:object>
-          <v:shape id="_x0000_i1226" o:spt="75" type="#_x0000_t75" style="height:15pt;width:16pt;" o:ole="t" filled="f" o:preferrelative="t" stroked="f" coordsize="21600,21600">
+          <v:shape id="_x0000_i1160" o:spt="75" type="#_x0000_t75" style="height:15pt;width:16pt;" o:ole="t" filled="f" o:preferrelative="t" stroked="f" coordsize="21600,21600">
             <v:path/>
             <v:fill on="f" focussize="0,0"/>
             <v:stroke on="f"/>
@@ -29512,7 +29296,7 @@
             <w10:wrap type="none"/>
             <w10:anchorlock/>
           </v:shape>
-          <o:OLEObject Type="Embed" ProgID="DSEquations" ShapeID="_x0000_i1226" DrawAspect="Content" ObjectID="_1468075862" r:id="rId288">
+          <o:OLEObject Type="Embed" ProgID="DSEquations" ShapeID="_x0000_i1160" DrawAspect="Content" ObjectID="_1468075860" r:id="rId284">
             <o:LockedField>false</o:LockedField>
           </o:OLEObject>
         </w:object>
@@ -29524,7 +29308,7 @@
           <w:szCs w:val="24"/>
           <w:lang w:val="en-US" w:eastAsia="zh-CN"/>
         </w:rPr>
-        <w:t>同样具有幂等性，根据上面的讨论，同样可以把应变及等效刚度矩阵表示为，</w:t>
+        <w:t>：</w:t>
       </w:r>
     </w:p>
     <w:p>
@@ -29533,8 +29317,6 @@
         <w:bidi w:val="0"/>
         <w:rPr>
           <w:rFonts w:hint="default"/>
-          <w:sz w:val="24"/>
-          <w:szCs w:val="24"/>
           <w:lang w:val="en-US" w:eastAsia="zh-CN"/>
         </w:rPr>
       </w:pPr>
@@ -29548,11 +29330,259 @@
       <w:r>
         <w:rPr>
           <w:rFonts w:hint="eastAsia"/>
+          <w:position w:val="-6"/>
+          <w:lang w:val="en-US" w:eastAsia="zh-CN"/>
+        </w:rPr>
+        <w:object>
+          <v:shape id="_x0000_i1161" o:spt="75" type="#_x0000_t75" style="height:16pt;width:52pt;" o:ole="t" filled="f" o:preferrelative="t" stroked="f" coordsize="21600,21600">
+            <v:path/>
+            <v:fill on="f" focussize="0,0"/>
+            <v:stroke on="f"/>
+            <v:imagedata r:id="rId287" o:title=""/>
+            <o:lock v:ext="edit" aspectratio="t"/>
+            <w10:wrap type="none"/>
+            <w10:anchorlock/>
+          </v:shape>
+          <o:OLEObject Type="Embed" ProgID="DSEquations" ShapeID="_x0000_i1161" DrawAspect="Content" ObjectID="_1468075861" r:id="rId286">
+            <o:LockedField>false</o:LockedField>
+          </o:OLEObject>
+        </w:object>
+      </w:r>
+      <w:r>
+        <w:rPr>
+          <w:rFonts w:hint="eastAsia"/>
+          <w:lang w:val="en-US" w:eastAsia="zh-CN"/>
+        </w:rPr>
+        <w:t xml:space="preserve"> </w:t>
+      </w:r>
+      <w:r>
+        <w:rPr>
+          <w:rFonts w:hint="eastAsia"/>
+          <w:lang w:val="en-US" w:eastAsia="zh-CN"/>
+        </w:rPr>
+        <w:tab/>
+      </w:r>
+      <w:r>
+        <w:rPr>
+          <w:rFonts w:hint="eastAsia"/>
+          <w:lang w:val="en-US" w:eastAsia="zh-CN"/>
+        </w:rPr>
+        <w:fldChar w:fldCharType="begin"/>
+      </w:r>
+      <w:r>
+        <w:rPr>
+          <w:rFonts w:hint="eastAsia"/>
+          <w:lang w:val="en-US" w:eastAsia="zh-CN"/>
+        </w:rPr>
+        <w:instrText xml:space="preserve"> MACROBUTTON MTPlaceRef \* MERGEFORMAT </w:instrText>
+      </w:r>
+      <w:r>
+        <w:rPr>
+          <w:rFonts w:hint="eastAsia"/>
+          <w:lang w:val="en-US" w:eastAsia="zh-CN"/>
+        </w:rPr>
+        <w:fldChar w:fldCharType="begin"/>
+      </w:r>
+      <w:r>
+        <w:rPr>
+          <w:rFonts w:hint="eastAsia"/>
+          <w:lang w:val="en-US" w:eastAsia="zh-CN"/>
+        </w:rPr>
+        <w:instrText xml:space="preserve"> SEQ MTEqn \h \* MERGEFORMAT </w:instrText>
+      </w:r>
+      <w:r>
+        <w:rPr>
+          <w:rFonts w:hint="eastAsia"/>
+          <w:lang w:val="en-US" w:eastAsia="zh-CN"/>
+        </w:rPr>
+        <w:fldChar w:fldCharType="separate"/>
+      </w:r>
+      <w:r>
+        <w:rPr>
+          <w:rFonts w:hint="eastAsia"/>
+          <w:lang w:val="en-US" w:eastAsia="zh-CN"/>
+        </w:rPr>
+        <w:fldChar w:fldCharType="end"/>
+      </w:r>
+      <w:r>
+        <w:rPr>
+          <w:rFonts w:hint="eastAsia"/>
+          <w:lang w:val="en-US" w:eastAsia="zh-CN"/>
+        </w:rPr>
+        <w:instrText xml:space="preserve">(</w:instrText>
+      </w:r>
+      <w:r>
+        <w:rPr>
+          <w:rFonts w:hint="eastAsia"/>
+          <w:lang w:val="en-US" w:eastAsia="zh-CN"/>
+        </w:rPr>
+        <w:fldChar w:fldCharType="begin"/>
+      </w:r>
+      <w:r>
+        <w:rPr>
+          <w:rFonts w:hint="eastAsia"/>
+          <w:lang w:val="en-US" w:eastAsia="zh-CN"/>
+        </w:rPr>
+        <w:instrText xml:space="preserve"> SEQ MTSec \c \* Arabic \* MERGEFORMAT </w:instrText>
+      </w:r>
+      <w:r>
+        <w:rPr>
+          <w:rFonts w:hint="eastAsia"/>
+          <w:lang w:val="en-US" w:eastAsia="zh-CN"/>
+        </w:rPr>
+        <w:fldChar w:fldCharType="separate"/>
+      </w:r>
+      <w:r>
+        <w:instrText xml:space="preserve">4</w:instrText>
+      </w:r>
+      <w:r>
+        <w:rPr>
+          <w:rFonts w:hint="eastAsia"/>
+          <w:lang w:val="en-US" w:eastAsia="zh-CN"/>
+        </w:rPr>
+        <w:fldChar w:fldCharType="end"/>
+      </w:r>
+      <w:r>
+        <w:rPr>
+          <w:rFonts w:hint="eastAsia"/>
+          <w:lang w:val="en-US" w:eastAsia="zh-CN"/>
+        </w:rPr>
+        <w:instrText xml:space="preserve">.</w:instrText>
+      </w:r>
+      <w:r>
+        <w:rPr>
+          <w:rFonts w:hint="eastAsia"/>
+          <w:lang w:val="en-US" w:eastAsia="zh-CN"/>
+        </w:rPr>
+        <w:fldChar w:fldCharType="begin"/>
+      </w:r>
+      <w:r>
+        <w:rPr>
+          <w:rFonts w:hint="eastAsia"/>
+          <w:lang w:val="en-US" w:eastAsia="zh-CN"/>
+        </w:rPr>
+        <w:instrText xml:space="preserve"> SEQ MTEqn \c \* Arabic \* MERGEFORMAT </w:instrText>
+      </w:r>
+      <w:r>
+        <w:rPr>
+          <w:rFonts w:hint="eastAsia"/>
+          <w:lang w:val="en-US" w:eastAsia="zh-CN"/>
+        </w:rPr>
+        <w:fldChar w:fldCharType="separate"/>
+      </w:r>
+      <w:r>
+        <w:instrText xml:space="preserve">47</w:instrText>
+      </w:r>
+      <w:r>
+        <w:rPr>
+          <w:rFonts w:hint="eastAsia"/>
+          <w:lang w:val="en-US" w:eastAsia="zh-CN"/>
+        </w:rPr>
+        <w:fldChar w:fldCharType="end"/>
+      </w:r>
+      <w:r>
+        <w:rPr>
+          <w:rFonts w:hint="eastAsia"/>
+          <w:lang w:val="en-US" w:eastAsia="zh-CN"/>
+        </w:rPr>
+        <w:instrText xml:space="preserve">)</w:instrText>
+      </w:r>
+      <w:r>
+        <w:rPr>
+          <w:rFonts w:hint="eastAsia"/>
+          <w:lang w:val="en-US" w:eastAsia="zh-CN"/>
+        </w:rPr>
+        <w:fldChar w:fldCharType="separate"/>
+      </w:r>
+      <w:r>
+        <w:rPr>
+          <w:rFonts w:hint="eastAsia"/>
+          <w:lang w:val="en-US" w:eastAsia="zh-CN"/>
+        </w:rPr>
+        <w:fldChar w:fldCharType="end"/>
+      </w:r>
+    </w:p>
+    <w:p>
+      <w:pPr>
+        <w:bidi w:val="0"/>
+        <w:ind w:firstLine="420" w:firstLineChars="0"/>
+        <w:jc w:val="both"/>
+        <w:rPr>
+          <w:rFonts w:hint="eastAsia"/>
+          <w:sz w:val="24"/>
+          <w:szCs w:val="24"/>
+          <w:lang w:val="en-US" w:eastAsia="zh-CN"/>
+        </w:rPr>
+      </w:pPr>
+      <w:r>
+        <w:rPr>
+          <w:rFonts w:hint="eastAsia"/>
+          <w:sz w:val="24"/>
+          <w:szCs w:val="24"/>
+          <w:lang w:val="en-US" w:eastAsia="zh-CN"/>
+        </w:rPr>
+        <w:t>球量偏量分解的投影算子</w:t>
+      </w:r>
+      <w:r>
+        <w:rPr>
+          <w:rFonts w:hint="eastAsia"/>
+          <w:position w:val="-4"/>
+          <w:sz w:val="24"/>
+          <w:szCs w:val="24"/>
+          <w:lang w:val="en-US" w:eastAsia="zh-CN"/>
+        </w:rPr>
+        <w:object>
+          <v:shape id="_x0000_i1162" o:spt="75" type="#_x0000_t75" style="height:15pt;width:16pt;" o:ole="t" filled="f" o:preferrelative="t" stroked="f" coordsize="21600,21600">
+            <v:path/>
+            <v:fill on="f" focussize="0,0"/>
+            <v:stroke on="f"/>
+            <v:imagedata r:id="rId285" o:title=""/>
+            <o:lock v:ext="edit" aspectratio="t"/>
+            <w10:wrap type="none"/>
+            <w10:anchorlock/>
+          </v:shape>
+          <o:OLEObject Type="Embed" ProgID="DSEquations" ShapeID="_x0000_i1162" DrawAspect="Content" ObjectID="_1468075862" r:id="rId288">
+            <o:LockedField>false</o:LockedField>
+          </o:OLEObject>
+        </w:object>
+      </w:r>
+      <w:r>
+        <w:rPr>
+          <w:rFonts w:hint="eastAsia"/>
+          <w:sz w:val="24"/>
+          <w:szCs w:val="24"/>
+          <w:lang w:val="en-US" w:eastAsia="zh-CN"/>
+        </w:rPr>
+        <w:t>同样具有幂等性，根据上面的讨论，同样可以把应变及等效刚度矩阵表示为，</w:t>
+      </w:r>
+    </w:p>
+    <w:p>
+      <w:pPr>
+        <w:pStyle w:val="8"/>
+        <w:bidi w:val="0"/>
+        <w:rPr>
+          <w:rFonts w:hint="default"/>
+          <w:sz w:val="24"/>
+          <w:szCs w:val="24"/>
+          <w:lang w:val="en-US" w:eastAsia="zh-CN"/>
+        </w:rPr>
+      </w:pPr>
+      <w:r>
+        <w:rPr>
+          <w:rFonts w:hint="eastAsia"/>
+          <w:lang w:val="en-US" w:eastAsia="zh-CN"/>
+        </w:rPr>
+        <w:tab/>
+      </w:r>
+      <w:r>
+        <w:rPr>
+          <w:rFonts w:hint="eastAsia"/>
           <w:position w:val="-30"/>
           <w:lang w:val="en-US" w:eastAsia="zh-CN"/>
         </w:rPr>
         <w:object>
-          <v:shape id="_x0000_i1227" o:spt="75" type="#_x0000_t75" style="height:36pt;width:185pt;" o:ole="t" filled="f" o:preferrelative="t" stroked="f" coordsize="21600,21600">
+          <v:shape id="_x0000_i1163" o:spt="75" type="#_x0000_t75" style="height:36pt;width:185pt;" o:ole="t" filled="f" o:preferrelative="t" stroked="f" coordsize="21600,21600">
+            <v:path/>
             <v:fill on="f" focussize="0,0"/>
             <v:stroke on="f"/>
             <v:imagedata r:id="rId290" o:title=""/>
@@ -29560,7 +29590,7 @@
             <w10:wrap type="none"/>
             <w10:anchorlock/>
           </v:shape>
-          <o:OLEObject Type="Embed" ProgID="DSEquations" ShapeID="_x0000_i1227" DrawAspect="Content" ObjectID="_1468075863" r:id="rId289">
+          <o:OLEObject Type="Embed" ProgID="DSEquations" ShapeID="_x0000_i1163" DrawAspect="Content" ObjectID="_1468075863" r:id="rId289">
             <o:LockedField>false</o:LockedField>
           </o:OLEObject>
         </w:object>
@@ -29817,7 +29847,7 @@
           <w:lang w:val="en-US" w:eastAsia="zh-CN"/>
         </w:rPr>
         <w:object>
-          <v:shape id="_x0000_i1129" o:spt="75" type="#_x0000_t75" style="height:60pt;width:152pt;" o:ole="t" filled="f" o:preferrelative="t" stroked="f" coordsize="21600,21600">
+          <v:shape id="_x0000_i1164" o:spt="75" type="#_x0000_t75" style="height:60pt;width:152pt;" o:ole="t" filled="f" o:preferrelative="t" stroked="f" coordsize="21600,21600">
             <v:path/>
             <v:fill on="f" focussize="0,0"/>
             <v:stroke on="f"/>
@@ -29826,7 +29856,7 @@
             <w10:wrap type="none"/>
             <w10:anchorlock/>
           </v:shape>
-          <o:OLEObject Type="Embed" ProgID="DSEquations" ShapeID="_x0000_i1129" DrawAspect="Content" ObjectID="_1468075864" r:id="rId291">
+          <o:OLEObject Type="Embed" ProgID="DSEquations" ShapeID="_x0000_i1164" DrawAspect="Content" ObjectID="_1468075864" r:id="rId291">
             <o:LockedField>false</o:LockedField>
           </o:OLEObject>
         </w:object>
@@ -30071,7 +30101,7 @@
           <w:lang w:val="en-US" w:eastAsia="zh-CN"/>
         </w:rPr>
         <w:object>
-          <v:shape id="_x0000_i1130" o:spt="75" type="#_x0000_t75" style="height:18pt;width:74pt;" o:ole="t" filled="f" o:preferrelative="t" stroked="f" coordsize="21600,21600">
+          <v:shape id="_x0000_i1165" o:spt="75" type="#_x0000_t75" style="height:18pt;width:74pt;" o:ole="t" filled="f" o:preferrelative="t" stroked="f" coordsize="21600,21600">
             <v:path/>
             <v:fill on="f" focussize="0,0"/>
             <v:stroke on="f"/>
@@ -30080,7 +30110,7 @@
             <w10:wrap type="none"/>
             <w10:anchorlock/>
           </v:shape>
-          <o:OLEObject Type="Embed" ProgID="DSEquations" ShapeID="_x0000_i1130" DrawAspect="Content" ObjectID="_1468075865" r:id="rId293">
+          <o:OLEObject Type="Embed" ProgID="DSEquations" ShapeID="_x0000_i1165" DrawAspect="Content" ObjectID="_1468075865" r:id="rId293">
             <o:LockedField>false</o:LockedField>
           </o:OLEObject>
         </w:object>
@@ -30121,7 +30151,7 @@
           <w:lang w:val="en-US" w:eastAsia="zh-CN"/>
         </w:rPr>
         <w:object>
-          <v:shape id="_x0000_i1131" o:spt="75" type="#_x0000_t75" style="height:38pt;width:157pt;" o:ole="t" filled="f" o:preferrelative="t" stroked="f" coordsize="21600,21600">
+          <v:shape id="_x0000_i1166" o:spt="75" type="#_x0000_t75" style="height:38pt;width:157pt;" o:ole="t" filled="f" o:preferrelative="t" stroked="f" coordsize="21600,21600">
             <v:path/>
             <v:fill on="f" focussize="0,0"/>
             <v:stroke on="f"/>
@@ -30130,7 +30160,7 @@
             <w10:wrap type="none"/>
             <w10:anchorlock/>
           </v:shape>
-          <o:OLEObject Type="Embed" ProgID="DSEquations" ShapeID="_x0000_i1131" DrawAspect="Content" ObjectID="_1468075866" r:id="rId294">
+          <o:OLEObject Type="Embed" ProgID="DSEquations" ShapeID="_x0000_i1166" DrawAspect="Content" ObjectID="_1468075866" r:id="rId294">
             <o:LockedField>false</o:LockedField>
           </o:OLEObject>
         </w:object>
@@ -30320,7 +30350,7 @@
           <w:lang w:val="en-US" w:eastAsia="zh-CN"/>
         </w:rPr>
         <w:object>
-          <v:shape id="_x0000_i1132" o:spt="75" type="#_x0000_t75" style="height:34pt;width:118pt;" o:ole="t" filled="f" o:preferrelative="t" stroked="f" coordsize="21600,21600">
+          <v:shape id="_x0000_i1167" o:spt="75" type="#_x0000_t75" style="height:34pt;width:118pt;" o:ole="t" filled="f" o:preferrelative="t" stroked="f" coordsize="21600,21600">
             <v:path/>
             <v:fill on="f" focussize="0,0"/>
             <v:stroke on="f"/>
@@ -30329,7 +30359,7 @@
             <w10:wrap type="none"/>
             <w10:anchorlock/>
           </v:shape>
-          <o:OLEObject Type="Embed" ProgID="DSEquations" ShapeID="_x0000_i1132" DrawAspect="Content" ObjectID="_1468075867" r:id="rId296">
+          <o:OLEObject Type="Embed" ProgID="DSEquations" ShapeID="_x0000_i1167" DrawAspect="Content" ObjectID="_1468075867" r:id="rId296">
             <o:LockedField>false</o:LockedField>
           </o:OLEObject>
         </w:object>
@@ -30353,7 +30383,7 @@
           <w:lang w:val="en-US" w:eastAsia="zh-CN"/>
         </w:rPr>
         <w:object>
-          <v:shape id="_x0000_i1133" o:spt="75" type="#_x0000_t75" style="height:16pt;width:30pt;" o:ole="t" filled="f" o:preferrelative="t" stroked="f" coordsize="21600,21600">
+          <v:shape id="_x0000_i1168" o:spt="75" type="#_x0000_t75" style="height:16pt;width:30pt;" o:ole="t" filled="f" o:preferrelative="t" stroked="f" coordsize="21600,21600">
             <v:path/>
             <v:fill on="f" focussize="0,0"/>
             <v:stroke on="f"/>
@@ -30362,7 +30392,7 @@
             <w10:wrap type="none"/>
             <w10:anchorlock/>
           </v:shape>
-          <o:OLEObject Type="Embed" ProgID="DSEquations" ShapeID="_x0000_i1133" DrawAspect="Content" ObjectID="_1468075868" r:id="rId298">
+          <o:OLEObject Type="Embed" ProgID="DSEquations" ShapeID="_x0000_i1168" DrawAspect="Content" ObjectID="_1468075868" r:id="rId298">
             <o:LockedField>false</o:LockedField>
           </o:OLEObject>
         </w:object>
@@ -30429,7 +30459,7 @@
           <w:lang w:val="en-US" w:eastAsia="zh-CN"/>
         </w:rPr>
         <w:object>
-          <v:shape id="_x0000_i1134" o:spt="75" type="#_x0000_t75" style="height:38pt;width:119pt;" o:ole="t" filled="f" o:preferrelative="t" stroked="f" coordsize="21600,21600">
+          <v:shape id="_x0000_i1169" o:spt="75" type="#_x0000_t75" style="height:38pt;width:119pt;" o:ole="t" filled="f" o:preferrelative="t" stroked="f" coordsize="21600,21600">
             <v:path/>
             <v:fill on="f" focussize="0,0"/>
             <v:stroke on="f"/>
@@ -30438,7 +30468,7 @@
             <w10:wrap type="none"/>
             <w10:anchorlock/>
           </v:shape>
-          <o:OLEObject Type="Embed" ProgID="DSEquations" ShapeID="_x0000_i1134" DrawAspect="Content" ObjectID="_1468075869" r:id="rId300">
+          <o:OLEObject Type="Embed" ProgID="DSEquations" ShapeID="_x0000_i1169" DrawAspect="Content" ObjectID="_1468075869" r:id="rId300">
             <o:LockedField>false</o:LockedField>
           </o:OLEObject>
         </w:object>
@@ -30628,7 +30658,7 @@
           <w:lang w:val="en-US" w:eastAsia="zh-CN"/>
         </w:rPr>
         <w:object>
-          <v:shape id="_x0000_i1135" o:spt="75" type="#_x0000_t75" style="height:18pt;width:12pt;" o:ole="t" filled="f" o:preferrelative="t" stroked="f" coordsize="21600,21600">
+          <v:shape id="_x0000_i1170" o:spt="75" type="#_x0000_t75" style="height:18pt;width:12pt;" o:ole="t" filled="f" o:preferrelative="t" stroked="f" coordsize="21600,21600">
             <v:path/>
             <v:fill on="f" focussize="0,0"/>
             <v:stroke on="f"/>
@@ -30637,7 +30667,7 @@
             <w10:wrap type="none"/>
             <w10:anchorlock/>
           </v:shape>
-          <o:OLEObject Type="Embed" ProgID="DSEquations" ShapeID="_x0000_i1135" DrawAspect="Content" ObjectID="_1468075870" r:id="rId302">
+          <o:OLEObject Type="Embed" ProgID="DSEquations" ShapeID="_x0000_i1170" DrawAspect="Content" ObjectID="_1468075870" r:id="rId302">
             <o:LockedField>false</o:LockedField>
           </o:OLEObject>
         </w:object>
@@ -30666,7 +30696,7 @@
           <w:lang w:val="en-US" w:eastAsia="zh-CN" w:bidi="ar-SA"/>
         </w:rPr>
         <w:object>
-          <v:shape id="_x0000_i1136" o:spt="75" type="#_x0000_t75" style="height:34pt;width:54pt;" o:ole="t" filled="f" o:preferrelative="t" stroked="f" coordsize="21600,21600">
+          <v:shape id="_x0000_i1171" o:spt="75" type="#_x0000_t75" style="height:34pt;width:54pt;" o:ole="t" filled="f" o:preferrelative="t" stroked="f" coordsize="21600,21600">
             <v:path/>
             <v:fill on="f" focussize="0,0"/>
             <v:stroke on="f"/>
@@ -30675,7 +30705,7 @@
             <w10:wrap type="none"/>
             <w10:anchorlock/>
           </v:shape>
-          <o:OLEObject Type="Embed" ProgID="Equation.DSMT4" ShapeID="_x0000_i1136" DrawAspect="Content" ObjectID="_1468075871" r:id="rId304">
+          <o:OLEObject Type="Embed" ProgID="Equation.DSMT4" ShapeID="_x0000_i1171" DrawAspect="Content" ObjectID="_1468075871" r:id="rId304">
             <o:LockedField>false</o:LockedField>
           </o:OLEObject>
         </w:object>
@@ -30885,7 +30915,7 @@
           <w:lang w:val="en-US" w:eastAsia="zh-CN"/>
         </w:rPr>
         <w:object>
-          <v:shape id="_x0000_i1137" o:spt="75" type="#_x0000_t75" style="height:110pt;width:155pt;" o:ole="t" filled="f" o:preferrelative="t" stroked="f" coordsize="21600,21600">
+          <v:shape id="_x0000_i1172" o:spt="75" type="#_x0000_t75" style="height:110pt;width:155pt;" o:ole="t" filled="f" o:preferrelative="t" stroked="f" coordsize="21600,21600">
             <v:path/>
             <v:fill on="f" focussize="0,0"/>
             <v:stroke on="f"/>
@@ -30894,7 +30924,7 @@
             <w10:wrap type="none"/>
             <w10:anchorlock/>
           </v:shape>
-          <o:OLEObject Type="Embed" ProgID="DSEquations" ShapeID="_x0000_i1137" DrawAspect="Content" ObjectID="_1468075872" r:id="rId306">
+          <o:OLEObject Type="Embed" ProgID="DSEquations" ShapeID="_x0000_i1172" DrawAspect="Content" ObjectID="_1468075872" r:id="rId306">
             <o:LockedField>false</o:LockedField>
           </o:OLEObject>
         </w:object>
@@ -31102,7 +31132,7 @@
           <w:lang w:val="en-US" w:eastAsia="zh-CN"/>
         </w:rPr>
         <w:object>
-          <v:shape id="_x0000_i1138" o:spt="75" type="#_x0000_t75" style="height:78pt;width:272pt;" o:ole="t" filled="f" o:preferrelative="t" stroked="f" coordsize="21600,21600">
+          <v:shape id="_x0000_i1173" o:spt="75" type="#_x0000_t75" style="height:78pt;width:272pt;" o:ole="t" filled="f" o:preferrelative="t" stroked="f" coordsize="21600,21600">
             <v:path/>
             <v:fill on="f" focussize="0,0"/>
             <v:stroke on="f"/>
@@ -31111,7 +31141,7 @@
             <w10:wrap type="none"/>
             <w10:anchorlock/>
           </v:shape>
-          <o:OLEObject Type="Embed" ProgID="DSEquations" ShapeID="_x0000_i1138" DrawAspect="Content" ObjectID="_1468075873" r:id="rId308">
+          <o:OLEObject Type="Embed" ProgID="DSEquations" ShapeID="_x0000_i1173" DrawAspect="Content" ObjectID="_1468075873" r:id="rId308">
             <o:LockedField>false</o:LockedField>
           </o:OLEObject>
         </w:object>
@@ -31348,7 +31378,7 @@
           <w:lang w:val="en-US" w:eastAsia="zh-CN"/>
         </w:rPr>
         <w:object>
-          <v:shape id="_x0000_i1139" o:spt="75" type="#_x0000_t75" style="height:186.95pt;width:310pt;" o:ole="t" filled="f" o:preferrelative="t" stroked="f" coordsize="21600,21600">
+          <v:shape id="_x0000_i1174" o:spt="75" alt="" type="#_x0000_t75" style="height:186.95pt;width:310pt;" o:ole="t" filled="f" o:preferrelative="t" stroked="f" coordsize="21600,21600">
             <v:path/>
             <v:fill on="f" focussize="0,0"/>
             <v:stroke on="f"/>
@@ -31357,7 +31387,7 @@
             <w10:wrap type="none"/>
             <w10:anchorlock/>
           </v:shape>
-          <o:OLEObject Type="Embed" ProgID="DSEquations" ShapeID="_x0000_i1139" DrawAspect="Content" ObjectID="_1468075874" r:id="rId310">
+          <o:OLEObject Type="Embed" ProgID="DSEquations" ShapeID="_x0000_i1174" DrawAspect="Content" ObjectID="_1468075874" r:id="rId310">
             <o:LockedField>false</o:LockedField>
           </o:OLEObject>
         </w:object>
@@ -31659,7 +31689,7 @@
           <w:lang w:val="en-US" w:eastAsia="zh-CN"/>
         </w:rPr>
         <w:object>
-          <v:shape id="_x0000_i1140" o:spt="75" type="#_x0000_t75" style="height:114pt;width:310pt;" o:ole="t" filled="f" o:preferrelative="t" stroked="f" coordsize="21600,21600">
+          <v:shape id="_x0000_i1175" o:spt="75" type="#_x0000_t75" style="height:114pt;width:310pt;" o:ole="t" filled="f" o:preferrelative="t" stroked="f" coordsize="21600,21600">
             <v:path/>
             <v:fill on="f" focussize="0,0"/>
             <v:stroke on="f"/>
@@ -31668,7 +31698,7 @@
             <w10:wrap type="none"/>
             <w10:anchorlock/>
           </v:shape>
-          <o:OLEObject Type="Embed" ProgID="DSEquations" ShapeID="_x0000_i1140" DrawAspect="Content" ObjectID="_1468075875" r:id="rId312">
+          <o:OLEObject Type="Embed" ProgID="DSEquations" ShapeID="_x0000_i1175" DrawAspect="Content" ObjectID="_1468075875" r:id="rId312">
             <o:LockedField>false</o:LockedField>
           </o:OLEObject>
         </w:object>
@@ -32009,7 +32039,7 @@
           <w:lang w:val="en-US" w:eastAsia="zh-CN"/>
         </w:rPr>
         <w:object>
-          <v:shape id="_x0000_i1141" o:spt="75" type="#_x0000_t75" style="height:16pt;width:42.95pt;" o:ole="t" filled="f" o:preferrelative="t" stroked="f" coordsize="21600,21600">
+          <v:shape id="_x0000_i1176" o:spt="75" type="#_x0000_t75" style="height:16pt;width:42.95pt;" o:ole="t" filled="f" o:preferrelative="t" stroked="f" coordsize="21600,21600">
             <v:path/>
             <v:fill on="f" focussize="0,0"/>
             <v:stroke on="f"/>
@@ -32018,7 +32048,7 @@
             <w10:wrap type="none"/>
             <w10:anchorlock/>
           </v:shape>
-          <o:OLEObject Type="Embed" ProgID="DSEquations" ShapeID="_x0000_i1141" DrawAspect="Content" ObjectID="_1468075876" r:id="rId314">
+          <o:OLEObject Type="Embed" ProgID="DSEquations" ShapeID="_x0000_i1176" DrawAspect="Content" ObjectID="_1468075876" r:id="rId314">
             <o:LockedField>false</o:LockedField>
           </o:OLEObject>
         </w:object>
@@ -32220,7 +32250,7 @@
           <w:lang w:val="en-US" w:eastAsia="zh-CN"/>
         </w:rPr>
         <w:object>
-          <v:shape id="_x0000_i1142" o:spt="75" type="#_x0000_t75" style="height:58pt;width:81pt;" o:ole="t" filled="f" o:preferrelative="t" stroked="f" coordsize="21600,21600">
+          <v:shape id="_x0000_i1177" o:spt="75" type="#_x0000_t75" style="height:58pt;width:81pt;" o:ole="t" filled="f" o:preferrelative="t" stroked="f" coordsize="21600,21600">
             <v:path/>
             <v:fill on="f" focussize="0,0"/>
             <v:stroke on="f"/>
@@ -32229,7 +32259,7 @@
             <w10:wrap type="none"/>
             <w10:anchorlock/>
           </v:shape>
-          <o:OLEObject Type="Embed" ProgID="DSEquations" ShapeID="_x0000_i1142" DrawAspect="Content" ObjectID="_1468075877" r:id="rId316">
+          <o:OLEObject Type="Embed" ProgID="DSEquations" ShapeID="_x0000_i1177" DrawAspect="Content" ObjectID="_1468075877" r:id="rId316">
             <o:LockedField>false</o:LockedField>
           </o:OLEObject>
         </w:object>
@@ -32431,7 +32461,7 @@
           <w:lang w:val="en-US" w:eastAsia="zh-CN"/>
         </w:rPr>
         <w:object>
-          <v:shape id="_x0000_i1143" o:spt="75" type="#_x0000_t75" style="height:35pt;width:206pt;" o:ole="t" filled="f" o:preferrelative="t" stroked="f" coordsize="21600,21600">
+          <v:shape id="_x0000_i1178" o:spt="75" type="#_x0000_t75" style="height:35pt;width:206pt;" o:ole="t" filled="f" o:preferrelative="t" stroked="f" coordsize="21600,21600">
             <v:path/>
             <v:fill on="f" focussize="0,0"/>
             <v:stroke on="f"/>
@@ -32440,7 +32470,7 @@
             <w10:wrap type="none"/>
             <w10:anchorlock/>
           </v:shape>
-          <o:OLEObject Type="Embed" ProgID="DSEquations" ShapeID="_x0000_i1143" DrawAspect="Content" ObjectID="_1468075878" r:id="rId318">
+          <o:OLEObject Type="Embed" ProgID="DSEquations" ShapeID="_x0000_i1178" DrawAspect="Content" ObjectID="_1468075878" r:id="rId318">
             <o:LockedField>false</o:LockedField>
           </o:OLEObject>
         </w:object>
@@ -32642,7 +32672,7 @@
           <w:lang w:val="en-US" w:eastAsia="zh-CN"/>
         </w:rPr>
         <w:object>
-          <v:shape id="_x0000_i1144" o:spt="75" type="#_x0000_t75" style="height:35pt;width:236pt;" o:ole="t" filled="f" o:preferrelative="t" stroked="f" coordsize="21600,21600">
+          <v:shape id="_x0000_i1179" o:spt="75" type="#_x0000_t75" style="height:35pt;width:236pt;" o:ole="t" filled="f" o:preferrelative="t" stroked="f" coordsize="21600,21600">
             <v:path/>
             <v:fill on="f" focussize="0,0"/>
             <v:stroke on="f"/>
@@ -32651,7 +32681,7 @@
             <w10:wrap type="none"/>
             <w10:anchorlock/>
           </v:shape>
-          <o:OLEObject Type="Embed" ProgID="DSEquations" ShapeID="_x0000_i1144" DrawAspect="Content" ObjectID="_1468075879" r:id="rId320">
+          <o:OLEObject Type="Embed" ProgID="DSEquations" ShapeID="_x0000_i1179" DrawAspect="Content" ObjectID="_1468075879" r:id="rId320">
             <o:LockedField>false</o:LockedField>
           </o:OLEObject>
         </w:object>
@@ -32854,7 +32884,7 @@
           <w:lang w:val="en-US" w:eastAsia="zh-CN"/>
         </w:rPr>
         <w:object>
-          <v:shape id="_x0000_i1145" o:spt="75" type="#_x0000_t75" style="height:38pt;width:94pt;" o:ole="t" filled="f" o:preferrelative="t" stroked="f" coordsize="21600,21600">
+          <v:shape id="_x0000_i1180" o:spt="75" type="#_x0000_t75" style="height:38pt;width:94pt;" o:ole="t" filled="f" o:preferrelative="t" stroked="f" coordsize="21600,21600">
             <v:path/>
             <v:fill on="f" focussize="0,0"/>
             <v:stroke on="f"/>
@@ -32863,7 +32893,7 @@
             <w10:wrap type="none"/>
             <w10:anchorlock/>
           </v:shape>
-          <o:OLEObject Type="Embed" ProgID="DSEquations" ShapeID="_x0000_i1145" DrawAspect="Content" ObjectID="_1468075880" r:id="rId322">
+          <o:OLEObject Type="Embed" ProgID="DSEquations" ShapeID="_x0000_i1180" DrawAspect="Content" ObjectID="_1468075880" r:id="rId322">
             <o:LockedField>false</o:LockedField>
           </o:OLEObject>
         </w:object>
@@ -33117,7 +33147,7 @@
           <w:lang w:val="en-US" w:eastAsia="zh-CN"/>
         </w:rPr>
         <w:object>
-          <v:shape id="_x0000_i1146" o:spt="75" type="#_x0000_t75" style="height:34pt;width:269pt;" o:ole="t" filled="f" o:preferrelative="t" stroked="f" coordsize="21600,21600">
+          <v:shape id="_x0000_i1181" o:spt="75" type="#_x0000_t75" style="height:34pt;width:269pt;" o:ole="t" filled="f" o:preferrelative="t" stroked="f" coordsize="21600,21600">
             <v:path/>
             <v:fill on="f" focussize="0,0"/>
             <v:stroke on="f"/>
@@ -33126,7 +33156,7 @@
             <w10:wrap type="none"/>
             <w10:anchorlock/>
           </v:shape>
-          <o:OLEObject Type="Embed" ProgID="DSEquations" ShapeID="_x0000_i1146" DrawAspect="Content" ObjectID="_1468075881" r:id="rId324">
+          <o:OLEObject Type="Embed" ProgID="DSEquations" ShapeID="_x0000_i1181" DrawAspect="Content" ObjectID="_1468075881" r:id="rId324">
             <o:LockedField>false</o:LockedField>
           </o:OLEObject>
         </w:object>
@@ -33330,7 +33360,7 @@
           <w:lang w:val="en-US" w:eastAsia="zh-CN"/>
         </w:rPr>
         <w:object>
-          <v:shape id="_x0000_i1147" o:spt="75" type="#_x0000_t75" style="height:54pt;width:240pt;" o:ole="t" filled="f" o:preferrelative="t" stroked="f" coordsize="21600,21600">
+          <v:shape id="_x0000_i1182" o:spt="75" type="#_x0000_t75" style="height:54pt;width:240pt;" o:ole="t" filled="f" o:preferrelative="t" stroked="f" coordsize="21600,21600">
             <v:path/>
             <v:fill on="f" focussize="0,0"/>
             <v:stroke on="f"/>
@@ -33339,7 +33369,7 @@
             <w10:wrap type="none"/>
             <w10:anchorlock/>
           </v:shape>
-          <o:OLEObject Type="Embed" ProgID="DSEquations" ShapeID="_x0000_i1147" DrawAspect="Content" ObjectID="_1468075882" r:id="rId326">
+          <o:OLEObject Type="Embed" ProgID="DSEquations" ShapeID="_x0000_i1182" DrawAspect="Content" ObjectID="_1468075882" r:id="rId326">
             <o:LockedField>false</o:LockedField>
           </o:OLEObject>
         </w:object>
@@ -33626,7 +33656,7 @@
           <w:lang w:val="en-US" w:eastAsia="zh-CN"/>
         </w:rPr>
         <w:object>
-          <v:shape id="_x0000_i1148" o:spt="75" type="#_x0000_t75" style="height:34pt;width:118pt;" o:ole="t" filled="f" o:preferrelative="t" stroked="f" coordsize="21600,21600">
+          <v:shape id="_x0000_i1183" o:spt="75" type="#_x0000_t75" style="height:34pt;width:118pt;" o:ole="t" filled="f" o:preferrelative="t" stroked="f" coordsize="21600,21600">
             <v:path/>
             <v:fill on="f" focussize="0,0"/>
             <v:stroke on="f"/>
@@ -33635,7 +33665,7 @@
             <w10:wrap type="none"/>
             <w10:anchorlock/>
           </v:shape>
-          <o:OLEObject Type="Embed" ProgID="DSEquations" ShapeID="_x0000_i1148" DrawAspect="Content" ObjectID="_1468075883" r:id="rId328">
+          <o:OLEObject Type="Embed" ProgID="DSEquations" ShapeID="_x0000_i1183" DrawAspect="Content" ObjectID="_1468075883" r:id="rId328">
             <o:LockedField>false</o:LockedField>
           </o:OLEObject>
         </w:object>
@@ -34071,7 +34101,7 @@
           <w:lang w:val="en-US" w:eastAsia="zh-CN"/>
         </w:rPr>
         <w:object>
-          <v:shape id="_x0000_i1149" o:spt="75" type="#_x0000_t75" style="height:70pt;width:106pt;" o:ole="t" filled="f" o:preferrelative="t" stroked="f" coordsize="21600,21600">
+          <v:shape id="_x0000_i1184" o:spt="75" type="#_x0000_t75" style="height:70pt;width:106pt;" o:ole="t" filled="f" o:preferrelative="t" stroked="f" coordsize="21600,21600">
             <v:path/>
             <v:fill on="f" focussize="0,0"/>
             <v:stroke on="f"/>
@@ -34080,7 +34110,7 @@
             <w10:wrap type="none"/>
             <w10:anchorlock/>
           </v:shape>
-          <o:OLEObject Type="Embed" ProgID="DSEquations" ShapeID="_x0000_i1149" DrawAspect="Content" ObjectID="_1468075884" r:id="rId330">
+          <o:OLEObject Type="Embed" ProgID="DSEquations" ShapeID="_x0000_i1184" DrawAspect="Content" ObjectID="_1468075884" r:id="rId330">
             <o:LockedField>false</o:LockedField>
           </o:OLEObject>
         </w:object>
@@ -34301,7 +34331,7 @@
           <w:lang w:val="en-US" w:eastAsia="zh-CN"/>
         </w:rPr>
         <w:object>
-          <v:shape id="_x0000_i1150" o:spt="75" type="#_x0000_t75" style="height:31pt;width:78.95pt;" o:ole="t" filled="f" o:preferrelative="t" stroked="f" coordsize="21600,21600">
+          <v:shape id="_x0000_i1185" o:spt="75" type="#_x0000_t75" style="height:31pt;width:78.95pt;" o:ole="t" filled="f" o:preferrelative="t" stroked="f" coordsize="21600,21600">
             <v:path/>
             <v:fill on="f" focussize="0,0"/>
             <v:stroke on="f"/>
@@ -34310,7 +34340,7 @@
             <w10:wrap type="none"/>
             <w10:anchorlock/>
           </v:shape>
-          <o:OLEObject Type="Embed" ProgID="DSEquations" ShapeID="_x0000_i1150" DrawAspect="Content" ObjectID="_1468075885" r:id="rId332">
+          <o:OLEObject Type="Embed" ProgID="DSEquations" ShapeID="_x0000_i1185" DrawAspect="Content" ObjectID="_1468075885" r:id="rId332">
             <o:LockedField>false</o:LockedField>
           </o:OLEObject>
         </w:object>
@@ -34619,7 +34649,7 @@
           <w:lang w:val="en-US" w:eastAsia="zh-CN"/>
         </w:rPr>
         <w:object>
-          <v:shape id="_x0000_i1151" o:spt="75" type="#_x0000_t75" style="height:16pt;width:66pt;" o:ole="t" filled="f" o:preferrelative="t" stroked="f" coordsize="21600,21600">
+          <v:shape id="_x0000_i1186" o:spt="75" type="#_x0000_t75" style="height:16pt;width:66pt;" o:ole="t" filled="f" o:preferrelative="t" stroked="f" coordsize="21600,21600">
             <v:path/>
             <v:fill on="f" focussize="0,0"/>
             <v:stroke on="f"/>
@@ -34628,7 +34658,7 @@
             <w10:wrap type="none"/>
             <w10:anchorlock/>
           </v:shape>
-          <o:OLEObject Type="Embed" ProgID="DSEquations" ShapeID="_x0000_i1151" DrawAspect="Content" ObjectID="_1468075886" r:id="rId334">
+          <o:OLEObject Type="Embed" ProgID="DSEquations" ShapeID="_x0000_i1186" DrawAspect="Content" ObjectID="_1468075886" r:id="rId334">
             <o:LockedField>false</o:LockedField>
           </o:OLEObject>
         </w:object>
@@ -34849,7 +34879,7 @@
           <w:lang w:val="en-US" w:eastAsia="zh-CN"/>
         </w:rPr>
         <w:object>
-          <v:shape id="_x0000_i1152" o:spt="75" type="#_x0000_t75" style="height:18pt;width:102pt;" o:ole="t" filled="f" o:preferrelative="t" stroked="f" coordsize="21600,21600">
+          <v:shape id="_x0000_i1187" o:spt="75" type="#_x0000_t75" style="height:18pt;width:102pt;" o:ole="t" filled="f" o:preferrelative="t" stroked="f" coordsize="21600,21600">
             <v:path/>
             <v:fill on="f" focussize="0,0"/>
             <v:stroke on="f"/>
@@ -34858,7 +34888,7 @@
             <w10:wrap type="none"/>
             <w10:anchorlock/>
           </v:shape>
-          <o:OLEObject Type="Embed" ProgID="DSEquations" ShapeID="_x0000_i1152" DrawAspect="Content" ObjectID="_1468075887" r:id="rId336">
+          <o:OLEObject Type="Embed" ProgID="DSEquations" ShapeID="_x0000_i1187" DrawAspect="Content" ObjectID="_1468075887" r:id="rId336">
             <o:LockedField>false</o:LockedField>
           </o:OLEObject>
         </w:object>
@@ -35079,7 +35109,7 @@
           <w:lang w:val="en-US" w:eastAsia="zh-CN"/>
         </w:rPr>
         <w:object>
-          <v:shape id="_x0000_i1153" o:spt="75" type="#_x0000_t75" style="height:85pt;width:160pt;" o:ole="t" filled="f" o:preferrelative="t" stroked="f" coordsize="21600,21600">
+          <v:shape id="_x0000_i1188" o:spt="75" type="#_x0000_t75" style="height:85pt;width:160pt;" o:ole="t" filled="f" o:preferrelative="t" stroked="f" coordsize="21600,21600">
             <v:path/>
             <v:fill on="f" focussize="0,0"/>
             <v:stroke on="f"/>
@@ -35088,7 +35118,7 @@
             <w10:wrap type="none"/>
             <w10:anchorlock/>
           </v:shape>
-          <o:OLEObject Type="Embed" ProgID="DSEquations" ShapeID="_x0000_i1153" DrawAspect="Content" ObjectID="_1468075888" r:id="rId338">
+          <o:OLEObject Type="Embed" ProgID="DSEquations" ShapeID="_x0000_i1188" DrawAspect="Content" ObjectID="_1468075888" r:id="rId338">
             <o:LockedField>false</o:LockedField>
           </o:OLEObject>
         </w:object>
@@ -35253,12 +35283,8 @@
         <w:bidi w:val="0"/>
         <w:spacing w:before="0" w:beforeLines="0" w:beforeAutospacing="0" w:after="0" w:afterLines="0" w:afterAutospacing="0"/>
         <w:rPr>
-          <w:rFonts w:hint="default" w:ascii="Times New Roman" w:hAnsi="Times New Roman" w:eastAsia="宋体" w:cs="Times New Roman"/>
-          <w:b/>
-          <w:kern w:val="2"/>
-          <w:sz w:val="28"/>
-          <w:szCs w:val="24"/>
-          <w:lang w:val="en-US" w:eastAsia="zh-CN" w:bidi="ar-SA"/>
+          <w:rFonts w:hint="eastAsia"/>
+          <w:lang w:val="en-US" w:eastAsia="zh-CN"/>
         </w:rPr>
       </w:pPr>
       <w:r>
@@ -35459,19 +35485,8 @@
     </w:p>
     <w:p>
       <w:pPr>
-        <w:widowControl w:val="0"/>
-        <w:numPr>
-          <w:ilvl w:val="0"/>
-          <w:numId w:val="0"/>
-        </w:numPr>
-        <w:spacing w:afterAutospacing="0"/>
-        <w:jc w:val="both"/>
-        <w:rPr>
-          <w:rFonts w:hint="default" w:ascii="Times New Roman" w:hAnsi="Times New Roman" w:eastAsia="宋体" w:cs="Times New Roman"/>
-          <w:b/>
-          <w:bCs/>
-          <w:sz w:val="28"/>
-          <w:szCs w:val="28"/>
+        <w:rPr>
+          <w:rFonts w:hint="default"/>
           <w:lang w:val="en-US" w:eastAsia="zh-CN"/>
         </w:rPr>
       </w:pPr>
@@ -35925,7 +35940,7 @@
           <w:lang w:val="en-US" w:eastAsia="zh-CN"/>
         </w:rPr>
         <w:object>
-          <v:shape id="_x0000_i1154" o:spt="75" type="#_x0000_t75" style="height:36pt;width:66pt;" o:ole="t" filled="f" o:preferrelative="t" stroked="f" coordsize="21600,21600">
+          <v:shape id="_x0000_i1189" o:spt="75" type="#_x0000_t75" style="height:36pt;width:66pt;" o:ole="t" filled="f" o:preferrelative="t" stroked="f" coordsize="21600,21600">
             <v:path/>
             <v:fill on="f" focussize="0,0"/>
             <v:stroke on="f"/>
@@ -35934,7 +35949,7 @@
             <w10:wrap type="none"/>
             <w10:anchorlock/>
           </v:shape>
-          <o:OLEObject Type="Embed" ProgID="DSEquations" ShapeID="_x0000_i1154" DrawAspect="Content" ObjectID="_1468075889" r:id="rId340">
+          <o:OLEObject Type="Embed" ProgID="DSEquations" ShapeID="_x0000_i1189" DrawAspect="Content" ObjectID="_1468075889" r:id="rId340">
             <o:LockedField>false</o:LockedField>
           </o:OLEObject>
         </w:object>
@@ -36178,7 +36193,7 @@
           <w:lang w:val="en-US" w:eastAsia="zh-CN"/>
         </w:rPr>
         <w:object>
-          <v:shape id="_x0000_i1155" o:spt="75" type="#_x0000_t75" style="height:54pt;width:171pt;" o:ole="t" filled="f" o:preferrelative="t" stroked="f" coordsize="21600,21600">
+          <v:shape id="_x0000_i1190" o:spt="75" type="#_x0000_t75" style="height:54pt;width:171pt;" o:ole="t" filled="f" o:preferrelative="t" stroked="f" coordsize="21600,21600">
             <v:path/>
             <v:fill on="f" focussize="0,0"/>
             <v:stroke on="f"/>
@@ -36187,7 +36202,7 @@
             <w10:wrap type="none"/>
             <w10:anchorlock/>
           </v:shape>
-          <o:OLEObject Type="Embed" ProgID="DSEquations" ShapeID="_x0000_i1155" DrawAspect="Content" ObjectID="_1468075890" r:id="rId342">
+          <o:OLEObject Type="Embed" ProgID="DSEquations" ShapeID="_x0000_i1190" DrawAspect="Content" ObjectID="_1468075890" r:id="rId342">
             <o:LockedField>false</o:LockedField>
           </o:OLEObject>
         </w:object>
@@ -36400,7 +36415,7 @@
           <w:lang w:val="en-US" w:eastAsia="zh-CN"/>
         </w:rPr>
         <w:object>
-          <v:shape id="_x0000_i1156" o:spt="75" type="#_x0000_t75" style="height:34pt;width:181pt;" o:ole="t" filled="f" o:preferrelative="t" stroked="f" coordsize="21600,21600">
+          <v:shape id="_x0000_i1191" o:spt="75" type="#_x0000_t75" style="height:34pt;width:181pt;" o:ole="t" filled="f" o:preferrelative="t" stroked="f" coordsize="21600,21600">
             <v:path/>
             <v:fill on="f" focussize="0,0"/>
             <v:stroke on="f"/>
@@ -36409,7 +36424,7 @@
             <w10:wrap type="none"/>
             <w10:anchorlock/>
           </v:shape>
-          <o:OLEObject Type="Embed" ProgID="DSEquations" ShapeID="_x0000_i1156" DrawAspect="Content" ObjectID="_1468075891" r:id="rId344">
+          <o:OLEObject Type="Embed" ProgID="DSEquations" ShapeID="_x0000_i1191" DrawAspect="Content" ObjectID="_1468075891" r:id="rId344">
             <o:LockedField>false</o:LockedField>
           </o:OLEObject>
         </w:object>
@@ -36622,7 +36637,7 @@
           <w:lang w:val="en-US" w:eastAsia="zh-CN"/>
         </w:rPr>
         <w:object>
-          <v:shape id="_x0000_i1157" o:spt="75" type="#_x0000_t75" style="height:34pt;width:163pt;" o:ole="t" filled="f" o:preferrelative="t" stroked="f" coordsize="21600,21600">
+          <v:shape id="_x0000_i1192" o:spt="75" type="#_x0000_t75" style="height:34pt;width:163pt;" o:ole="t" filled="f" o:preferrelative="t" stroked="f" coordsize="21600,21600">
             <v:path/>
             <v:fill on="f" focussize="0,0"/>
             <v:stroke on="f"/>
@@ -36631,7 +36646,7 @@
             <w10:wrap type="none"/>
             <w10:anchorlock/>
           </v:shape>
-          <o:OLEObject Type="Embed" ProgID="DSEquations" ShapeID="_x0000_i1157" DrawAspect="Content" ObjectID="_1468075892" r:id="rId346">
+          <o:OLEObject Type="Embed" ProgID="DSEquations" ShapeID="_x0000_i1192" DrawAspect="Content" ObjectID="_1468075892" r:id="rId346">
             <o:LockedField>false</o:LockedField>
           </o:OLEObject>
         </w:object>
@@ -37108,7 +37123,7 @@
           <w:lang w:val="en-US" w:eastAsia="zh-CN"/>
         </w:rPr>
         <w:object>
-          <v:shape id="_x0000_i1158" o:spt="75" type="#_x0000_t75" style="height:70pt;width:114pt;" o:ole="t" filled="f" o:preferrelative="t" stroked="f" coordsize="21600,21600">
+          <v:shape id="_x0000_i1193" o:spt="75" type="#_x0000_t75" style="height:70pt;width:114pt;" o:ole="t" filled="f" o:preferrelative="t" stroked="f" coordsize="21600,21600">
             <v:path/>
             <v:fill on="f" focussize="0,0"/>
             <v:stroke on="f"/>
@@ -37117,7 +37132,7 @@
             <w10:wrap type="none"/>
             <w10:anchorlock/>
           </v:shape>
-          <o:OLEObject Type="Embed" ProgID="DSEquations" ShapeID="_x0000_i1158" DrawAspect="Content" ObjectID="_1468075893" r:id="rId349">
+          <o:OLEObject Type="Embed" ProgID="DSEquations" ShapeID="_x0000_i1193" DrawAspect="Content" ObjectID="_1468075893" r:id="rId349">
             <o:LockedField>false</o:LockedField>
           </o:OLEObject>
         </w:object>
@@ -37330,7 +37345,7 @@
           <w:lang w:val="en-US" w:eastAsia="zh-CN"/>
         </w:rPr>
         <w:object>
-          <v:shape id="_x0000_i1159" o:spt="75" type="#_x0000_t75" style="height:106pt;width:114pt;" o:ole="t" filled="f" o:preferrelative="t" stroked="f" coordsize="21600,21600">
+          <v:shape id="_x0000_i1194" o:spt="75" type="#_x0000_t75" style="height:106pt;width:114pt;" o:ole="t" filled="f" o:preferrelative="t" stroked="f" coordsize="21600,21600">
             <v:path/>
             <v:fill on="f" focussize="0,0"/>
             <v:stroke on="f"/>
@@ -37339,7 +37354,7 @@
             <w10:wrap type="none"/>
             <w10:anchorlock/>
           </v:shape>
-          <o:OLEObject Type="Embed" ProgID="DSEquations" ShapeID="_x0000_i1159" DrawAspect="Content" ObjectID="_1468075894" r:id="rId351">
+          <o:OLEObject Type="Embed" ProgID="DSEquations" ShapeID="_x0000_i1194" DrawAspect="Content" ObjectID="_1468075894" r:id="rId351">
             <o:LockedField>false</o:LockedField>
           </o:OLEObject>
         </w:object>
@@ -37559,7 +37574,7 @@
           <w:lang w:val="en-US" w:eastAsia="zh-CN"/>
         </w:rPr>
         <w:object>
-          <v:shape id="_x0000_i1160" o:spt="75" type="#_x0000_t75" style="height:18pt;width:40pt;" o:ole="t" filled="f" o:preferrelative="t" stroked="f" coordsize="21600,21600">
+          <v:shape id="_x0000_i1195" o:spt="75" type="#_x0000_t75" style="height:18pt;width:40pt;" o:ole="t" filled="f" o:preferrelative="t" stroked="f" coordsize="21600,21600">
             <v:path/>
             <v:fill on="f" focussize="0,0"/>
             <v:stroke on="f"/>
@@ -37568,7 +37583,7 @@
             <w10:wrap type="none"/>
             <w10:anchorlock/>
           </v:shape>
-          <o:OLEObject Type="Embed" ProgID="DSEquations" ShapeID="_x0000_i1160" DrawAspect="Content" ObjectID="_1468075895" r:id="rId353">
+          <o:OLEObject Type="Embed" ProgID="DSEquations" ShapeID="_x0000_i1195" DrawAspect="Content" ObjectID="_1468075895" r:id="rId353">
             <o:LockedField>false</o:LockedField>
           </o:OLEObject>
         </w:object>
@@ -37608,7 +37623,7 @@
           <w:lang w:val="en-US" w:eastAsia="zh-CN"/>
         </w:rPr>
         <w:object>
-          <v:shape id="_x0000_i1161" o:spt="75" type="#_x0000_t75" style="height:130pt;width:130pt;" o:ole="t" filled="f" o:preferrelative="t" stroked="f" coordsize="21600,21600">
+          <v:shape id="_x0000_i1196" o:spt="75" type="#_x0000_t75" style="height:130pt;width:130pt;" o:ole="t" filled="f" o:preferrelative="t" stroked="f" coordsize="21600,21600">
             <v:path/>
             <v:fill on="f" focussize="0,0"/>
             <v:stroke on="f"/>
@@ -37617,7 +37632,7 @@
             <w10:wrap type="none"/>
             <w10:anchorlock/>
           </v:shape>
-          <o:OLEObject Type="Embed" ProgID="DSEquations" ShapeID="_x0000_i1161" DrawAspect="Content" ObjectID="_1468075896" r:id="rId355">
+          <o:OLEObject Type="Embed" ProgID="DSEquations" ShapeID="_x0000_i1196" DrawAspect="Content" ObjectID="_1468075896" r:id="rId355">
             <o:LockedField>false</o:LockedField>
           </o:OLEObject>
         </w:object>
@@ -37830,7 +37845,7 @@
           <w:lang w:val="en-US" w:eastAsia="zh-CN"/>
         </w:rPr>
         <w:object>
-          <v:shape id="_x0000_i1162" o:spt="75" type="#_x0000_t75" style="height:74pt;width:304pt;" o:ole="t" filled="f" o:preferrelative="t" stroked="f" coordsize="21600,21600">
+          <v:shape id="_x0000_i1197" o:spt="75" type="#_x0000_t75" style="height:74pt;width:304pt;" o:ole="t" filled="f" o:preferrelative="t" stroked="f" coordsize="21600,21600">
             <v:path/>
             <v:fill on="f" focussize="0,0"/>
             <v:stroke on="f"/>
@@ -37839,7 +37854,7 @@
             <w10:wrap type="none"/>
             <w10:anchorlock/>
           </v:shape>
-          <o:OLEObject Type="Embed" ProgID="DSEquations" ShapeID="_x0000_i1162" DrawAspect="Content" ObjectID="_1468075897" r:id="rId357">
+          <o:OLEObject Type="Embed" ProgID="DSEquations" ShapeID="_x0000_i1197" DrawAspect="Content" ObjectID="_1468075897" r:id="rId357">
             <o:LockedField>false</o:LockedField>
           </o:OLEObject>
         </w:object>
@@ -38052,7 +38067,7 @@
           <w:lang w:val="en-US" w:eastAsia="zh-CN"/>
         </w:rPr>
         <w:object>
-          <v:shape id="_x0000_i1163" o:spt="75" type="#_x0000_t75" style="height:67.95pt;width:265.95pt;" o:ole="t" filled="f" o:preferrelative="t" stroked="f" coordsize="21600,21600">
+          <v:shape id="_x0000_i1198" o:spt="75" type="#_x0000_t75" style="height:67.95pt;width:265.95pt;" o:ole="t" filled="f" o:preferrelative="t" stroked="f" coordsize="21600,21600">
             <v:path/>
             <v:fill on="f" focussize="0,0"/>
             <v:stroke on="f"/>
@@ -38061,7 +38076,7 @@
             <w10:wrap type="none"/>
             <w10:anchorlock/>
           </v:shape>
-          <o:OLEObject Type="Embed" ProgID="DSEquations" ShapeID="_x0000_i1163" DrawAspect="Content" ObjectID="_1468075898" r:id="rId359">
+          <o:OLEObject Type="Embed" ProgID="DSEquations" ShapeID="_x0000_i1198" DrawAspect="Content" ObjectID="_1468075898" r:id="rId359">
             <o:LockedField>false</o:LockedField>
           </o:OLEObject>
         </w:object>
@@ -38274,7 +38289,7 @@
           <w:lang w:val="en-US" w:eastAsia="zh-CN"/>
         </w:rPr>
         <w:object>
-          <v:shape id="_x0000_i1164" o:spt="75" type="#_x0000_t75" style="height:22pt;width:192pt;" o:ole="t" filled="f" o:preferrelative="t" stroked="f" coordsize="21600,21600">
+          <v:shape id="_x0000_i1199" o:spt="75" type="#_x0000_t75" style="height:22pt;width:192pt;" o:ole="t" filled="f" o:preferrelative="t" stroked="f" coordsize="21600,21600">
             <v:path/>
             <v:fill on="f" focussize="0,0"/>
             <v:stroke on="f"/>
@@ -38283,7 +38298,7 @@
             <w10:wrap type="none"/>
             <w10:anchorlock/>
           </v:shape>
-          <o:OLEObject Type="Embed" ProgID="DSEquations" ShapeID="_x0000_i1164" DrawAspect="Content" ObjectID="_1468075899" r:id="rId361">
+          <o:OLEObject Type="Embed" ProgID="DSEquations" ShapeID="_x0000_i1199" DrawAspect="Content" ObjectID="_1468075899" r:id="rId361">
             <o:LockedField>false</o:LockedField>
           </o:OLEObject>
         </w:object>
@@ -38500,7 +38515,7 @@
           <w:lang w:val="en-US" w:eastAsia="zh-CN"/>
         </w:rPr>
         <w:object>
-          <v:shape id="_x0000_i1165" o:spt="75" type="#_x0000_t75" style="height:146pt;width:347pt;" o:ole="t" filled="f" o:preferrelative="t" stroked="f" coordsize="21600,21600">
+          <v:shape id="_x0000_i1200" o:spt="75" type="#_x0000_t75" style="height:146pt;width:347pt;" o:ole="t" filled="f" o:preferrelative="t" stroked="f" coordsize="21600,21600">
             <v:path/>
             <v:fill on="f" focussize="0,0"/>
             <v:stroke on="f"/>
@@ -38509,7 +38524,7 @@
             <w10:wrap type="none"/>
             <w10:anchorlock/>
           </v:shape>
-          <o:OLEObject Type="Embed" ProgID="DSEquations" ShapeID="_x0000_i1165" DrawAspect="Content" ObjectID="_1468075900" r:id="rId363">
+          <o:OLEObject Type="Embed" ProgID="DSEquations" ShapeID="_x0000_i1200" DrawAspect="Content" ObjectID="_1468075900" r:id="rId363">
             <o:LockedField>false</o:LockedField>
           </o:OLEObject>
         </w:object>
@@ -38722,7 +38737,7 @@
           <w:lang w:val="en-US" w:eastAsia="zh-CN"/>
         </w:rPr>
         <w:object>
-          <v:shape id="_x0000_i1166" o:spt="75" type="#_x0000_t75" style="height:48pt;width:92pt;" o:ole="t" filled="f" o:preferrelative="t" stroked="f" coordsize="21600,21600">
+          <v:shape id="_x0000_i1201" o:spt="75" type="#_x0000_t75" style="height:48pt;width:92pt;" o:ole="t" filled="f" o:preferrelative="t" stroked="f" coordsize="21600,21600">
             <v:path/>
             <v:fill on="f" focussize="0,0"/>
             <v:stroke on="f"/>
@@ -38731,7 +38746,7 @@
             <w10:wrap type="none"/>
             <w10:anchorlock/>
           </v:shape>
-          <o:OLEObject Type="Embed" ProgID="DSEquations" ShapeID="_x0000_i1166" DrawAspect="Content" ObjectID="_1468075901" r:id="rId365">
+          <o:OLEObject Type="Embed" ProgID="DSEquations" ShapeID="_x0000_i1201" DrawAspect="Content" ObjectID="_1468075901" r:id="rId365">
             <o:LockedField>false</o:LockedField>
           </o:OLEObject>
         </w:object>
@@ -38944,7 +38959,7 @@
           <w:lang w:val="en-US" w:eastAsia="zh-CN"/>
         </w:rPr>
         <w:object>
-          <v:shape id="_x0000_i1167" o:spt="75" type="#_x0000_t75" style="height:42pt;width:192pt;" o:ole="t" filled="f" o:preferrelative="t" stroked="f" coordsize="21600,21600">
+          <v:shape id="_x0000_i1202" o:spt="75" type="#_x0000_t75" style="height:42pt;width:192pt;" o:ole="t" filled="f" o:preferrelative="t" stroked="f" coordsize="21600,21600">
             <v:path/>
             <v:fill on="f" focussize="0,0"/>
             <v:stroke on="f"/>
@@ -38953,7 +38968,7 @@
             <w10:wrap type="none"/>
             <w10:anchorlock/>
           </v:shape>
-          <o:OLEObject Type="Embed" ProgID="DSEquations" ShapeID="_x0000_i1167" DrawAspect="Content" ObjectID="_1468075902" r:id="rId367">
+          <o:OLEObject Type="Embed" ProgID="DSEquations" ShapeID="_x0000_i1202" DrawAspect="Content" ObjectID="_1468075902" r:id="rId367">
             <o:LockedField>false</o:LockedField>
           </o:OLEObject>
         </w:object>
@@ -39166,7 +39181,7 @@
           <w:lang w:val="en-US" w:eastAsia="zh-CN"/>
         </w:rPr>
         <w:object>
-          <v:shape id="_x0000_i1168" o:spt="75" type="#_x0000_t75" style="height:35pt;width:197pt;" o:ole="t" filled="f" o:preferrelative="t" stroked="f" coordsize="21600,21600">
+          <v:shape id="_x0000_i1203" o:spt="75" type="#_x0000_t75" style="height:35pt;width:197pt;" o:ole="t" filled="f" o:preferrelative="t" stroked="f" coordsize="21600,21600">
             <v:path/>
             <v:fill on="f" focussize="0,0"/>
             <v:stroke on="f"/>
@@ -39175,7 +39190,7 @@
             <w10:wrap type="none"/>
             <w10:anchorlock/>
           </v:shape>
-          <o:OLEObject Type="Embed" ProgID="DSEquations" ShapeID="_x0000_i1168" DrawAspect="Content" ObjectID="_1468075903" r:id="rId369">
+          <o:OLEObject Type="Embed" ProgID="DSEquations" ShapeID="_x0000_i1203" DrawAspect="Content" ObjectID="_1468075903" r:id="rId369">
             <o:LockedField>false</o:LockedField>
           </o:OLEObject>
         </w:object>
@@ -39388,7 +39403,7 @@
           <w:lang w:val="en-US" w:eastAsia="zh-CN"/>
         </w:rPr>
         <w:object>
-          <v:shape id="_x0000_i1169" o:spt="75" type="#_x0000_t75" style="height:112pt;width:131pt;" o:ole="t" filled="f" o:preferrelative="t" stroked="f" coordsize="21600,21600">
+          <v:shape id="_x0000_i1204" o:spt="75" type="#_x0000_t75" style="height:112pt;width:131pt;" o:ole="t" filled="f" o:preferrelative="t" stroked="f" coordsize="21600,21600">
             <v:path/>
             <v:fill on="f" focussize="0,0"/>
             <v:stroke on="f"/>
@@ -39397,7 +39412,7 @@
             <w10:wrap type="none"/>
             <w10:anchorlock/>
           </v:shape>
-          <o:OLEObject Type="Embed" ProgID="DSEquations" ShapeID="_x0000_i1169" DrawAspect="Content" ObjectID="_1468075904" r:id="rId371">
+          <o:OLEObject Type="Embed" ProgID="DSEquations" ShapeID="_x0000_i1204" DrawAspect="Content" ObjectID="_1468075904" r:id="rId371">
             <o:LockedField>false</o:LockedField>
           </o:OLEObject>
         </w:object>
@@ -39641,7 +39656,7 @@
           <w:lang w:val="en-US" w:eastAsia="zh-CN"/>
         </w:rPr>
         <w:object>
-          <v:shape id="_x0000_i1170" o:spt="75" type="#_x0000_t75" style="height:22pt;width:112pt;" o:ole="t" filled="f" o:preferrelative="t" stroked="f" coordsize="21600,21600">
+          <v:shape id="_x0000_i1205" o:spt="75" type="#_x0000_t75" style="height:22pt;width:112pt;" o:ole="t" filled="f" o:preferrelative="t" stroked="f" coordsize="21600,21600">
             <v:path/>
             <v:fill on="f" focussize="0,0"/>
             <v:stroke on="f"/>
@@ -39650,7 +39665,7 @@
             <w10:wrap type="none"/>
             <w10:anchorlock/>
           </v:shape>
-          <o:OLEObject Type="Embed" ProgID="DSEquations" ShapeID="_x0000_i1170" DrawAspect="Content" ObjectID="_1468075905" r:id="rId373">
+          <o:OLEObject Type="Embed" ProgID="DSEquations" ShapeID="_x0000_i1205" DrawAspect="Content" ObjectID="_1468075905" r:id="rId373">
             <o:LockedField>false</o:LockedField>
           </o:OLEObject>
         </w:object>
@@ -39863,7 +39878,7 @@
           <w:lang w:val="en-US" w:eastAsia="zh-CN"/>
         </w:rPr>
         <w:object>
-          <v:shape id="_x0000_i1171" o:spt="75" type="#_x0000_t75" style="height:74pt;width:250pt;" o:ole="t" filled="f" o:preferrelative="t" stroked="f" coordsize="21600,21600">
+          <v:shape id="_x0000_i1206" o:spt="75" type="#_x0000_t75" style="height:74pt;width:250pt;" o:ole="t" filled="f" o:preferrelative="t" stroked="f" coordsize="21600,21600">
             <v:path/>
             <v:fill on="f" focussize="0,0"/>
             <v:stroke on="f"/>
@@ -39872,7 +39887,7 @@
             <w10:wrap type="none"/>
             <w10:anchorlock/>
           </v:shape>
-          <o:OLEObject Type="Embed" ProgID="DSEquations" ShapeID="_x0000_i1171" DrawAspect="Content" ObjectID="_1468075906" r:id="rId375">
+          <o:OLEObject Type="Embed" ProgID="DSEquations" ShapeID="_x0000_i1206" DrawAspect="Content" ObjectID="_1468075906" r:id="rId375">
             <o:LockedField>false</o:LockedField>
           </o:OLEObject>
         </w:object>
@@ -40085,7 +40100,7 @@
           <w:lang w:val="en-US" w:eastAsia="zh-CN"/>
         </w:rPr>
         <w:object>
-          <v:shape id="_x0000_i1172" o:spt="75" type="#_x0000_t75" style="height:76pt;width:310pt;" o:ole="t" filled="f" o:preferrelative="t" stroked="f" coordsize="21600,21600">
+          <v:shape id="_x0000_i1207" o:spt="75" type="#_x0000_t75" style="height:76pt;width:310pt;" o:ole="t" filled="f" o:preferrelative="t" stroked="f" coordsize="21600,21600">
             <v:path/>
             <v:fill on="f" focussize="0,0"/>
             <v:stroke on="f"/>
@@ -40094,7 +40109,7 @@
             <w10:wrap type="none"/>
             <w10:anchorlock/>
           </v:shape>
-          <o:OLEObject Type="Embed" ProgID="DSEquations" ShapeID="_x0000_i1172" DrawAspect="Content" ObjectID="_1468075907" r:id="rId377">
+          <o:OLEObject Type="Embed" ProgID="DSEquations" ShapeID="_x0000_i1207" DrawAspect="Content" ObjectID="_1468075907" r:id="rId377">
             <o:LockedField>false</o:LockedField>
           </o:OLEObject>
         </w:object>
@@ -40307,7 +40322,7 @@
           <w:lang w:val="en-US" w:eastAsia="zh-CN"/>
         </w:rPr>
         <w:object>
-          <v:shape id="_x0000_i1173" o:spt="75" type="#_x0000_t75" style="height:76pt;width:297pt;" o:ole="t" filled="f" o:preferrelative="t" stroked="f" coordsize="21600,21600">
+          <v:shape id="_x0000_i1208" o:spt="75" type="#_x0000_t75" style="height:76pt;width:297pt;" o:ole="t" filled="f" o:preferrelative="t" stroked="f" coordsize="21600,21600">
             <v:path/>
             <v:fill on="f" focussize="0,0"/>
             <v:stroke on="f"/>
@@ -40316,7 +40331,7 @@
             <w10:wrap type="none"/>
             <w10:anchorlock/>
           </v:shape>
-          <o:OLEObject Type="Embed" ProgID="DSEquations" ShapeID="_x0000_i1173" DrawAspect="Content" ObjectID="_1468075908" r:id="rId379">
+          <o:OLEObject Type="Embed" ProgID="DSEquations" ShapeID="_x0000_i1208" DrawAspect="Content" ObjectID="_1468075908" r:id="rId379">
             <o:LockedField>false</o:LockedField>
           </o:OLEObject>
         </w:object>
@@ -40560,7 +40575,7 @@
           <w:lang w:val="en-US" w:eastAsia="zh-CN"/>
         </w:rPr>
         <w:object>
-          <v:shape id="_x0000_i1174" o:spt="75" type="#_x0000_t75" style="height:22pt;width:283pt;" o:ole="t" filled="f" o:preferrelative="t" stroked="f" coordsize="21600,21600">
+          <v:shape id="_x0000_i1209" o:spt="75" type="#_x0000_t75" style="height:22pt;width:283pt;" o:ole="t" filled="f" o:preferrelative="t" stroked="f" coordsize="21600,21600">
             <v:path/>
             <v:fill on="f" focussize="0,0"/>
             <v:stroke on="f"/>
@@ -40569,7 +40584,7 @@
             <w10:wrap type="none"/>
             <w10:anchorlock/>
           </v:shape>
-          <o:OLEObject Type="Embed" ProgID="DSEquations" ShapeID="_x0000_i1174" DrawAspect="Content" ObjectID="_1468075909" r:id="rId381">
+          <o:OLEObject Type="Embed" ProgID="DSEquations" ShapeID="_x0000_i1209" DrawAspect="Content" ObjectID="_1468075909" r:id="rId381">
             <o:LockedField>false</o:LockedField>
           </o:OLEObject>
         </w:object>
@@ -40782,7 +40797,7 @@
           <w:lang w:val="en-US" w:eastAsia="zh-CN"/>
         </w:rPr>
         <w:object>
-          <v:shape id="_x0000_i1175" o:spt="75" type="#_x0000_t75" style="height:13pt;width:41pt;" o:ole="t" filled="f" o:preferrelative="t" stroked="f" coordsize="21600,21600">
+          <v:shape id="_x0000_i1210" o:spt="75" type="#_x0000_t75" style="height:13pt;width:41pt;" o:ole="t" filled="f" o:preferrelative="t" stroked="f" coordsize="21600,21600">
             <v:path/>
             <v:fill on="f" focussize="0,0"/>
             <v:stroke on="f"/>
@@ -40791,7 +40806,7 @@
             <w10:wrap type="none"/>
             <w10:anchorlock/>
           </v:shape>
-          <o:OLEObject Type="Embed" ProgID="DSEquations" ShapeID="_x0000_i1175" DrawAspect="Content" ObjectID="_1468075910" r:id="rId383">
+          <o:OLEObject Type="Embed" ProgID="DSEquations" ShapeID="_x0000_i1210" DrawAspect="Content" ObjectID="_1468075910" r:id="rId383">
             <o:LockedField>false</o:LockedField>
           </o:OLEObject>
         </w:object>
@@ -41165,7 +41180,7 @@
           <w:lang w:val="en-US" w:eastAsia="zh-CN"/>
         </w:rPr>
         <w:object>
-          <v:shape id="_x0000_i1176" o:spt="75" type="#_x0000_t75" style="height:258pt;width:298pt;" o:ole="t" filled="f" o:preferrelative="t" stroked="f" coordsize="21600,21600">
+          <v:shape id="_x0000_i1211" o:spt="75" type="#_x0000_t75" style="height:258pt;width:298pt;" o:ole="t" filled="f" o:preferrelative="t" stroked="f" coordsize="21600,21600">
             <v:path/>
             <v:fill on="f" focussize="0,0"/>
             <v:stroke on="f"/>
@@ -41174,7 +41189,7 @@
             <w10:wrap type="none"/>
             <w10:anchorlock/>
           </v:shape>
-          <o:OLEObject Type="Embed" ProgID="DSEquations" ShapeID="_x0000_i1176" DrawAspect="Content" ObjectID="_1468075911" r:id="rId386">
+          <o:OLEObject Type="Embed" ProgID="DSEquations" ShapeID="_x0000_i1211" DrawAspect="Content" ObjectID="_1468075911" r:id="rId386">
             <o:LockedField>false</o:LockedField>
           </o:OLEObject>
         </w:object>
@@ -41376,7 +41391,7 @@
           <w:lang w:val="en-US" w:eastAsia="zh-CN"/>
         </w:rPr>
         <w:object>
-          <v:shape id="_x0000_i1177" o:spt="75" type="#_x0000_t75" style="height:260pt;width:242pt;" o:ole="t" filled="f" o:preferrelative="t" stroked="f" coordsize="21600,21600">
+          <v:shape id="_x0000_i1212" o:spt="75" type="#_x0000_t75" style="height:260pt;width:242pt;" o:ole="t" filled="f" o:preferrelative="t" stroked="f" coordsize="21600,21600">
             <v:path/>
             <v:fill on="f" focussize="0,0"/>
             <v:stroke on="f"/>
@@ -41385,7 +41400,7 @@
             <w10:wrap type="none"/>
             <w10:anchorlock/>
           </v:shape>
-          <o:OLEObject Type="Embed" ProgID="DSEquations" ShapeID="_x0000_i1177" DrawAspect="Content" ObjectID="_1468075912" r:id="rId388">
+          <o:OLEObject Type="Embed" ProgID="DSEquations" ShapeID="_x0000_i1212" DrawAspect="Content" ObjectID="_1468075912" r:id="rId388">
             <o:LockedField>false</o:LockedField>
           </o:OLEObject>
         </w:object>
@@ -42358,7 +42373,7 @@
           <w:lang w:val="en-US" w:eastAsia="zh-CN"/>
         </w:rPr>
         <w:object>
-          <v:shape id="_x0000_i1178" o:spt="75" type="#_x0000_t75" style="height:34pt;width:175.95pt;" o:ole="t" filled="f" o:preferrelative="t" stroked="f" coordsize="21600,21600">
+          <v:shape id="_x0000_i1213" o:spt="75" type="#_x0000_t75" style="height:34pt;width:175.95pt;" o:ole="t" filled="f" o:preferrelative="t" stroked="f" coordsize="21600,21600">
             <v:path/>
             <v:fill on="f" focussize="0,0"/>
             <v:stroke on="f"/>
@@ -42367,7 +42382,7 @@
             <w10:wrap type="none"/>
             <w10:anchorlock/>
           </v:shape>
-          <o:OLEObject Type="Embed" ProgID="DSEquations" ShapeID="_x0000_i1178" DrawAspect="Content" ObjectID="_1468075913" r:id="rId392">
+          <o:OLEObject Type="Embed" ProgID="DSEquations" ShapeID="_x0000_i1213" DrawAspect="Content" ObjectID="_1468075913" r:id="rId392">
             <o:LockedField>false</o:LockedField>
           </o:OLEObject>
         </w:object>
@@ -42580,7 +42595,7 @@
           <w:lang w:val="en-US" w:eastAsia="zh-CN"/>
         </w:rPr>
         <w:object>
-          <v:shape id="_x0000_i1179" o:spt="75" type="#_x0000_t75" style="height:18pt;width:88pt;" o:ole="t" filled="f" o:preferrelative="t" stroked="f" coordsize="21600,21600">
+          <v:shape id="_x0000_i1214" o:spt="75" type="#_x0000_t75" style="height:18pt;width:88pt;" o:ole="t" filled="f" o:preferrelative="t" stroked="f" coordsize="21600,21600">
             <v:path/>
             <v:fill on="f" focussize="0,0"/>
             <v:stroke on="f"/>
@@ -42589,7 +42604,7 @@
             <w10:wrap type="none"/>
             <w10:anchorlock/>
           </v:shape>
-          <o:OLEObject Type="Embed" ProgID="DSEquations" ShapeID="_x0000_i1179" DrawAspect="Content" ObjectID="_1468075914" r:id="rId394">
+          <o:OLEObject Type="Embed" ProgID="DSEquations" ShapeID="_x0000_i1214" DrawAspect="Content" ObjectID="_1468075914" r:id="rId394">
             <o:LockedField>false</o:LockedField>
           </o:OLEObject>
         </w:object>
@@ -42837,7 +42852,7 @@
           <w:lang w:val="en-US" w:eastAsia="zh-CN"/>
         </w:rPr>
         <w:object>
-          <v:shape id="_x0000_i1180" o:spt="75" type="#_x0000_t75" style="height:84pt;width:174pt;" o:ole="t" filled="f" o:preferrelative="t" stroked="f" coordsize="21600,21600">
+          <v:shape id="_x0000_i1215" o:spt="75" type="#_x0000_t75" style="height:84pt;width:174pt;" o:ole="t" filled="f" o:preferrelative="t" stroked="f" coordsize="21600,21600">
             <v:path/>
             <v:fill on="f" focussize="0,0"/>
             <v:stroke on="f"/>
@@ -42846,7 +42861,7 @@
             <w10:wrap type="none"/>
             <w10:anchorlock/>
           </v:shape>
-          <o:OLEObject Type="Embed" ProgID="DSEquations" ShapeID="_x0000_i1180" DrawAspect="Content" ObjectID="_1468075915" r:id="rId396">
+          <o:OLEObject Type="Embed" ProgID="DSEquations" ShapeID="_x0000_i1215" DrawAspect="Content" ObjectID="_1468075915" r:id="rId396">
             <o:LockedField>false</o:LockedField>
           </o:OLEObject>
         </w:object>
@@ -43137,7 +43152,7 @@
           <w:lang w:val="en-US" w:eastAsia="zh-CN"/>
         </w:rPr>
         <w:object>
-          <v:shape id="_x0000_i1181" o:spt="75" type="#_x0000_t75" style="height:88pt;width:182pt;" o:ole="t" filled="f" o:preferrelative="t" stroked="f" coordsize="21600,21600">
+          <v:shape id="_x0000_i1216" o:spt="75" type="#_x0000_t75" style="height:88pt;width:182pt;" o:ole="t" filled="f" o:preferrelative="t" stroked="f" coordsize="21600,21600">
             <v:path/>
             <v:fill on="f" focussize="0,0"/>
             <v:stroke on="f"/>
@@ -43146,7 +43161,7 @@
             <w10:wrap type="none"/>
             <w10:anchorlock/>
           </v:shape>
-          <o:OLEObject Type="Embed" ProgID="DSEquations" ShapeID="_x0000_i1181" DrawAspect="Content" ObjectID="_1468075916" r:id="rId398">
+          <o:OLEObject Type="Embed" ProgID="DSEquations" ShapeID="_x0000_i1216" DrawAspect="Content" ObjectID="_1468075916" r:id="rId398">
             <o:LockedField>false</o:LockedField>
           </o:OLEObject>
         </w:object>
@@ -43776,7 +43791,7 @@
           <w:lang w:val="en-US" w:eastAsia="zh-CN"/>
         </w:rPr>
         <w:object>
-          <v:shape id="_x0000_i1182" o:spt="75" type="#_x0000_t75" style="height:31pt;width:219pt;" o:ole="t" filled="f" o:preferrelative="t" stroked="f" coordsize="21600,21600">
+          <v:shape id="_x0000_i1217" o:spt="75" type="#_x0000_t75" style="height:31pt;width:219pt;" o:ole="t" filled="f" o:preferrelative="t" stroked="f" coordsize="21600,21600">
             <v:path/>
             <v:fill on="f" focussize="0,0"/>
             <v:stroke on="f"/>
@@ -43785,7 +43800,7 @@
             <w10:wrap type="none"/>
             <w10:anchorlock/>
           </v:shape>
-          <o:OLEObject Type="Embed" ProgID="DSEquations" ShapeID="_x0000_i1182" DrawAspect="Content" ObjectID="_1468075917" r:id="rId400">
+          <o:OLEObject Type="Embed" ProgID="DSEquations" ShapeID="_x0000_i1217" DrawAspect="Content" ObjectID="_1468075917" r:id="rId400">
             <o:LockedField>false</o:LockedField>
           </o:OLEObject>
         </w:object>
@@ -44112,7 +44127,7 @@
           <w:lang w:val="en-US" w:eastAsia="zh-CN"/>
         </w:rPr>
         <w:object>
-          <v:shape id="_x0000_i1183" o:spt="75" type="#_x0000_t75" style="height:118pt;width:195pt;" o:ole="t" filled="f" o:preferrelative="t" stroked="f" coordsize="21600,21600">
+          <v:shape id="_x0000_i1218" o:spt="75" type="#_x0000_t75" style="height:118pt;width:195pt;" o:ole="t" filled="f" o:preferrelative="t" stroked="f" coordsize="21600,21600">
             <v:path/>
             <v:fill on="f" focussize="0,0"/>
             <v:stroke on="f"/>
@@ -44121,7 +44136,7 @@
             <w10:wrap type="none"/>
             <w10:anchorlock/>
           </v:shape>
-          <o:OLEObject Type="Embed" ProgID="DSEquations" ShapeID="_x0000_i1183" DrawAspect="Content" ObjectID="_1468075918" r:id="rId402">
+          <o:OLEObject Type="Embed" ProgID="DSEquations" ShapeID="_x0000_i1218" DrawAspect="Content" ObjectID="_1468075918" r:id="rId402">
             <o:LockedField>false</o:LockedField>
           </o:OLEObject>
         </w:object>
@@ -44327,7 +44342,7 @@
           <w:lang w:val="en-US" w:eastAsia="zh-CN"/>
         </w:rPr>
         <w:object>
-          <v:shape id="_x0000_i1184" o:spt="75" type="#_x0000_t75" style="height:74pt;width:249pt;" o:ole="t" filled="f" o:preferrelative="t" stroked="f" coordsize="21600,21600">
+          <v:shape id="_x0000_i1219" o:spt="75" type="#_x0000_t75" style="height:74pt;width:249pt;" o:ole="t" filled="f" o:preferrelative="t" stroked="f" coordsize="21600,21600">
             <v:path/>
             <v:fill on="f" focussize="0,0"/>
             <v:stroke on="f"/>
@@ -44336,7 +44351,7 @@
             <w10:wrap type="none"/>
             <w10:anchorlock/>
           </v:shape>
-          <o:OLEObject Type="Embed" ProgID="DSEquations" ShapeID="_x0000_i1184" DrawAspect="Content" ObjectID="_1468075919" r:id="rId404">
+          <o:OLEObject Type="Embed" ProgID="DSEquations" ShapeID="_x0000_i1219" DrawAspect="Content" ObjectID="_1468075919" r:id="rId404">
             <o:LockedField>false</o:LockedField>
           </o:OLEObject>
         </w:object>
@@ -45125,7 +45140,7 @@
           <w:lang w:val="en-US" w:eastAsia="zh-CN"/>
         </w:rPr>
         <w:object>
-          <v:shape id="_x0000_i1185" o:spt="75" type="#_x0000_t75" style="height:95pt;width:135pt;" o:ole="t" filled="f" o:preferrelative="t" stroked="f" coordsize="21600,21600">
+          <v:shape id="_x0000_i1220" o:spt="75" type="#_x0000_t75" style="height:95pt;width:135pt;" o:ole="t" filled="f" o:preferrelative="t" stroked="f" coordsize="21600,21600">
             <v:path/>
             <v:fill on="f" focussize="0,0"/>
             <v:stroke on="f"/>
@@ -45134,7 +45149,7 @@
             <w10:wrap type="none"/>
             <w10:anchorlock/>
           </v:shape>
-          <o:OLEObject Type="Embed" ProgID="DSEquations" ShapeID="_x0000_i1185" DrawAspect="Content" ObjectID="_1468075920" r:id="rId406">
+          <o:OLEObject Type="Embed" ProgID="DSEquations" ShapeID="_x0000_i1220" DrawAspect="Content" ObjectID="_1468075920" r:id="rId406">
             <o:LockedField>false</o:LockedField>
           </o:OLEObject>
         </w:object>
@@ -45349,7 +45364,7 @@
           <w:lang w:val="en-US" w:eastAsia="zh-CN"/>
         </w:rPr>
         <w:object>
-          <v:shape id="_x0000_i1186" o:spt="75" type="#_x0000_t75" style="height:81pt;width:235pt;" o:ole="t" filled="f" o:preferrelative="t" stroked="f" coordsize="21600,21600">
+          <v:shape id="_x0000_i1221" o:spt="75" type="#_x0000_t75" style="height:81pt;width:235pt;" o:ole="t" filled="f" o:preferrelative="t" stroked="f" coordsize="21600,21600">
             <v:path/>
             <v:fill on="f" focussize="0,0"/>
             <v:stroke on="f"/>
@@ -45358,7 +45373,7 @@
             <w10:wrap type="none"/>
             <w10:anchorlock/>
           </v:shape>
-          <o:OLEObject Type="Embed" ProgID="DSEquations" ShapeID="_x0000_i1186" DrawAspect="Content" ObjectID="_1468075921" r:id="rId408">
+          <o:OLEObject Type="Embed" ProgID="DSEquations" ShapeID="_x0000_i1221" DrawAspect="Content" ObjectID="_1468075921" r:id="rId408">
             <o:LockedField>false</o:LockedField>
           </o:OLEObject>
         </w:object>
@@ -45739,7 +45754,7 @@
           <w:lang w:val="en-US" w:eastAsia="zh-CN"/>
         </w:rPr>
         <w:object>
-          <v:shape id="_x0000_i1187" o:spt="75" type="#_x0000_t75" style="height:36pt;width:134pt;" o:ole="t" filled="f" o:preferrelative="t" stroked="f" coordsize="21600,21600">
+          <v:shape id="_x0000_i1222" o:spt="75" type="#_x0000_t75" style="height:36pt;width:134pt;" o:ole="t" filled="f" o:preferrelative="t" stroked="f" coordsize="21600,21600">
             <v:path/>
             <v:fill on="f" focussize="0,0"/>
             <v:stroke on="f"/>
@@ -45748,7 +45763,7 @@
             <w10:wrap type="none"/>
             <w10:anchorlock/>
           </v:shape>
-          <o:OLEObject Type="Embed" ProgID="DSEquations" ShapeID="_x0000_i1187" DrawAspect="Content" ObjectID="_1468075922" r:id="rId411">
+          <o:OLEObject Type="Embed" ProgID="DSEquations" ShapeID="_x0000_i1222" DrawAspect="Content" ObjectID="_1468075922" r:id="rId411">
             <o:LockedField>false</o:LockedField>
           </o:OLEObject>
         </w:object>
@@ -45963,7 +45978,7 @@
           <w:lang w:val="en-US" w:eastAsia="zh-CN"/>
         </w:rPr>
         <w:object>
-          <v:shape id="_x0000_i1188" o:spt="75" type="#_x0000_t75" style="height:34pt;width:121.95pt;" o:ole="t" filled="f" o:preferrelative="t" stroked="f" coordsize="21600,21600">
+          <v:shape id="_x0000_i1223" o:spt="75" type="#_x0000_t75" style="height:34pt;width:121.95pt;" o:ole="t" filled="f" o:preferrelative="t" stroked="f" coordsize="21600,21600">
             <v:path/>
             <v:fill on="f" focussize="0,0"/>
             <v:stroke on="f"/>
@@ -45972,7 +45987,7 @@
             <w10:wrap type="none"/>
             <w10:anchorlock/>
           </v:shape>
-          <o:OLEObject Type="Embed" ProgID="DSEquations" ShapeID="_x0000_i1188" DrawAspect="Content" ObjectID="_1468075923" r:id="rId413">
+          <o:OLEObject Type="Embed" ProgID="DSEquations" ShapeID="_x0000_i1223" DrawAspect="Content" ObjectID="_1468075923" r:id="rId413">
             <o:LockedField>false</o:LockedField>
           </o:OLEObject>
         </w:object>
@@ -46425,7 +46440,7 @@
           <w:lang w:val="en-US" w:eastAsia="zh-CN"/>
         </w:rPr>
         <w:object>
-          <v:shape id="_x0000_i1189" o:spt="75" type="#_x0000_t75" style="height:34pt;width:182pt;" o:ole="t" filled="f" o:preferrelative="t" stroked="f" coordsize="21600,21600">
+          <v:shape id="_x0000_i1224" o:spt="75" type="#_x0000_t75" style="height:34pt;width:182pt;" o:ole="t" filled="f" o:preferrelative="t" stroked="f" coordsize="21600,21600">
             <v:path/>
             <v:fill on="f" focussize="0,0"/>
             <v:stroke on="f"/>
@@ -46434,7 +46449,7 @@
             <w10:wrap type="none"/>
             <w10:anchorlock/>
           </v:shape>
-          <o:OLEObject Type="Embed" ProgID="DSEquations" ShapeID="_x0000_i1189" DrawAspect="Content" ObjectID="_1468075924" r:id="rId415">
+          <o:OLEObject Type="Embed" ProgID="DSEquations" ShapeID="_x0000_i1224" DrawAspect="Content" ObjectID="_1468075924" r:id="rId415">
             <o:LockedField>false</o:LockedField>
           </o:OLEObject>
         </w:object>
@@ -46894,6 +46909,1391 @@
           <w:ilvl w:val="0"/>
           <w:numId w:val="0"/>
         </w:numPr>
+        <w:spacing w:afterAutospacing="0"/>
+        <w:jc w:val="both"/>
+        <w:outlineLvl w:val="0"/>
+        <w:rPr>
+          <w:rFonts w:hint="default" w:ascii="Times New Roman" w:hAnsi="Times New Roman" w:eastAsia="宋体" w:cs="Times New Roman"/>
+          <w:b/>
+          <w:bCs/>
+          <w:sz w:val="28"/>
+          <w:szCs w:val="28"/>
+          <w:lang w:val="en-US" w:eastAsia="zh-CN"/>
+        </w:rPr>
+      </w:pPr>
+      <w:r>
+        <w:rPr>
+          <w:rFonts w:hint="eastAsia" w:ascii="Times New Roman" w:hAnsi="Times New Roman" w:eastAsia="宋体" w:cs="Times New Roman"/>
+          <w:b/>
+          <w:bCs/>
+          <w:sz w:val="28"/>
+          <w:szCs w:val="28"/>
+          <w:lang w:val="en-US" w:eastAsia="zh-CN"/>
+        </w:rPr>
+        <w:t>十、动态断裂相场</w:t>
+      </w:r>
+      <w:r>
+        <w:rPr>
+          <w:rFonts w:hint="eastAsia" w:ascii="Times New Roman" w:hAnsi="Times New Roman" w:eastAsia="宋体" w:cs="Times New Roman"/>
+          <w:b/>
+          <w:bCs/>
+          <w:sz w:val="28"/>
+          <w:szCs w:val="28"/>
+          <w:lang w:val="en-US" w:eastAsia="zh-CN"/>
+        </w:rPr>
+        <w:fldChar w:fldCharType="begin"/>
+      </w:r>
+      <w:r>
+        <w:rPr>
+          <w:rFonts w:hint="eastAsia" w:ascii="Times New Roman" w:hAnsi="Times New Roman" w:eastAsia="宋体" w:cs="Times New Roman"/>
+          <w:b/>
+          <w:bCs/>
+          <w:sz w:val="28"/>
+          <w:szCs w:val="28"/>
+          <w:lang w:val="en-US" w:eastAsia="zh-CN"/>
+        </w:rPr>
+        <w:instrText xml:space="preserve"> MACROBUTTON MTEditEquationSection2 </w:instrText>
+      </w:r>
+      <w:r>
+        <w:rPr>
+          <w:rStyle w:val="9"/>
+          <w:rFonts w:hint="eastAsia"/>
+          <w:lang w:val="en-US" w:eastAsia="zh-CN"/>
+        </w:rPr>
+        <w:instrText xml:space="preserve">公式章 (下一章) 节 10</w:instrText>
+      </w:r>
+      <w:r>
+        <w:rPr>
+          <w:rFonts w:hint="eastAsia" w:ascii="Times New Roman" w:hAnsi="Times New Roman" w:eastAsia="宋体" w:cs="Times New Roman"/>
+          <w:b/>
+          <w:bCs/>
+          <w:sz w:val="28"/>
+          <w:szCs w:val="28"/>
+          <w:lang w:val="en-US" w:eastAsia="zh-CN"/>
+        </w:rPr>
+        <w:fldChar w:fldCharType="begin"/>
+      </w:r>
+      <w:r>
+        <w:rPr>
+          <w:rFonts w:hint="eastAsia" w:ascii="Times New Roman" w:hAnsi="Times New Roman" w:eastAsia="宋体" w:cs="Times New Roman"/>
+          <w:b/>
+          <w:bCs/>
+          <w:sz w:val="28"/>
+          <w:szCs w:val="28"/>
+          <w:lang w:val="en-US" w:eastAsia="zh-CN"/>
+        </w:rPr>
+        <w:instrText xml:space="preserve"> SEQ MTEqn \r \h \* MERGEFORMAT </w:instrText>
+      </w:r>
+      <w:r>
+        <w:rPr>
+          <w:rFonts w:hint="eastAsia" w:ascii="Times New Roman" w:hAnsi="Times New Roman" w:eastAsia="宋体" w:cs="Times New Roman"/>
+          <w:b/>
+          <w:bCs/>
+          <w:sz w:val="28"/>
+          <w:szCs w:val="28"/>
+          <w:lang w:val="en-US" w:eastAsia="zh-CN"/>
+        </w:rPr>
+        <w:fldChar w:fldCharType="separate"/>
+      </w:r>
+      <w:r>
+        <w:rPr>
+          <w:rFonts w:hint="eastAsia" w:ascii="Times New Roman" w:hAnsi="Times New Roman" w:eastAsia="宋体" w:cs="Times New Roman"/>
+          <w:b/>
+          <w:bCs/>
+          <w:sz w:val="28"/>
+          <w:szCs w:val="28"/>
+          <w:lang w:val="en-US" w:eastAsia="zh-CN"/>
+        </w:rPr>
+        <w:fldChar w:fldCharType="end"/>
+      </w:r>
+      <w:r>
+        <w:rPr>
+          <w:rFonts w:hint="eastAsia" w:ascii="Times New Roman" w:hAnsi="Times New Roman" w:eastAsia="宋体" w:cs="Times New Roman"/>
+          <w:b/>
+          <w:bCs/>
+          <w:sz w:val="28"/>
+          <w:szCs w:val="28"/>
+          <w:lang w:val="en-US" w:eastAsia="zh-CN"/>
+        </w:rPr>
+        <w:fldChar w:fldCharType="begin"/>
+      </w:r>
+      <w:r>
+        <w:rPr>
+          <w:rFonts w:hint="eastAsia" w:ascii="Times New Roman" w:hAnsi="Times New Roman" w:eastAsia="宋体" w:cs="Times New Roman"/>
+          <w:b/>
+          <w:bCs/>
+          <w:sz w:val="28"/>
+          <w:szCs w:val="28"/>
+          <w:lang w:val="en-US" w:eastAsia="zh-CN"/>
+        </w:rPr>
+        <w:instrText xml:space="preserve"> SEQ MTSec \r 10 \h \* MERGEFORMAT </w:instrText>
+      </w:r>
+      <w:r>
+        <w:rPr>
+          <w:rFonts w:hint="eastAsia" w:ascii="Times New Roman" w:hAnsi="Times New Roman" w:eastAsia="宋体" w:cs="Times New Roman"/>
+          <w:b/>
+          <w:bCs/>
+          <w:sz w:val="28"/>
+          <w:szCs w:val="28"/>
+          <w:lang w:val="en-US" w:eastAsia="zh-CN"/>
+        </w:rPr>
+        <w:fldChar w:fldCharType="separate"/>
+      </w:r>
+      <w:r>
+        <w:rPr>
+          <w:rFonts w:hint="eastAsia" w:ascii="Times New Roman" w:hAnsi="Times New Roman" w:eastAsia="宋体" w:cs="Times New Roman"/>
+          <w:b/>
+          <w:bCs/>
+          <w:sz w:val="28"/>
+          <w:szCs w:val="28"/>
+          <w:lang w:val="en-US" w:eastAsia="zh-CN"/>
+        </w:rPr>
+        <w:fldChar w:fldCharType="end"/>
+      </w:r>
+      <w:r>
+        <w:rPr>
+          <w:rFonts w:hint="eastAsia" w:ascii="Times New Roman" w:hAnsi="Times New Roman" w:eastAsia="宋体" w:cs="Times New Roman"/>
+          <w:b/>
+          <w:bCs/>
+          <w:sz w:val="28"/>
+          <w:szCs w:val="28"/>
+          <w:lang w:val="en-US" w:eastAsia="zh-CN"/>
+        </w:rPr>
+        <w:fldChar w:fldCharType="begin"/>
+      </w:r>
+      <w:r>
+        <w:rPr>
+          <w:rFonts w:hint="eastAsia" w:ascii="Times New Roman" w:hAnsi="Times New Roman" w:eastAsia="宋体" w:cs="Times New Roman"/>
+          <w:b/>
+          <w:bCs/>
+          <w:sz w:val="28"/>
+          <w:szCs w:val="28"/>
+          <w:lang w:val="en-US" w:eastAsia="zh-CN"/>
+        </w:rPr>
+        <w:instrText xml:space="preserve"> SEQ MTChap \h \* MERGEFORMAT </w:instrText>
+      </w:r>
+      <w:r>
+        <w:rPr>
+          <w:rFonts w:hint="eastAsia" w:ascii="Times New Roman" w:hAnsi="Times New Roman" w:eastAsia="宋体" w:cs="Times New Roman"/>
+          <w:b/>
+          <w:bCs/>
+          <w:sz w:val="28"/>
+          <w:szCs w:val="28"/>
+          <w:lang w:val="en-US" w:eastAsia="zh-CN"/>
+        </w:rPr>
+        <w:fldChar w:fldCharType="separate"/>
+      </w:r>
+      <w:r>
+        <w:rPr>
+          <w:rFonts w:hint="eastAsia" w:ascii="Times New Roman" w:hAnsi="Times New Roman" w:eastAsia="宋体" w:cs="Times New Roman"/>
+          <w:b/>
+          <w:bCs/>
+          <w:sz w:val="28"/>
+          <w:szCs w:val="28"/>
+          <w:lang w:val="en-US" w:eastAsia="zh-CN"/>
+        </w:rPr>
+        <w:fldChar w:fldCharType="end"/>
+      </w:r>
+      <w:r>
+        <w:rPr>
+          <w:rFonts w:hint="eastAsia" w:ascii="Times New Roman" w:hAnsi="Times New Roman" w:eastAsia="宋体" w:cs="Times New Roman"/>
+          <w:b/>
+          <w:bCs/>
+          <w:sz w:val="28"/>
+          <w:szCs w:val="28"/>
+          <w:lang w:val="en-US" w:eastAsia="zh-CN"/>
+        </w:rPr>
+        <w:fldChar w:fldCharType="separate"/>
+      </w:r>
+      <w:r>
+        <w:rPr>
+          <w:rFonts w:hint="eastAsia" w:ascii="Times New Roman" w:hAnsi="Times New Roman" w:eastAsia="宋体" w:cs="Times New Roman"/>
+          <w:b/>
+          <w:bCs/>
+          <w:sz w:val="28"/>
+          <w:szCs w:val="28"/>
+          <w:lang w:val="en-US" w:eastAsia="zh-CN"/>
+        </w:rPr>
+        <w:fldChar w:fldCharType="end"/>
+      </w:r>
+    </w:p>
+    <w:p>
+      <w:pPr>
+        <w:widowControl w:val="0"/>
+        <w:numPr>
+          <w:ilvl w:val="0"/>
+          <w:numId w:val="0"/>
+        </w:numPr>
+        <w:spacing w:afterAutospacing="0"/>
+        <w:ind w:firstLine="420" w:firstLineChars="0"/>
+        <w:jc w:val="both"/>
+        <w:rPr>
+          <w:rFonts w:hint="eastAsia" w:ascii="Times New Roman" w:hAnsi="Times New Roman" w:eastAsia="宋体" w:cs="Times New Roman"/>
+          <w:b w:val="0"/>
+          <w:bCs w:val="0"/>
+          <w:sz w:val="24"/>
+          <w:szCs w:val="24"/>
+          <w:lang w:val="en-US" w:eastAsia="zh-CN"/>
+        </w:rPr>
+      </w:pPr>
+      <w:r>
+        <w:rPr>
+          <w:rFonts w:hint="eastAsia" w:ascii="Times New Roman" w:hAnsi="Times New Roman" w:eastAsia="宋体" w:cs="Times New Roman"/>
+          <w:b w:val="0"/>
+          <w:bCs w:val="0"/>
+          <w:sz w:val="24"/>
+          <w:szCs w:val="24"/>
+          <w:lang w:val="en-US" w:eastAsia="zh-CN"/>
+        </w:rPr>
+        <w:t>动态断裂相场控制方程为：</w:t>
+      </w:r>
+    </w:p>
+    <w:p>
+      <w:pPr>
+        <w:pStyle w:val="8"/>
+        <w:bidi w:val="0"/>
+        <w:rPr>
+          <w:rFonts w:hint="eastAsia"/>
+          <w:lang w:val="en-US" w:eastAsia="zh-CN"/>
+        </w:rPr>
+      </w:pPr>
+      <w:r>
+        <w:rPr>
+          <w:rFonts w:hint="eastAsia"/>
+          <w:lang w:val="en-US" w:eastAsia="zh-CN"/>
+        </w:rPr>
+        <w:tab/>
+      </w:r>
+      <w:r>
+        <w:rPr>
+          <w:rFonts w:hint="eastAsia"/>
+          <w:position w:val="-62"/>
+          <w:lang w:val="en-US" w:eastAsia="zh-CN"/>
+        </w:rPr>
+        <w:object>
+          <v:shape id="_x0000_i1225" o:spt="75" type="#_x0000_t75" style="height:67.95pt;width:165pt;" o:ole="t" filled="f" o:preferrelative="t" stroked="f" coordsize="21600,21600">
+            <v:path/>
+            <v:fill on="f" focussize="0,0"/>
+            <v:stroke on="f"/>
+            <v:imagedata r:id="rId419" o:title=""/>
+            <o:lock v:ext="edit" aspectratio="t"/>
+            <w10:wrap type="none"/>
+            <w10:anchorlock/>
+          </v:shape>
+          <o:OLEObject Type="Embed" ProgID="DSEquations" ShapeID="_x0000_i1225" DrawAspect="Content" ObjectID="_1468075925" r:id="rId418">
+            <o:LockedField>false</o:LockedField>
+          </o:OLEObject>
+        </w:object>
+      </w:r>
+      <w:r>
+        <w:rPr>
+          <w:rFonts w:hint="eastAsia"/>
+          <w:lang w:val="en-US" w:eastAsia="zh-CN"/>
+        </w:rPr>
+        <w:t xml:space="preserve"> </w:t>
+      </w:r>
+      <w:r>
+        <w:rPr>
+          <w:rFonts w:hint="eastAsia"/>
+          <w:lang w:val="en-US" w:eastAsia="zh-CN"/>
+        </w:rPr>
+        <w:tab/>
+      </w:r>
+      <w:r>
+        <w:rPr>
+          <w:rFonts w:hint="eastAsia"/>
+          <w:lang w:val="en-US" w:eastAsia="zh-CN"/>
+        </w:rPr>
+        <w:fldChar w:fldCharType="begin"/>
+      </w:r>
+      <w:r>
+        <w:rPr>
+          <w:rFonts w:hint="eastAsia"/>
+          <w:lang w:val="en-US" w:eastAsia="zh-CN"/>
+        </w:rPr>
+        <w:instrText xml:space="preserve"> MACROBUTTON MTPlaceRef \* MERGEFORMAT </w:instrText>
+      </w:r>
+      <w:r>
+        <w:rPr>
+          <w:rFonts w:hint="eastAsia"/>
+          <w:lang w:val="en-US" w:eastAsia="zh-CN"/>
+        </w:rPr>
+        <w:fldChar w:fldCharType="begin"/>
+      </w:r>
+      <w:r>
+        <w:rPr>
+          <w:rFonts w:hint="eastAsia"/>
+          <w:lang w:val="en-US" w:eastAsia="zh-CN"/>
+        </w:rPr>
+        <w:instrText xml:space="preserve"> SEQ MTEqn \h \* MERGEFORMAT </w:instrText>
+      </w:r>
+      <w:r>
+        <w:rPr>
+          <w:rFonts w:hint="eastAsia"/>
+          <w:lang w:val="en-US" w:eastAsia="zh-CN"/>
+        </w:rPr>
+        <w:fldChar w:fldCharType="separate"/>
+      </w:r>
+      <w:r>
+        <w:rPr>
+          <w:rFonts w:hint="eastAsia"/>
+          <w:lang w:val="en-US" w:eastAsia="zh-CN"/>
+        </w:rPr>
+        <w:fldChar w:fldCharType="end"/>
+      </w:r>
+      <w:r>
+        <w:rPr>
+          <w:rFonts w:hint="eastAsia"/>
+          <w:lang w:val="en-US" w:eastAsia="zh-CN"/>
+        </w:rPr>
+        <w:instrText xml:space="preserve">(</w:instrText>
+      </w:r>
+      <w:r>
+        <w:rPr>
+          <w:rFonts w:hint="eastAsia"/>
+          <w:lang w:val="en-US" w:eastAsia="zh-CN"/>
+        </w:rPr>
+        <w:fldChar w:fldCharType="begin"/>
+      </w:r>
+      <w:r>
+        <w:rPr>
+          <w:rFonts w:hint="eastAsia"/>
+          <w:lang w:val="en-US" w:eastAsia="zh-CN"/>
+        </w:rPr>
+        <w:instrText xml:space="preserve"> SEQ MTSec \c \* Arabic \* MERGEFORMAT </w:instrText>
+      </w:r>
+      <w:r>
+        <w:rPr>
+          <w:rFonts w:hint="eastAsia"/>
+          <w:lang w:val="en-US" w:eastAsia="zh-CN"/>
+        </w:rPr>
+        <w:fldChar w:fldCharType="separate"/>
+      </w:r>
+      <w:r>
+        <w:instrText xml:space="preserve">10</w:instrText>
+      </w:r>
+      <w:r>
+        <w:rPr>
+          <w:rFonts w:hint="eastAsia"/>
+          <w:lang w:val="en-US" w:eastAsia="zh-CN"/>
+        </w:rPr>
+        <w:fldChar w:fldCharType="end"/>
+      </w:r>
+      <w:r>
+        <w:rPr>
+          <w:rFonts w:hint="eastAsia"/>
+          <w:lang w:val="en-US" w:eastAsia="zh-CN"/>
+        </w:rPr>
+        <w:instrText xml:space="preserve">.</w:instrText>
+      </w:r>
+      <w:r>
+        <w:rPr>
+          <w:rFonts w:hint="eastAsia"/>
+          <w:lang w:val="en-US" w:eastAsia="zh-CN"/>
+        </w:rPr>
+        <w:fldChar w:fldCharType="begin"/>
+      </w:r>
+      <w:r>
+        <w:rPr>
+          <w:rFonts w:hint="eastAsia"/>
+          <w:lang w:val="en-US" w:eastAsia="zh-CN"/>
+        </w:rPr>
+        <w:instrText xml:space="preserve"> SEQ MTEqn \c \* Arabic \* MERGEFORMAT </w:instrText>
+      </w:r>
+      <w:r>
+        <w:rPr>
+          <w:rFonts w:hint="eastAsia"/>
+          <w:lang w:val="en-US" w:eastAsia="zh-CN"/>
+        </w:rPr>
+        <w:fldChar w:fldCharType="separate"/>
+      </w:r>
+      <w:r>
+        <w:instrText xml:space="preserve">1</w:instrText>
+      </w:r>
+      <w:r>
+        <w:rPr>
+          <w:rFonts w:hint="eastAsia"/>
+          <w:lang w:val="en-US" w:eastAsia="zh-CN"/>
+        </w:rPr>
+        <w:fldChar w:fldCharType="end"/>
+      </w:r>
+      <w:r>
+        <w:rPr>
+          <w:rFonts w:hint="eastAsia"/>
+          <w:lang w:val="en-US" w:eastAsia="zh-CN"/>
+        </w:rPr>
+        <w:instrText xml:space="preserve">)</w:instrText>
+      </w:r>
+      <w:r>
+        <w:rPr>
+          <w:rFonts w:hint="eastAsia"/>
+          <w:lang w:val="en-US" w:eastAsia="zh-CN"/>
+        </w:rPr>
+        <w:fldChar w:fldCharType="separate"/>
+      </w:r>
+      <w:r>
+        <w:rPr>
+          <w:rFonts w:hint="eastAsia"/>
+          <w:lang w:val="en-US" w:eastAsia="zh-CN"/>
+        </w:rPr>
+        <w:fldChar w:fldCharType="end"/>
+      </w:r>
+    </w:p>
+    <w:p>
+      <w:pPr>
+        <w:widowControl w:val="0"/>
+        <w:numPr>
+          <w:ilvl w:val="0"/>
+          <w:numId w:val="0"/>
+        </w:numPr>
+        <w:spacing w:beforeAutospacing="0" w:afterAutospacing="0"/>
+        <w:ind w:firstLine="420" w:firstLineChars="0"/>
+        <w:jc w:val="both"/>
+        <w:rPr>
+          <w:rFonts w:hint="eastAsia" w:hAnsi="Cambria Math" w:cs="Times New Roman"/>
+          <w:bCs/>
+          <w:i w:val="0"/>
+          <w:kern w:val="2"/>
+          <w:sz w:val="24"/>
+          <w:szCs w:val="24"/>
+          <w:lang w:val="en-US" w:eastAsia="zh-CN" w:bidi="ar-SA"/>
+        </w:rPr>
+      </w:pPr>
+      <w:r>
+        <w:rPr>
+          <w:rFonts w:hint="eastAsia" w:hAnsi="Cambria Math" w:cs="Times New Roman"/>
+          <w:bCs/>
+          <w:i w:val="0"/>
+          <w:kern w:val="2"/>
+          <w:sz w:val="24"/>
+          <w:szCs w:val="24"/>
+          <w:lang w:val="en-US" w:eastAsia="zh-CN" w:bidi="ar-SA"/>
+        </w:rPr>
+        <w:t>与准静态相比，动态情形在位移场方程中多了一个惯性项。与第五章相同，使用有限元对位移方程离散，得到：</w:t>
+      </w:r>
+    </w:p>
+    <w:p>
+      <w:pPr>
+        <w:pStyle w:val="8"/>
+        <w:bidi w:val="0"/>
+        <w:rPr>
+          <w:rFonts w:hint="default"/>
+          <w:lang w:val="en-US" w:eastAsia="zh-CN"/>
+        </w:rPr>
+      </w:pPr>
+      <w:r>
+        <w:rPr>
+          <w:rFonts w:hint="eastAsia"/>
+          <w:lang w:val="en-US" w:eastAsia="zh-CN"/>
+        </w:rPr>
+        <w:tab/>
+      </w:r>
+      <w:r>
+        <w:rPr>
+          <w:rFonts w:hint="eastAsia"/>
+          <w:position w:val="-8"/>
+          <w:lang w:val="en-US" w:eastAsia="zh-CN"/>
+        </w:rPr>
+        <w:object>
+          <v:shape id="_x0000_i1226" o:spt="75" type="#_x0000_t75" style="height:15pt;width:96.95pt;" o:ole="t" filled="f" o:preferrelative="t" stroked="f" coordsize="21600,21600">
+            <v:path/>
+            <v:fill on="f" focussize="0,0"/>
+            <v:stroke on="f"/>
+            <v:imagedata r:id="rId421" o:title=""/>
+            <o:lock v:ext="edit" aspectratio="t"/>
+            <w10:wrap type="none"/>
+            <w10:anchorlock/>
+          </v:shape>
+          <o:OLEObject Type="Embed" ProgID="DSEquations" ShapeID="_x0000_i1226" DrawAspect="Content" ObjectID="_1468075926" r:id="rId420">
+            <o:LockedField>false</o:LockedField>
+          </o:OLEObject>
+        </w:object>
+      </w:r>
+      <w:r>
+        <w:rPr>
+          <w:rFonts w:hint="eastAsia"/>
+          <w:lang w:val="en-US" w:eastAsia="zh-CN"/>
+        </w:rPr>
+        <w:t xml:space="preserve"> </w:t>
+      </w:r>
+      <w:r>
+        <w:rPr>
+          <w:rFonts w:hint="eastAsia"/>
+          <w:lang w:val="en-US" w:eastAsia="zh-CN"/>
+        </w:rPr>
+        <w:tab/>
+      </w:r>
+      <w:r>
+        <w:rPr>
+          <w:rFonts w:hint="eastAsia"/>
+          <w:lang w:val="en-US" w:eastAsia="zh-CN"/>
+        </w:rPr>
+        <w:fldChar w:fldCharType="begin"/>
+      </w:r>
+      <w:r>
+        <w:rPr>
+          <w:rFonts w:hint="eastAsia"/>
+          <w:lang w:val="en-US" w:eastAsia="zh-CN"/>
+        </w:rPr>
+        <w:instrText xml:space="preserve"> MACROBUTTON MTPlaceRef \* MERGEFORMAT </w:instrText>
+      </w:r>
+      <w:r>
+        <w:rPr>
+          <w:rFonts w:hint="eastAsia"/>
+          <w:lang w:val="en-US" w:eastAsia="zh-CN"/>
+        </w:rPr>
+        <w:fldChar w:fldCharType="begin"/>
+      </w:r>
+      <w:r>
+        <w:rPr>
+          <w:rFonts w:hint="eastAsia"/>
+          <w:lang w:val="en-US" w:eastAsia="zh-CN"/>
+        </w:rPr>
+        <w:instrText xml:space="preserve"> SEQ MTEqn \h \* MERGEFORMAT </w:instrText>
+      </w:r>
+      <w:r>
+        <w:rPr>
+          <w:rFonts w:hint="eastAsia"/>
+          <w:lang w:val="en-US" w:eastAsia="zh-CN"/>
+        </w:rPr>
+        <w:fldChar w:fldCharType="separate"/>
+      </w:r>
+      <w:r>
+        <w:rPr>
+          <w:rFonts w:hint="eastAsia"/>
+          <w:lang w:val="en-US" w:eastAsia="zh-CN"/>
+        </w:rPr>
+        <w:fldChar w:fldCharType="end"/>
+      </w:r>
+      <w:r>
+        <w:rPr>
+          <w:rFonts w:hint="eastAsia"/>
+          <w:lang w:val="en-US" w:eastAsia="zh-CN"/>
+        </w:rPr>
+        <w:instrText xml:space="preserve">(</w:instrText>
+      </w:r>
+      <w:r>
+        <w:rPr>
+          <w:rFonts w:hint="eastAsia"/>
+          <w:lang w:val="en-US" w:eastAsia="zh-CN"/>
+        </w:rPr>
+        <w:fldChar w:fldCharType="begin"/>
+      </w:r>
+      <w:r>
+        <w:rPr>
+          <w:rFonts w:hint="eastAsia"/>
+          <w:lang w:val="en-US" w:eastAsia="zh-CN"/>
+        </w:rPr>
+        <w:instrText xml:space="preserve"> SEQ MTSec \c \* Arabic \* MERGEFORMAT </w:instrText>
+      </w:r>
+      <w:r>
+        <w:rPr>
+          <w:rFonts w:hint="eastAsia"/>
+          <w:lang w:val="en-US" w:eastAsia="zh-CN"/>
+        </w:rPr>
+        <w:fldChar w:fldCharType="separate"/>
+      </w:r>
+      <w:r>
+        <w:instrText xml:space="preserve">10</w:instrText>
+      </w:r>
+      <w:r>
+        <w:rPr>
+          <w:rFonts w:hint="eastAsia"/>
+          <w:lang w:val="en-US" w:eastAsia="zh-CN"/>
+        </w:rPr>
+        <w:fldChar w:fldCharType="end"/>
+      </w:r>
+      <w:r>
+        <w:rPr>
+          <w:rFonts w:hint="eastAsia"/>
+          <w:lang w:val="en-US" w:eastAsia="zh-CN"/>
+        </w:rPr>
+        <w:instrText xml:space="preserve">.</w:instrText>
+      </w:r>
+      <w:r>
+        <w:rPr>
+          <w:rFonts w:hint="eastAsia"/>
+          <w:lang w:val="en-US" w:eastAsia="zh-CN"/>
+        </w:rPr>
+        <w:fldChar w:fldCharType="begin"/>
+      </w:r>
+      <w:r>
+        <w:rPr>
+          <w:rFonts w:hint="eastAsia"/>
+          <w:lang w:val="en-US" w:eastAsia="zh-CN"/>
+        </w:rPr>
+        <w:instrText xml:space="preserve"> SEQ MTEqn \c \* Arabic \* MERGEFORMAT </w:instrText>
+      </w:r>
+      <w:r>
+        <w:rPr>
+          <w:rFonts w:hint="eastAsia"/>
+          <w:lang w:val="en-US" w:eastAsia="zh-CN"/>
+        </w:rPr>
+        <w:fldChar w:fldCharType="separate"/>
+      </w:r>
+      <w:r>
+        <w:instrText xml:space="preserve">2</w:instrText>
+      </w:r>
+      <w:r>
+        <w:rPr>
+          <w:rFonts w:hint="eastAsia"/>
+          <w:lang w:val="en-US" w:eastAsia="zh-CN"/>
+        </w:rPr>
+        <w:fldChar w:fldCharType="end"/>
+      </w:r>
+      <w:r>
+        <w:rPr>
+          <w:rFonts w:hint="eastAsia"/>
+          <w:lang w:val="en-US" w:eastAsia="zh-CN"/>
+        </w:rPr>
+        <w:instrText xml:space="preserve">)</w:instrText>
+      </w:r>
+      <w:r>
+        <w:rPr>
+          <w:rFonts w:hint="eastAsia"/>
+          <w:lang w:val="en-US" w:eastAsia="zh-CN"/>
+        </w:rPr>
+        <w:fldChar w:fldCharType="separate"/>
+      </w:r>
+      <w:r>
+        <w:rPr>
+          <w:rFonts w:hint="eastAsia"/>
+          <w:lang w:val="en-US" w:eastAsia="zh-CN"/>
+        </w:rPr>
+        <w:fldChar w:fldCharType="end"/>
+      </w:r>
+    </w:p>
+    <w:p>
+      <w:pPr>
+        <w:widowControl w:val="0"/>
+        <w:numPr>
+          <w:ilvl w:val="0"/>
+          <w:numId w:val="0"/>
+        </w:numPr>
+        <w:spacing w:beforeAutospacing="0" w:afterAutospacing="0"/>
+        <w:jc w:val="both"/>
+        <w:rPr>
+          <w:rFonts w:hint="eastAsia" w:hAnsi="Cambria Math" w:cs="Times New Roman"/>
+          <w:bCs/>
+          <w:i w:val="0"/>
+          <w:kern w:val="2"/>
+          <w:sz w:val="24"/>
+          <w:szCs w:val="24"/>
+          <w:lang w:val="en-US" w:eastAsia="zh-CN" w:bidi="ar-SA"/>
+        </w:rPr>
+      </w:pPr>
+      <w:r>
+        <w:rPr>
+          <w:rFonts w:hint="eastAsia" w:hAnsi="Cambria Math" w:cs="Times New Roman"/>
+          <w:bCs/>
+          <w:i w:val="0"/>
+          <w:kern w:val="2"/>
+          <w:sz w:val="24"/>
+          <w:szCs w:val="24"/>
+          <w:lang w:val="en-US" w:eastAsia="zh-CN" w:bidi="ar-SA"/>
+        </w:rPr>
+        <w:t>其中，质量矩阵M为：</w:t>
+      </w:r>
+    </w:p>
+    <w:p>
+      <w:pPr>
+        <w:pStyle w:val="8"/>
+        <w:bidi w:val="0"/>
+        <w:rPr>
+          <w:rFonts w:hint="default"/>
+          <w:lang w:val="en-US" w:eastAsia="zh-CN"/>
+        </w:rPr>
+      </w:pPr>
+      <w:r>
+        <w:rPr>
+          <w:rFonts w:hint="eastAsia"/>
+          <w:lang w:val="en-US" w:eastAsia="zh-CN"/>
+        </w:rPr>
+        <w:tab/>
+      </w:r>
+      <w:r>
+        <w:rPr>
+          <w:rFonts w:hint="eastAsia"/>
+          <w:position w:val="-18"/>
+          <w:lang w:val="en-US" w:eastAsia="zh-CN"/>
+        </w:rPr>
+        <w:object>
+          <v:shape id="_x0000_i1227" o:spt="75" type="#_x0000_t75" style="height:26pt;width:85.95pt;" o:ole="t" filled="f" o:preferrelative="t" stroked="f" coordsize="21600,21600">
+            <v:fill on="f" focussize="0,0"/>
+            <v:stroke on="f"/>
+            <v:imagedata r:id="rId423" o:title=""/>
+            <o:lock v:ext="edit" aspectratio="t"/>
+            <w10:wrap type="none"/>
+            <w10:anchorlock/>
+          </v:shape>
+          <o:OLEObject Type="Embed" ProgID="DSEquations" ShapeID="_x0000_i1227" DrawAspect="Content" ObjectID="_1468075927" r:id="rId422">
+            <o:LockedField>false</o:LockedField>
+          </o:OLEObject>
+        </w:object>
+      </w:r>
+      <w:r>
+        <w:rPr>
+          <w:rFonts w:hint="eastAsia"/>
+          <w:lang w:val="en-US" w:eastAsia="zh-CN"/>
+        </w:rPr>
+        <w:t xml:space="preserve"> </w:t>
+      </w:r>
+      <w:r>
+        <w:rPr>
+          <w:rFonts w:hint="eastAsia"/>
+          <w:lang w:val="en-US" w:eastAsia="zh-CN"/>
+        </w:rPr>
+        <w:tab/>
+      </w:r>
+      <w:r>
+        <w:rPr>
+          <w:rFonts w:hint="eastAsia"/>
+          <w:lang w:val="en-US" w:eastAsia="zh-CN"/>
+        </w:rPr>
+        <w:fldChar w:fldCharType="begin"/>
+      </w:r>
+      <w:r>
+        <w:rPr>
+          <w:rFonts w:hint="eastAsia"/>
+          <w:lang w:val="en-US" w:eastAsia="zh-CN"/>
+        </w:rPr>
+        <w:instrText xml:space="preserve"> MACROBUTTON MTPlaceRef \* MERGEFORMAT </w:instrText>
+      </w:r>
+      <w:r>
+        <w:rPr>
+          <w:rFonts w:hint="eastAsia"/>
+          <w:lang w:val="en-US" w:eastAsia="zh-CN"/>
+        </w:rPr>
+        <w:fldChar w:fldCharType="begin"/>
+      </w:r>
+      <w:r>
+        <w:rPr>
+          <w:rFonts w:hint="eastAsia"/>
+          <w:lang w:val="en-US" w:eastAsia="zh-CN"/>
+        </w:rPr>
+        <w:instrText xml:space="preserve"> SEQ MTEqn \h \* MERGEFORMAT </w:instrText>
+      </w:r>
+      <w:r>
+        <w:rPr>
+          <w:rFonts w:hint="eastAsia"/>
+          <w:lang w:val="en-US" w:eastAsia="zh-CN"/>
+        </w:rPr>
+        <w:fldChar w:fldCharType="separate"/>
+      </w:r>
+      <w:r>
+        <w:rPr>
+          <w:rFonts w:hint="eastAsia"/>
+          <w:lang w:val="en-US" w:eastAsia="zh-CN"/>
+        </w:rPr>
+        <w:fldChar w:fldCharType="end"/>
+      </w:r>
+      <w:r>
+        <w:rPr>
+          <w:rFonts w:hint="eastAsia"/>
+          <w:lang w:val="en-US" w:eastAsia="zh-CN"/>
+        </w:rPr>
+        <w:instrText xml:space="preserve">(</w:instrText>
+      </w:r>
+      <w:r>
+        <w:rPr>
+          <w:rFonts w:hint="eastAsia"/>
+          <w:lang w:val="en-US" w:eastAsia="zh-CN"/>
+        </w:rPr>
+        <w:fldChar w:fldCharType="begin"/>
+      </w:r>
+      <w:r>
+        <w:rPr>
+          <w:rFonts w:hint="eastAsia"/>
+          <w:lang w:val="en-US" w:eastAsia="zh-CN"/>
+        </w:rPr>
+        <w:instrText xml:space="preserve"> SEQ MTSec \c \* Arabic \* MERGEFORMAT </w:instrText>
+      </w:r>
+      <w:r>
+        <w:rPr>
+          <w:rFonts w:hint="eastAsia"/>
+          <w:lang w:val="en-US" w:eastAsia="zh-CN"/>
+        </w:rPr>
+        <w:fldChar w:fldCharType="separate"/>
+      </w:r>
+      <w:r>
+        <w:instrText xml:space="preserve">10</w:instrText>
+      </w:r>
+      <w:r>
+        <w:rPr>
+          <w:rFonts w:hint="eastAsia"/>
+          <w:lang w:val="en-US" w:eastAsia="zh-CN"/>
+        </w:rPr>
+        <w:fldChar w:fldCharType="end"/>
+      </w:r>
+      <w:r>
+        <w:rPr>
+          <w:rFonts w:hint="eastAsia"/>
+          <w:lang w:val="en-US" w:eastAsia="zh-CN"/>
+        </w:rPr>
+        <w:instrText xml:space="preserve">.</w:instrText>
+      </w:r>
+      <w:r>
+        <w:rPr>
+          <w:rFonts w:hint="eastAsia"/>
+          <w:lang w:val="en-US" w:eastAsia="zh-CN"/>
+        </w:rPr>
+        <w:fldChar w:fldCharType="begin"/>
+      </w:r>
+      <w:r>
+        <w:rPr>
+          <w:rFonts w:hint="eastAsia"/>
+          <w:lang w:val="en-US" w:eastAsia="zh-CN"/>
+        </w:rPr>
+        <w:instrText xml:space="preserve"> SEQ MTEqn \c \* Arabic \* MERGEFORMAT </w:instrText>
+      </w:r>
+      <w:r>
+        <w:rPr>
+          <w:rFonts w:hint="eastAsia"/>
+          <w:lang w:val="en-US" w:eastAsia="zh-CN"/>
+        </w:rPr>
+        <w:fldChar w:fldCharType="separate"/>
+      </w:r>
+      <w:r>
+        <w:instrText xml:space="preserve">3</w:instrText>
+      </w:r>
+      <w:r>
+        <w:rPr>
+          <w:rFonts w:hint="eastAsia"/>
+          <w:lang w:val="en-US" w:eastAsia="zh-CN"/>
+        </w:rPr>
+        <w:fldChar w:fldCharType="end"/>
+      </w:r>
+      <w:r>
+        <w:rPr>
+          <w:rFonts w:hint="eastAsia"/>
+          <w:lang w:val="en-US" w:eastAsia="zh-CN"/>
+        </w:rPr>
+        <w:instrText xml:space="preserve">)</w:instrText>
+      </w:r>
+      <w:r>
+        <w:rPr>
+          <w:rFonts w:hint="eastAsia"/>
+          <w:lang w:val="en-US" w:eastAsia="zh-CN"/>
+        </w:rPr>
+        <w:fldChar w:fldCharType="separate"/>
+      </w:r>
+      <w:r>
+        <w:rPr>
+          <w:rFonts w:hint="eastAsia"/>
+          <w:lang w:val="en-US" w:eastAsia="zh-CN"/>
+        </w:rPr>
+        <w:fldChar w:fldCharType="end"/>
+      </w:r>
+    </w:p>
+    <w:p>
+      <w:pPr>
+        <w:widowControl w:val="0"/>
+        <w:numPr>
+          <w:ilvl w:val="0"/>
+          <w:numId w:val="0"/>
+        </w:numPr>
+        <w:spacing w:beforeAutospacing="0" w:afterAutospacing="0"/>
+        <w:ind w:firstLine="420" w:firstLineChars="0"/>
+        <w:jc w:val="both"/>
+        <w:rPr>
+          <w:rFonts w:hint="eastAsia" w:hAnsi="Cambria Math" w:cs="Times New Roman"/>
+          <w:bCs/>
+          <w:i w:val="0"/>
+          <w:kern w:val="2"/>
+          <w:sz w:val="24"/>
+          <w:szCs w:val="24"/>
+          <w:lang w:val="en-US" w:eastAsia="zh-CN" w:bidi="ar-SA"/>
+        </w:rPr>
+      </w:pPr>
+      <w:r>
+        <w:rPr>
+          <w:rFonts w:hint="eastAsia" w:hAnsi="Cambria Math" w:cs="Times New Roman"/>
+          <w:bCs/>
+          <w:i w:val="0"/>
+          <w:kern w:val="2"/>
+          <w:sz w:val="24"/>
+          <w:szCs w:val="24"/>
+          <w:lang w:val="en-US" w:eastAsia="zh-CN" w:bidi="ar-SA"/>
+        </w:rPr>
+        <w:t>刚度矩阵K为：</w:t>
+      </w:r>
+    </w:p>
+    <w:p>
+      <w:pPr>
+        <w:pStyle w:val="8"/>
+        <w:bidi w:val="0"/>
+        <w:rPr>
+          <w:rFonts w:hint="default"/>
+          <w:lang w:val="en-US" w:eastAsia="zh-CN"/>
+        </w:rPr>
+      </w:pPr>
+      <w:r>
+        <w:rPr>
+          <w:rFonts w:hint="eastAsia"/>
+          <w:lang w:val="en-US" w:eastAsia="zh-CN"/>
+        </w:rPr>
+        <w:tab/>
+      </w:r>
+      <w:r>
+        <w:rPr>
+          <w:rFonts w:hint="eastAsia"/>
+          <w:position w:val="-28"/>
+          <w:lang w:val="en-US" w:eastAsia="zh-CN"/>
+        </w:rPr>
+        <w:object>
+          <v:shape id="_x0000_i1228" o:spt="75" type="#_x0000_t75" style="height:34pt;width:105pt;" o:ole="t" filled="f" o:preferrelative="t" stroked="f" coordsize="21600,21600">
+            <v:fill on="f" focussize="0,0"/>
+            <v:stroke on="f"/>
+            <v:imagedata r:id="rId425" o:title=""/>
+            <o:lock v:ext="edit" aspectratio="t"/>
+            <w10:wrap type="none"/>
+            <w10:anchorlock/>
+          </v:shape>
+          <o:OLEObject Type="Embed" ProgID="DSEquations" ShapeID="_x0000_i1228" DrawAspect="Content" ObjectID="_1468075928" r:id="rId424">
+            <o:LockedField>false</o:LockedField>
+          </o:OLEObject>
+        </w:object>
+      </w:r>
+      <w:r>
+        <w:rPr>
+          <w:rFonts w:hint="eastAsia"/>
+          <w:lang w:val="en-US" w:eastAsia="zh-CN"/>
+        </w:rPr>
+        <w:t xml:space="preserve"> </w:t>
+      </w:r>
+      <w:r>
+        <w:rPr>
+          <w:rFonts w:hint="eastAsia"/>
+          <w:lang w:val="en-US" w:eastAsia="zh-CN"/>
+        </w:rPr>
+        <w:tab/>
+      </w:r>
+      <w:r>
+        <w:rPr>
+          <w:rFonts w:hint="eastAsia"/>
+          <w:lang w:val="en-US" w:eastAsia="zh-CN"/>
+        </w:rPr>
+        <w:fldChar w:fldCharType="begin"/>
+      </w:r>
+      <w:r>
+        <w:rPr>
+          <w:rFonts w:hint="eastAsia"/>
+          <w:lang w:val="en-US" w:eastAsia="zh-CN"/>
+        </w:rPr>
+        <w:instrText xml:space="preserve"> MACROBUTTON MTPlaceRef \* MERGEFORMAT </w:instrText>
+      </w:r>
+      <w:r>
+        <w:rPr>
+          <w:rFonts w:hint="eastAsia"/>
+          <w:lang w:val="en-US" w:eastAsia="zh-CN"/>
+        </w:rPr>
+        <w:fldChar w:fldCharType="begin"/>
+      </w:r>
+      <w:r>
+        <w:rPr>
+          <w:rFonts w:hint="eastAsia"/>
+          <w:lang w:val="en-US" w:eastAsia="zh-CN"/>
+        </w:rPr>
+        <w:instrText xml:space="preserve"> SEQ MTEqn \h \* MERGEFORMAT </w:instrText>
+      </w:r>
+      <w:r>
+        <w:rPr>
+          <w:rFonts w:hint="eastAsia"/>
+          <w:lang w:val="en-US" w:eastAsia="zh-CN"/>
+        </w:rPr>
+        <w:fldChar w:fldCharType="separate"/>
+      </w:r>
+      <w:r>
+        <w:rPr>
+          <w:rFonts w:hint="eastAsia"/>
+          <w:lang w:val="en-US" w:eastAsia="zh-CN"/>
+        </w:rPr>
+        <w:fldChar w:fldCharType="end"/>
+      </w:r>
+      <w:r>
+        <w:rPr>
+          <w:rFonts w:hint="eastAsia"/>
+          <w:lang w:val="en-US" w:eastAsia="zh-CN"/>
+        </w:rPr>
+        <w:instrText xml:space="preserve">(</w:instrText>
+      </w:r>
+      <w:r>
+        <w:rPr>
+          <w:rFonts w:hint="eastAsia"/>
+          <w:lang w:val="en-US" w:eastAsia="zh-CN"/>
+        </w:rPr>
+        <w:fldChar w:fldCharType="begin"/>
+      </w:r>
+      <w:r>
+        <w:rPr>
+          <w:rFonts w:hint="eastAsia"/>
+          <w:lang w:val="en-US" w:eastAsia="zh-CN"/>
+        </w:rPr>
+        <w:instrText xml:space="preserve"> SEQ MTSec \c \* Arabic \* MERGEFORMAT </w:instrText>
+      </w:r>
+      <w:r>
+        <w:rPr>
+          <w:rFonts w:hint="eastAsia"/>
+          <w:lang w:val="en-US" w:eastAsia="zh-CN"/>
+        </w:rPr>
+        <w:fldChar w:fldCharType="separate"/>
+      </w:r>
+      <w:r>
+        <w:instrText xml:space="preserve">10</w:instrText>
+      </w:r>
+      <w:r>
+        <w:rPr>
+          <w:rFonts w:hint="eastAsia"/>
+          <w:lang w:val="en-US" w:eastAsia="zh-CN"/>
+        </w:rPr>
+        <w:fldChar w:fldCharType="end"/>
+      </w:r>
+      <w:r>
+        <w:rPr>
+          <w:rFonts w:hint="eastAsia"/>
+          <w:lang w:val="en-US" w:eastAsia="zh-CN"/>
+        </w:rPr>
+        <w:instrText xml:space="preserve">.</w:instrText>
+      </w:r>
+      <w:r>
+        <w:rPr>
+          <w:rFonts w:hint="eastAsia"/>
+          <w:lang w:val="en-US" w:eastAsia="zh-CN"/>
+        </w:rPr>
+        <w:fldChar w:fldCharType="begin"/>
+      </w:r>
+      <w:r>
+        <w:rPr>
+          <w:rFonts w:hint="eastAsia"/>
+          <w:lang w:val="en-US" w:eastAsia="zh-CN"/>
+        </w:rPr>
+        <w:instrText xml:space="preserve"> SEQ MTEqn \c \* Arabic \* MERGEFORMAT </w:instrText>
+      </w:r>
+      <w:r>
+        <w:rPr>
+          <w:rFonts w:hint="eastAsia"/>
+          <w:lang w:val="en-US" w:eastAsia="zh-CN"/>
+        </w:rPr>
+        <w:fldChar w:fldCharType="separate"/>
+      </w:r>
+      <w:r>
+        <w:instrText xml:space="preserve">4</w:instrText>
+      </w:r>
+      <w:r>
+        <w:rPr>
+          <w:rFonts w:hint="eastAsia"/>
+          <w:lang w:val="en-US" w:eastAsia="zh-CN"/>
+        </w:rPr>
+        <w:fldChar w:fldCharType="end"/>
+      </w:r>
+      <w:r>
+        <w:rPr>
+          <w:rFonts w:hint="eastAsia"/>
+          <w:lang w:val="en-US" w:eastAsia="zh-CN"/>
+        </w:rPr>
+        <w:instrText xml:space="preserve">)</w:instrText>
+      </w:r>
+      <w:r>
+        <w:rPr>
+          <w:rFonts w:hint="eastAsia"/>
+          <w:lang w:val="en-US" w:eastAsia="zh-CN"/>
+        </w:rPr>
+        <w:fldChar w:fldCharType="separate"/>
+      </w:r>
+      <w:r>
+        <w:rPr>
+          <w:rFonts w:hint="eastAsia"/>
+          <w:lang w:val="en-US" w:eastAsia="zh-CN"/>
+        </w:rPr>
+        <w:fldChar w:fldCharType="end"/>
+      </w:r>
+    </w:p>
+    <w:p>
+      <w:pPr>
+        <w:widowControl w:val="0"/>
+        <w:numPr>
+          <w:ilvl w:val="0"/>
+          <w:numId w:val="0"/>
+        </w:numPr>
+        <w:spacing w:beforeAutospacing="0" w:afterAutospacing="0"/>
+        <w:ind w:firstLine="420" w:firstLineChars="0"/>
+        <w:jc w:val="both"/>
+        <w:rPr>
+          <w:rFonts w:hint="eastAsia" w:hAnsi="Cambria Math" w:cs="Times New Roman"/>
+          <w:bCs/>
+          <w:i w:val="0"/>
+          <w:kern w:val="2"/>
+          <w:sz w:val="24"/>
+          <w:szCs w:val="24"/>
+          <w:lang w:val="en-US" w:eastAsia="zh-CN" w:bidi="ar-SA"/>
+        </w:rPr>
+      </w:pPr>
+      <w:r>
+        <w:rPr>
+          <w:rFonts w:hint="eastAsia" w:hAnsi="Cambria Math" w:cs="Times New Roman"/>
+          <w:bCs/>
+          <w:i w:val="0"/>
+          <w:kern w:val="2"/>
+          <w:sz w:val="24"/>
+          <w:szCs w:val="24"/>
+          <w:lang w:val="en-US" w:eastAsia="zh-CN" w:bidi="ar-SA"/>
+        </w:rPr>
+        <w:t>阻尼矩阵C可以用比例阻尼模型表示为：</w:t>
+      </w:r>
+    </w:p>
+    <w:p>
+      <w:pPr>
+        <w:pStyle w:val="8"/>
+        <w:bidi w:val="0"/>
+        <w:rPr>
+          <w:rFonts w:hint="eastAsia"/>
+          <w:lang w:val="en-US" w:eastAsia="zh-CN"/>
+        </w:rPr>
+      </w:pPr>
+      <w:r>
+        <w:rPr>
+          <w:rFonts w:hint="eastAsia"/>
+          <w:lang w:val="en-US" w:eastAsia="zh-CN"/>
+        </w:rPr>
+        <w:tab/>
+      </w:r>
+      <w:r>
+        <w:rPr>
+          <w:rFonts w:hint="eastAsia"/>
+          <w:position w:val="-12"/>
+          <w:lang w:val="en-US" w:eastAsia="zh-CN"/>
+        </w:rPr>
+        <w:object>
+          <v:shape id="_x0000_i1229" o:spt="75" type="#_x0000_t75" style="height:18pt;width:75pt;" o:ole="t" filled="f" o:preferrelative="t" stroked="f" coordsize="21600,21600">
+            <v:fill on="f" focussize="0,0"/>
+            <v:stroke on="f"/>
+            <v:imagedata r:id="rId427" o:title=""/>
+            <o:lock v:ext="edit" aspectratio="t"/>
+            <w10:wrap type="none"/>
+            <w10:anchorlock/>
+          </v:shape>
+          <o:OLEObject Type="Embed" ProgID="DSEquations" ShapeID="_x0000_i1229" DrawAspect="Content" ObjectID="_1468075929" r:id="rId426">
+            <o:LockedField>false</o:LockedField>
+          </o:OLEObject>
+        </w:object>
+      </w:r>
+      <w:r>
+        <w:rPr>
+          <w:rFonts w:hint="eastAsia"/>
+          <w:lang w:val="en-US" w:eastAsia="zh-CN"/>
+        </w:rPr>
+        <w:t xml:space="preserve"> </w:t>
+      </w:r>
+      <w:r>
+        <w:rPr>
+          <w:rFonts w:hint="eastAsia"/>
+          <w:lang w:val="en-US" w:eastAsia="zh-CN"/>
+        </w:rPr>
+        <w:tab/>
+      </w:r>
+      <w:r>
+        <w:rPr>
+          <w:rFonts w:hint="eastAsia"/>
+          <w:lang w:val="en-US" w:eastAsia="zh-CN"/>
+        </w:rPr>
+        <w:fldChar w:fldCharType="begin"/>
+      </w:r>
+      <w:r>
+        <w:rPr>
+          <w:rFonts w:hint="eastAsia"/>
+          <w:lang w:val="en-US" w:eastAsia="zh-CN"/>
+        </w:rPr>
+        <w:instrText xml:space="preserve"> MACROBUTTON MTPlaceRef \* MERGEFORMAT </w:instrText>
+      </w:r>
+      <w:r>
+        <w:rPr>
+          <w:rFonts w:hint="eastAsia"/>
+          <w:lang w:val="en-US" w:eastAsia="zh-CN"/>
+        </w:rPr>
+        <w:fldChar w:fldCharType="begin"/>
+      </w:r>
+      <w:r>
+        <w:rPr>
+          <w:rFonts w:hint="eastAsia"/>
+          <w:lang w:val="en-US" w:eastAsia="zh-CN"/>
+        </w:rPr>
+        <w:instrText xml:space="preserve"> SEQ MTEqn \h \* MERGEFORMAT </w:instrText>
+      </w:r>
+      <w:r>
+        <w:rPr>
+          <w:rFonts w:hint="eastAsia"/>
+          <w:lang w:val="en-US" w:eastAsia="zh-CN"/>
+        </w:rPr>
+        <w:fldChar w:fldCharType="separate"/>
+      </w:r>
+      <w:r>
+        <w:rPr>
+          <w:rFonts w:hint="eastAsia"/>
+          <w:lang w:val="en-US" w:eastAsia="zh-CN"/>
+        </w:rPr>
+        <w:fldChar w:fldCharType="end"/>
+      </w:r>
+      <w:r>
+        <w:rPr>
+          <w:rFonts w:hint="eastAsia"/>
+          <w:lang w:val="en-US" w:eastAsia="zh-CN"/>
+        </w:rPr>
+        <w:instrText xml:space="preserve">(</w:instrText>
+      </w:r>
+      <w:r>
+        <w:rPr>
+          <w:rFonts w:hint="eastAsia"/>
+          <w:lang w:val="en-US" w:eastAsia="zh-CN"/>
+        </w:rPr>
+        <w:fldChar w:fldCharType="begin"/>
+      </w:r>
+      <w:r>
+        <w:rPr>
+          <w:rFonts w:hint="eastAsia"/>
+          <w:lang w:val="en-US" w:eastAsia="zh-CN"/>
+        </w:rPr>
+        <w:instrText xml:space="preserve"> SEQ MTSec \c \* Arabic \* MERGEFORMAT </w:instrText>
+      </w:r>
+      <w:r>
+        <w:rPr>
+          <w:rFonts w:hint="eastAsia"/>
+          <w:lang w:val="en-US" w:eastAsia="zh-CN"/>
+        </w:rPr>
+        <w:fldChar w:fldCharType="separate"/>
+      </w:r>
+      <w:r>
+        <w:instrText xml:space="preserve">10</w:instrText>
+      </w:r>
+      <w:r>
+        <w:rPr>
+          <w:rFonts w:hint="eastAsia"/>
+          <w:lang w:val="en-US" w:eastAsia="zh-CN"/>
+        </w:rPr>
+        <w:fldChar w:fldCharType="end"/>
+      </w:r>
+      <w:r>
+        <w:rPr>
+          <w:rFonts w:hint="eastAsia"/>
+          <w:lang w:val="en-US" w:eastAsia="zh-CN"/>
+        </w:rPr>
+        <w:instrText xml:space="preserve">.</w:instrText>
+      </w:r>
+      <w:r>
+        <w:rPr>
+          <w:rFonts w:hint="eastAsia"/>
+          <w:lang w:val="en-US" w:eastAsia="zh-CN"/>
+        </w:rPr>
+        <w:fldChar w:fldCharType="begin"/>
+      </w:r>
+      <w:r>
+        <w:rPr>
+          <w:rFonts w:hint="eastAsia"/>
+          <w:lang w:val="en-US" w:eastAsia="zh-CN"/>
+        </w:rPr>
+        <w:instrText xml:space="preserve"> SEQ MTEqn \c \* Arabic \* MERGEFORMAT </w:instrText>
+      </w:r>
+      <w:r>
+        <w:rPr>
+          <w:rFonts w:hint="eastAsia"/>
+          <w:lang w:val="en-US" w:eastAsia="zh-CN"/>
+        </w:rPr>
+        <w:fldChar w:fldCharType="separate"/>
+      </w:r>
+      <w:r>
+        <w:instrText xml:space="preserve">5</w:instrText>
+      </w:r>
+      <w:r>
+        <w:rPr>
+          <w:rFonts w:hint="eastAsia"/>
+          <w:lang w:val="en-US" w:eastAsia="zh-CN"/>
+        </w:rPr>
+        <w:fldChar w:fldCharType="end"/>
+      </w:r>
+      <w:r>
+        <w:rPr>
+          <w:rFonts w:hint="eastAsia"/>
+          <w:lang w:val="en-US" w:eastAsia="zh-CN"/>
+        </w:rPr>
+        <w:instrText xml:space="preserve">)</w:instrText>
+      </w:r>
+      <w:r>
+        <w:rPr>
+          <w:rFonts w:hint="eastAsia"/>
+          <w:lang w:val="en-US" w:eastAsia="zh-CN"/>
+        </w:rPr>
+        <w:fldChar w:fldCharType="separate"/>
+      </w:r>
+      <w:r>
+        <w:rPr>
+          <w:rFonts w:hint="eastAsia"/>
+          <w:lang w:val="en-US" w:eastAsia="zh-CN"/>
+        </w:rPr>
+        <w:fldChar w:fldCharType="end"/>
+      </w:r>
+    </w:p>
+    <w:p>
+      <w:pPr>
+        <w:widowControl w:val="0"/>
+        <w:numPr>
+          <w:ilvl w:val="0"/>
+          <w:numId w:val="0"/>
+        </w:numPr>
+        <w:spacing w:beforeAutospacing="0" w:afterAutospacing="0"/>
+        <w:ind w:firstLine="420" w:firstLineChars="0"/>
+        <w:jc w:val="both"/>
+        <w:rPr>
+          <w:rFonts w:hint="default" w:hAnsi="Cambria Math" w:cs="Times New Roman"/>
+          <w:bCs/>
+          <w:i w:val="0"/>
+          <w:kern w:val="2"/>
+          <w:sz w:val="24"/>
+          <w:szCs w:val="24"/>
+          <w:lang w:val="en-US" w:eastAsia="zh-CN" w:bidi="ar-SA"/>
+        </w:rPr>
+      </w:pPr>
+      <w:r>
+        <w:rPr>
+          <w:rFonts w:hint="eastAsia" w:hAnsi="Cambria Math" w:cs="Times New Roman"/>
+          <w:bCs/>
+          <w:i w:val="0"/>
+          <w:kern w:val="2"/>
+          <w:sz w:val="24"/>
+          <w:szCs w:val="24"/>
+          <w:lang w:val="en-US" w:eastAsia="zh-CN" w:bidi="ar-SA"/>
+        </w:rPr>
+        <w:t>总体求解依旧使用交替求解方法，针对动力学子问题，可以采用Newmark隐式求解，具体算法参考动力学相关书籍。</w:t>
+      </w:r>
+      <w:bookmarkStart w:id="3" w:name="_GoBack"/>
+      <w:bookmarkEnd w:id="3"/>
+    </w:p>
+    <w:p>
+      <w:pPr>
+        <w:widowControl w:val="0"/>
+        <w:numPr>
+          <w:ilvl w:val="0"/>
+          <w:numId w:val="0"/>
+        </w:numPr>
+        <w:spacing w:beforeAutospacing="0" w:afterAutospacing="0"/>
+        <w:ind w:firstLine="420" w:firstLineChars="0"/>
+        <w:jc w:val="both"/>
+        <w:rPr>
+          <w:rFonts w:hint="default" w:hAnsi="Cambria Math" w:cs="Times New Roman"/>
+          <w:bCs/>
+          <w:i w:val="0"/>
+          <w:kern w:val="2"/>
+          <w:sz w:val="24"/>
+          <w:szCs w:val="24"/>
+          <w:lang w:val="en-US" w:eastAsia="zh-CN" w:bidi="ar-SA"/>
+        </w:rPr>
+      </w:pPr>
+    </w:p>
+    <w:p>
+      <w:pPr>
+        <w:widowControl w:val="0"/>
+        <w:numPr>
+          <w:ilvl w:val="0"/>
+          <w:numId w:val="0"/>
+        </w:numPr>
         <w:spacing w:beforeAutospacing="0" w:afterAutospacing="0"/>
         <w:ind w:firstLine="420" w:firstLineChars="0"/>
         <w:jc w:val="both"/>
@@ -50833,6 +52233,14 @@
           <w:lang w:val="en-US" w:eastAsia="zh-CN"/>
         </w:rPr>
         <w:tab/>
+      </w:r>
+      <w:r>
+        <w:rPr>
+          <w:rFonts w:hint="eastAsia" w:ascii="Times New Roman" w:hAnsi="Times New Roman"/>
+          <w:sz w:val="24"/>
+          <w:szCs w:val="24"/>
+          <w:lang w:val="en-US" w:eastAsia="zh-CN"/>
+        </w:rPr>
         <w:t xml:space="preserve">He Q C, Shao Q. Closed-form coordinate-free decompositions of the </w:t>
       </w:r>
       <w:r>
@@ -50843,6 +52251,14 @@
           <w:lang w:val="en-US" w:eastAsia="zh-CN"/>
         </w:rPr>
         <w:tab/>
+      </w:r>
+      <w:r>
+        <w:rPr>
+          <w:rFonts w:hint="eastAsia" w:ascii="Times New Roman" w:hAnsi="Times New Roman"/>
+          <w:sz w:val="24"/>
+          <w:szCs w:val="24"/>
+          <w:lang w:val="en-US" w:eastAsia="zh-CN"/>
+        </w:rPr>
         <w:t xml:space="preserve">two-dimensional strain and stress for modeling tension–compression </w:t>
       </w:r>
       <w:r>
@@ -50853,6 +52269,14 @@
           <w:lang w:val="en-US" w:eastAsia="zh-CN"/>
         </w:rPr>
         <w:tab/>
+      </w:r>
+      <w:r>
+        <w:rPr>
+          <w:rFonts w:hint="eastAsia" w:ascii="Times New Roman" w:hAnsi="Times New Roman"/>
+          <w:sz w:val="24"/>
+          <w:szCs w:val="24"/>
+          <w:lang w:val="en-US" w:eastAsia="zh-CN"/>
+        </w:rPr>
         <w:t>dissymmetry[J]. Journal of Applied Mechanics, 2019, 86(3): 031007.</w:t>
       </w:r>
     </w:p>
@@ -50889,6 +52313,14 @@
           <w:lang w:val="en-US" w:eastAsia="zh-CN"/>
         </w:rPr>
         <w:tab/>
+      </w:r>
+      <w:r>
+        <w:rPr>
+          <w:rFonts w:hint="eastAsia" w:ascii="Times New Roman" w:hAnsi="Times New Roman"/>
+          <w:sz w:val="24"/>
+          <w:szCs w:val="24"/>
+          <w:lang w:val="en-US" w:eastAsia="zh-CN"/>
+        </w:rPr>
         <w:t xml:space="preserve">Nguyen T T, Yvonnet J, Waldmann D, et al. Implementation of a new strain split </w:t>
       </w:r>
       <w:r>
@@ -50899,6 +52331,14 @@
           <w:lang w:val="en-US" w:eastAsia="zh-CN"/>
         </w:rPr>
         <w:tab/>
+      </w:r>
+      <w:r>
+        <w:rPr>
+          <w:rFonts w:hint="eastAsia" w:ascii="Times New Roman" w:hAnsi="Times New Roman"/>
+          <w:sz w:val="24"/>
+          <w:szCs w:val="24"/>
+          <w:lang w:val="en-US" w:eastAsia="zh-CN"/>
+        </w:rPr>
         <w:t xml:space="preserve">to model unilateral contact within the phase field method[J]. International Journal </w:t>
       </w:r>
       <w:r>
@@ -50909,6 +52349,14 @@
           <w:lang w:val="en-US" w:eastAsia="zh-CN"/>
         </w:rPr>
         <w:tab/>
+      </w:r>
+      <w:r>
+        <w:rPr>
+          <w:rFonts w:hint="eastAsia" w:ascii="Times New Roman" w:hAnsi="Times New Roman"/>
+          <w:sz w:val="24"/>
+          <w:szCs w:val="24"/>
+          <w:lang w:val="en-US" w:eastAsia="zh-CN"/>
+        </w:rPr>
         <w:t>for Numerical Methods in Engineering, 2020, 121(21): 4717-4733.</w:t>
       </w:r>
     </w:p>
@@ -50945,6 +52393,14 @@
           <w:lang w:val="en-US" w:eastAsia="zh-CN"/>
         </w:rPr>
         <w:tab/>
+      </w:r>
+      <w:r>
+        <w:rPr>
+          <w:rFonts w:hint="eastAsia" w:ascii="Times New Roman" w:hAnsi="Times New Roman"/>
+          <w:sz w:val="24"/>
+          <w:szCs w:val="24"/>
+          <w:lang w:val="en-US" w:eastAsia="zh-CN"/>
+        </w:rPr>
         <w:t xml:space="preserve">Ziaei-Rad V, Mollaali M, Nagel T, et al. Orthogonal decomposition of anisotropic </w:t>
       </w:r>
       <w:r>
@@ -50955,6 +52411,14 @@
           <w:lang w:val="en-US" w:eastAsia="zh-CN"/>
         </w:rPr>
         <w:tab/>
+      </w:r>
+      <w:r>
+        <w:rPr>
+          <w:rFonts w:hint="eastAsia" w:ascii="Times New Roman" w:hAnsi="Times New Roman"/>
+          <w:sz w:val="24"/>
+          <w:szCs w:val="24"/>
+          <w:lang w:val="en-US" w:eastAsia="zh-CN"/>
+        </w:rPr>
         <w:t xml:space="preserve">constitutive models for the phase field approach to fracture[J]. Journal of the </w:t>
       </w:r>
       <w:r>
@@ -50965,6 +52429,14 @@
           <w:lang w:val="en-US" w:eastAsia="zh-CN"/>
         </w:rPr>
         <w:tab/>
+      </w:r>
+      <w:r>
+        <w:rPr>
+          <w:rFonts w:hint="eastAsia" w:ascii="Times New Roman" w:hAnsi="Times New Roman"/>
+          <w:sz w:val="24"/>
+          <w:szCs w:val="24"/>
+          <w:lang w:val="en-US" w:eastAsia="zh-CN"/>
+        </w:rPr>
         <w:t>Mechanics and Physics of Solids, 2023, 171: 105143.</w:t>
       </w:r>
     </w:p>

--- a/断裂相场法总结.docx
+++ b/断裂相场法总结.docx
@@ -31378,7 +31378,7 @@
           <w:lang w:val="en-US" w:eastAsia="zh-CN"/>
         </w:rPr>
         <w:object>
-          <v:shape id="_x0000_i1174" o:spt="75" alt="" type="#_x0000_t75" style="height:186.95pt;width:310pt;" o:ole="t" filled="f" o:preferrelative="t" stroked="f" coordsize="21600,21600">
+          <v:shape id="_x0000_i1174" o:spt="75" type="#_x0000_t75" style="height:186.95pt;width:310pt;" o:ole="t" filled="f" o:preferrelative="t" stroked="f" coordsize="21600,21600">
             <v:path/>
             <v:fill on="f" focussize="0,0"/>
             <v:stroke on="f"/>
@@ -36926,7 +36926,20 @@
           <w:szCs w:val="24"/>
           <w:lang w:val="en-US" w:eastAsia="zh-CN"/>
         </w:rPr>
-        <w:t>感谢吴建营提供的PF-CZM代码，在此基础上，我们分析UEL子程序求解相场问题的相关技术。Github网址为：https://github.com/jianyingwu/pfczm-abaqus。</w:t>
+        <w:t>感谢吴建营教授</w:t>
+      </w:r>
+      <w:bookmarkStart w:id="3" w:name="_GoBack"/>
+      <w:bookmarkEnd w:id="3"/>
+      <w:r>
+        <w:rPr>
+          <w:rFonts w:hint="eastAsia" w:ascii="Times New Roman" w:hAnsi="Times New Roman" w:eastAsia="宋体" w:cs="Times New Roman"/>
+          <w:b w:val="0"/>
+          <w:bCs w:val="0"/>
+          <w:sz w:val="24"/>
+          <w:szCs w:val="24"/>
+          <w:lang w:val="en-US" w:eastAsia="zh-CN"/>
+        </w:rPr>
+        <w:t>提供的PF-CZM代码，在此基础上，我们分析UEL子程序求解相场问题的相关技术。Github网址为：https://github.com/jianyingwu/pfczm-abaqus。</w:t>
       </w:r>
     </w:p>
     <w:p>
@@ -47619,6 +47632,7 @@
         </w:rPr>
         <w:object>
           <v:shape id="_x0000_i1227" o:spt="75" type="#_x0000_t75" style="height:26pt;width:85.95pt;" o:ole="t" filled="f" o:preferrelative="t" stroked="f" coordsize="21600,21600">
+            <v:path/>
             <v:fill on="f" focussize="0,0"/>
             <v:stroke on="f"/>
             <v:imagedata r:id="rId423" o:title=""/>
@@ -47842,6 +47856,7 @@
         </w:rPr>
         <w:object>
           <v:shape id="_x0000_i1228" o:spt="75" type="#_x0000_t75" style="height:34pt;width:105pt;" o:ole="t" filled="f" o:preferrelative="t" stroked="f" coordsize="21600,21600">
+            <v:path/>
             <v:fill on="f" focussize="0,0"/>
             <v:stroke on="f"/>
             <v:imagedata r:id="rId425" o:title=""/>
@@ -48065,6 +48080,7 @@
         </w:rPr>
         <w:object>
           <v:shape id="_x0000_i1229" o:spt="75" type="#_x0000_t75" style="height:18pt;width:75pt;" o:ole="t" filled="f" o:preferrelative="t" stroked="f" coordsize="21600,21600">
+            <v:path/>
             <v:fill on="f" focussize="0,0"/>
             <v:stroke on="f"/>
             <v:imagedata r:id="rId427" o:title=""/>
@@ -48263,8 +48279,6 @@
         </w:rPr>
         <w:t>总体求解依旧使用交替求解方法，针对动力学子问题，可以采用Newmark隐式求解，具体算法参考动力学相关书籍。</w:t>
       </w:r>
-      <w:bookmarkStart w:id="3" w:name="_GoBack"/>
-      <w:bookmarkEnd w:id="3"/>
     </w:p>
     <w:p>
       <w:pPr>
